--- a/files/發包工程(作)開工前告知承攬商安全衛生紀錄表.docx
+++ b/files/發包工程(作)開工前告知承攬商安全衛生紀錄表.docx
@@ -12,21 +12,19 @@
         <w:spacing w:line="340" w:lineRule="atLeast"/>
         <w:jc w:val="center"/>
         <w:rPr>
-          <w:rFonts w:ascii="標楷體" w:eastAsia="標楷體" w:hAnsi="標楷體" w:cs="標楷體"/>
+          <w:rFonts w:eastAsia="標楷體"/>
           <w:b/>
-          <w:bCs/>
+          <w:color w:val="000000" w:themeColor="text1"/>
           <w:sz w:val="36"/>
-          <w:szCs w:val="36"/>
         </w:rPr>
       </w:pPr>
       <w:r>
         <w:rPr>
-          <w:rFonts w:ascii="標楷體" w:eastAsia="標楷體" w:hAnsi="標楷體" w:cs="標楷體"/>
+          <w:rFonts w:eastAsia="標楷體"/>
           <w:b/>
-          <w:bCs/>
           <w:noProof/>
+          <w:color w:val="000000" w:themeColor="text1"/>
           <w:sz w:val="36"/>
-          <w:szCs w:val="36"/>
         </w:rPr>
         <mc:AlternateContent>
           <mc:Choice Requires="wps">
@@ -119,11 +117,7 @@
           </mc:Choice>
           <mc:Fallback>
             <w:pict>
-              <v:shapetype w14:anchorId="09028BBD" id="_x0000_t202" coordsize="21600,21600" o:spt="202" path="m,l,21600r21600,l21600,xe">
-                <v:stroke joinstyle="miter"/>
-                <v:path gradientshapeok="t" o:connecttype="rect"/>
-              </v:shapetype>
-              <v:shape id="Text Box 32" o:spid="_x0000_s1026" type="#_x0000_t202" style="position:absolute;left:0;text-align:left;margin-left:11.05pt;margin-top:1.7pt;width:62.25pt;height:23.25pt;z-index:251619328;visibility:visible;mso-wrap-style:square;mso-width-percent:0;mso-height-percent:0;mso-wrap-distance-left:9pt;mso-wrap-distance-top:0;mso-wrap-distance-right:9pt;mso-wrap-distance-bottom:0;mso-position-horizontal:right;mso-position-horizontal-relative:margin;mso-position-vertical:absolute;mso-position-vertical-relative:text;mso-width-percent:0;mso-height-percent:0;mso-width-relative:page;mso-height-relative:page;v-text-anchor:top" o:gfxdata="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" o:allowincell="f">
+              <v:shape w14:anchorId="09028BBD" id="Text Box 32" o:spid="_x0000_s1049" type="#_x0000_t202" style="position:absolute;left:0;text-align:left;margin-left:11.05pt;margin-top:1.7pt;width:62.25pt;height:23.25pt;z-index:251619328;visibility:visible;mso-wrap-style:square;mso-width-percent:0;mso-height-percent:0;mso-wrap-distance-left:9pt;mso-wrap-distance-top:0;mso-wrap-distance-right:9pt;mso-wrap-distance-bottom:0;mso-position-horizontal:right;mso-position-horizontal-relative:margin;mso-position-vertical:absolute;mso-position-vertical-relative:text;mso-width-percent:0;mso-height-percent:0;mso-width-relative:page;mso-height-relative:page;v-text-anchor:top" o:gfxdata="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" o:allowincell="f">
                 <v:textbox>
                   <w:txbxContent>
                     <w:p>
@@ -160,80 +154,129 @@
           </mc:Fallback>
         </mc:AlternateContent>
       </w:r>
+    </w:p>
+    <w:p>
+      <w:pPr>
+        <w:tabs>
+          <w:tab w:val="left" w:pos="3060"/>
+          <w:tab w:val="left" w:pos="6480"/>
+        </w:tabs>
+        <w:snapToGrid w:val="0"/>
+        <w:spacing w:line="340" w:lineRule="atLeast"/>
+        <w:ind w:leftChars="1000" w:left="2400" w:rightChars="1000" w:right="2400"/>
+        <w:jc w:val="center"/>
+        <w:outlineLvl w:val="0"/>
+        <w:rPr>
+          <w:rFonts w:eastAsia="標楷體"/>
+          <w:b/>
+          <w:color w:val="000000" w:themeColor="text1"/>
+          <w:sz w:val="36"/>
+        </w:rPr>
+      </w:pPr>
+      <w:bookmarkStart w:id="63" w:name="_Toc242179496"/>
+      <w:bookmarkStart w:id="64" w:name="_Toc242179555"/>
+      <w:bookmarkStart w:id="65" w:name="_Toc242179758"/>
       <w:r>
         <w:rPr>
-          <w:rFonts w:ascii="標楷體" w:eastAsia="標楷體" w:hAnsi="標楷體" w:cs="標楷體" w:hint="eastAsia"/>
+          <w:rFonts w:eastAsia="標楷體" w:hint="eastAsia"/>
           <w:b/>
-          <w:bCs/>
+          <w:color w:val="000000" w:themeColor="text1"/>
           <w:sz w:val="36"/>
-          <w:szCs w:val="36"/>
         </w:rPr>
         <w:t>興達發電廠發包工程</w:t>
       </w:r>
       <w:r>
         <w:rPr>
-          <w:rFonts w:ascii="標楷體" w:eastAsia="標楷體" w:hAnsi="標楷體" w:cs="標楷體" w:hint="eastAsia"/>
+          <w:rFonts w:eastAsia="標楷體"/>
           <w:b/>
-          <w:bCs/>
+          <w:color w:val="000000" w:themeColor="text1"/>
           <w:sz w:val="36"/>
-          <w:szCs w:val="36"/>
         </w:rPr>
-        <w:t>(作)</w:t>
+        <w:t>(</w:t>
       </w:r>
-    </w:p>
-    <w:p>
-      <w:pPr>
-        <w:spacing w:after="100" w:line="500" w:lineRule="exact"/>
-        <w:jc w:val="center"/>
-        <w:rPr>
-          <w:rFonts w:ascii="標楷體" w:eastAsia="標楷體" w:hAnsi="標楷體" w:cs="標楷體"/>
-          <w:b/>
-          <w:bCs/>
-          <w:sz w:val="36"/>
-          <w:szCs w:val="36"/>
-        </w:rPr>
-      </w:pPr>
       <w:r>
         <w:rPr>
-          <w:rFonts w:ascii="標楷體" w:eastAsia="標楷體" w:hAnsi="標楷體" w:cs="標楷體" w:hint="eastAsia"/>
+          <w:rFonts w:eastAsia="標楷體" w:hint="eastAsia"/>
           <w:b/>
-          <w:bCs/>
+          <w:color w:val="000000" w:themeColor="text1"/>
           <w:sz w:val="36"/>
-          <w:szCs w:val="36"/>
+        </w:rPr>
+        <w:t>作</w:t>
+      </w:r>
+      <w:r>
+        <w:rPr>
+          <w:rFonts w:eastAsia="標楷體"/>
+          <w:b/>
+          <w:color w:val="000000" w:themeColor="text1"/>
+          <w:sz w:val="36"/>
+        </w:rPr>
+        <w:t>)</w:t>
+      </w:r>
+      <w:bookmarkStart w:id="66" w:name="_Toc242179497"/>
+      <w:bookmarkStart w:id="67" w:name="_Toc242179556"/>
+      <w:bookmarkStart w:id="68" w:name="_Toc242179759"/>
+      <w:bookmarkEnd w:id="63"/>
+      <w:bookmarkEnd w:id="64"/>
+      <w:bookmarkEnd w:id="65"/>
+      <w:r>
+        <w:rPr>
+          <w:rFonts w:eastAsia="標楷體" w:hint="eastAsia"/>
+          <w:b/>
+          <w:color w:val="000000" w:themeColor="text1"/>
+          <w:sz w:val="36"/>
         </w:rPr>
         <w:t>開工前告知承攬商安全衛生紀錄表</w:t>
       </w:r>
+      <w:bookmarkEnd w:id="66"/>
+      <w:bookmarkEnd w:id="67"/>
+      <w:bookmarkEnd w:id="68"/>
     </w:p>
     <w:p>
       <w:pPr>
         <w:spacing w:line="400" w:lineRule="exact"/>
         <w:rPr>
-          <w:rFonts w:ascii="標楷體" w:eastAsia="標楷體" w:hAnsi="標楷體"/>
+          <w:rFonts w:eastAsia="標楷體"/>
+          <w:color w:val="000000" w:themeColor="text1"/>
           <w:sz w:val="20"/>
-          <w:szCs w:val="20"/>
         </w:rPr>
       </w:pPr>
       <w:r>
         <w:rPr>
-          <w:rFonts w:ascii="標楷體" w:eastAsia="標楷體" w:hAnsi="標楷體" w:cs="標楷體" w:hint="eastAsia"/>
+          <w:rFonts w:eastAsia="標楷體" w:hint="eastAsia"/>
+          <w:color w:val="000000" w:themeColor="text1"/>
           <w:sz w:val="20"/>
-          <w:szCs w:val="20"/>
         </w:rPr>
         <w:t>一、工程</w:t>
       </w:r>
       <w:r>
         <w:rPr>
-          <w:rFonts w:ascii="標楷體" w:eastAsia="標楷體" w:hAnsi="標楷體" w:cs="標楷體" w:hint="eastAsia"/>
+          <w:rFonts w:eastAsia="標楷體"/>
+          <w:color w:val="000000" w:themeColor="text1"/>
           <w:sz w:val="20"/>
-          <w:szCs w:val="20"/>
         </w:rPr>
-        <w:t>(作)</w:t>
+        <w:t>(</w:t>
       </w:r>
       <w:r>
         <w:rPr>
-          <w:rFonts w:ascii="標楷體" w:eastAsia="標楷體" w:hAnsi="標楷體" w:cs="標楷體" w:hint="eastAsia"/>
+          <w:rFonts w:eastAsia="標楷體" w:hint="eastAsia"/>
+          <w:color w:val="000000" w:themeColor="text1"/>
           <w:sz w:val="20"/>
-          <w:szCs w:val="20"/>
+        </w:rPr>
+        <w:t>作</w:t>
+      </w:r>
+      <w:r>
+        <w:rPr>
+          <w:rFonts w:eastAsia="標楷體"/>
+          <w:color w:val="000000" w:themeColor="text1"/>
+          <w:sz w:val="20"/>
+        </w:rPr>
+        <w:t>)</w:t>
+      </w:r>
+      <w:r>
+        <w:rPr>
+          <w:rFonts w:eastAsia="標楷體" w:hint="eastAsia"/>
+          <w:color w:val="000000" w:themeColor="text1"/>
+          <w:sz w:val="20"/>
         </w:rPr>
         <w:t>名稱：</w:t>
       </w:r>
@@ -242,192 +285,192 @@
       <w:pPr>
         <w:spacing w:line="400" w:lineRule="exact"/>
         <w:rPr>
-          <w:rFonts w:ascii="標楷體" w:eastAsia="標楷體" w:hAnsi="標楷體"/>
+          <w:rFonts w:eastAsia="標楷體"/>
+          <w:color w:val="000000" w:themeColor="text1"/>
           <w:sz w:val="20"/>
-          <w:szCs w:val="20"/>
         </w:rPr>
       </w:pPr>
       <w:r>
         <w:rPr>
-          <w:rFonts w:ascii="標楷體" w:eastAsia="標楷體" w:hAnsi="標楷體" w:cs="標楷體" w:hint="eastAsia"/>
+          <w:rFonts w:eastAsia="標楷體" w:hint="eastAsia"/>
+          <w:color w:val="000000" w:themeColor="text1"/>
           <w:sz w:val="20"/>
-          <w:szCs w:val="20"/>
         </w:rPr>
         <w:t>二、時間：</w:t>
       </w:r>
       <w:r>
         <w:rPr>
-          <w:rFonts w:ascii="標楷體" w:eastAsia="標楷體" w:hAnsi="標楷體" w:cs="標楷體" w:hint="eastAsia"/>
+          <w:rFonts w:eastAsia="標楷體"/>
+          <w:color w:val="000000" w:themeColor="text1"/>
           <w:sz w:val="20"/>
-          <w:szCs w:val="20"/>
         </w:rPr>
         <w:t xml:space="preserve">   </w:t>
       </w:r>
       <w:r>
         <w:rPr>
-          <w:rFonts w:ascii="標楷體" w:eastAsia="標楷體" w:hAnsi="標楷體" w:cs="標楷體" w:hint="eastAsia"/>
+          <w:rFonts w:eastAsia="標楷體" w:hint="eastAsia"/>
+          <w:color w:val="000000" w:themeColor="text1"/>
           <w:sz w:val="20"/>
-          <w:szCs w:val="20"/>
         </w:rPr>
         <w:t>年</w:t>
       </w:r>
       <w:r>
         <w:rPr>
-          <w:rFonts w:ascii="標楷體" w:eastAsia="標楷體" w:hAnsi="標楷體" w:cs="標楷體" w:hint="eastAsia"/>
+          <w:rFonts w:eastAsia="標楷體"/>
+          <w:color w:val="000000" w:themeColor="text1"/>
           <w:sz w:val="20"/>
-          <w:szCs w:val="20"/>
         </w:rPr>
         <w:t xml:space="preserve">   </w:t>
       </w:r>
       <w:r>
         <w:rPr>
-          <w:rFonts w:ascii="標楷體" w:eastAsia="標楷體" w:hAnsi="標楷體" w:cs="標楷體" w:hint="eastAsia"/>
+          <w:rFonts w:eastAsia="標楷體" w:hint="eastAsia"/>
+          <w:color w:val="000000" w:themeColor="text1"/>
           <w:sz w:val="20"/>
-          <w:szCs w:val="20"/>
         </w:rPr>
         <w:t>月</w:t>
       </w:r>
       <w:r>
         <w:rPr>
-          <w:rFonts w:ascii="標楷體" w:eastAsia="標楷體" w:hAnsi="標楷體" w:cs="標楷體" w:hint="eastAsia"/>
+          <w:rFonts w:eastAsia="標楷體"/>
+          <w:color w:val="000000" w:themeColor="text1"/>
           <w:sz w:val="20"/>
-          <w:szCs w:val="20"/>
         </w:rPr>
         <w:t xml:space="preserve">   </w:t>
       </w:r>
       <w:r>
         <w:rPr>
-          <w:rFonts w:ascii="標楷體" w:eastAsia="標楷體" w:hAnsi="標楷體" w:cs="標楷體" w:hint="eastAsia"/>
+          <w:rFonts w:eastAsia="標楷體" w:hint="eastAsia"/>
+          <w:color w:val="000000" w:themeColor="text1"/>
           <w:sz w:val="20"/>
-          <w:szCs w:val="20"/>
         </w:rPr>
         <w:t>日</w:t>
       </w:r>
       <w:r>
         <w:rPr>
-          <w:rFonts w:ascii="標楷體" w:eastAsia="標楷體" w:hAnsi="標楷體" w:cs="標楷體" w:hint="eastAsia"/>
+          <w:rFonts w:eastAsia="標楷體"/>
+          <w:color w:val="000000" w:themeColor="text1"/>
           <w:sz w:val="20"/>
-          <w:szCs w:val="20"/>
         </w:rPr>
         <w:t xml:space="preserve">    </w:t>
       </w:r>
       <w:r>
         <w:rPr>
-          <w:rFonts w:ascii="標楷體" w:eastAsia="標楷體" w:hAnsi="標楷體" w:cs="標楷體" w:hint="eastAsia"/>
+          <w:rFonts w:eastAsia="標楷體" w:hint="eastAsia"/>
+          <w:color w:val="000000" w:themeColor="text1"/>
           <w:sz w:val="20"/>
-          <w:szCs w:val="20"/>
         </w:rPr>
         <w:t>時分</w:t>
       </w:r>
       <w:r>
         <w:rPr>
-          <w:rFonts w:ascii="標楷體" w:eastAsia="標楷體" w:hAnsi="標楷體" w:cs="標楷體" w:hint="eastAsia"/>
+          <w:rFonts w:eastAsia="標楷體"/>
+          <w:color w:val="000000" w:themeColor="text1"/>
           <w:sz w:val="20"/>
-          <w:szCs w:val="20"/>
         </w:rPr>
         <w:t xml:space="preserve">           </w:t>
       </w:r>
       <w:r>
         <w:rPr>
-          <w:rFonts w:ascii="標楷體" w:eastAsia="標楷體" w:hAnsi="標楷體" w:cs="標楷體" w:hint="eastAsia"/>
+          <w:rFonts w:eastAsia="標楷體" w:hint="eastAsia"/>
+          <w:color w:val="000000" w:themeColor="text1"/>
           <w:sz w:val="20"/>
-          <w:szCs w:val="20"/>
         </w:rPr>
         <w:t>工期：</w:t>
       </w:r>
       <w:r>
         <w:rPr>
-          <w:rFonts w:ascii="標楷體" w:eastAsia="標楷體" w:hAnsi="標楷體" w:cs="標楷體" w:hint="eastAsia"/>
+          <w:rFonts w:eastAsia="標楷體"/>
+          <w:color w:val="000000" w:themeColor="text1"/>
           <w:sz w:val="20"/>
-          <w:szCs w:val="20"/>
         </w:rPr>
         <w:t xml:space="preserve">   </w:t>
       </w:r>
       <w:r>
         <w:rPr>
-          <w:rFonts w:ascii="標楷體" w:eastAsia="標楷體" w:hAnsi="標楷體" w:cs="標楷體" w:hint="eastAsia"/>
+          <w:rFonts w:eastAsia="標楷體" w:hint="eastAsia"/>
+          <w:color w:val="000000" w:themeColor="text1"/>
           <w:sz w:val="20"/>
-          <w:szCs w:val="20"/>
         </w:rPr>
         <w:t>年</w:t>
       </w:r>
       <w:r>
         <w:rPr>
-          <w:rFonts w:ascii="標楷體" w:eastAsia="標楷體" w:hAnsi="標楷體" w:cs="標楷體" w:hint="eastAsia"/>
+          <w:rFonts w:eastAsia="標楷體"/>
+          <w:color w:val="000000" w:themeColor="text1"/>
           <w:sz w:val="20"/>
-          <w:szCs w:val="20"/>
         </w:rPr>
         <w:t xml:space="preserve">   </w:t>
       </w:r>
       <w:r>
         <w:rPr>
-          <w:rFonts w:ascii="標楷體" w:eastAsia="標楷體" w:hAnsi="標楷體" w:cs="標楷體" w:hint="eastAsia"/>
+          <w:rFonts w:eastAsia="標楷體" w:hint="eastAsia"/>
+          <w:color w:val="000000" w:themeColor="text1"/>
           <w:sz w:val="20"/>
-          <w:szCs w:val="20"/>
         </w:rPr>
         <w:t>月</w:t>
       </w:r>
       <w:r>
         <w:rPr>
-          <w:rFonts w:ascii="標楷體" w:eastAsia="標楷體" w:hAnsi="標楷體" w:cs="標楷體" w:hint="eastAsia"/>
+          <w:rFonts w:eastAsia="標楷體"/>
+          <w:color w:val="000000" w:themeColor="text1"/>
           <w:sz w:val="20"/>
-          <w:szCs w:val="20"/>
         </w:rPr>
         <w:t xml:space="preserve">   </w:t>
       </w:r>
       <w:r>
         <w:rPr>
-          <w:rFonts w:ascii="標楷體" w:eastAsia="標楷體" w:hAnsi="標楷體" w:cs="標楷體" w:hint="eastAsia"/>
+          <w:rFonts w:eastAsia="標楷體" w:hint="eastAsia"/>
+          <w:color w:val="000000" w:themeColor="text1"/>
           <w:sz w:val="20"/>
-          <w:szCs w:val="20"/>
         </w:rPr>
         <w:t>日起</w:t>
       </w:r>
       <w:r>
         <w:rPr>
-          <w:rFonts w:ascii="標楷體" w:eastAsia="標楷體" w:hAnsi="標楷體" w:cs="標楷體" w:hint="eastAsia"/>
+          <w:rFonts w:eastAsia="標楷體"/>
+          <w:color w:val="000000" w:themeColor="text1"/>
           <w:sz w:val="20"/>
-          <w:szCs w:val="20"/>
         </w:rPr>
         <w:t xml:space="preserve">   </w:t>
       </w:r>
       <w:r>
         <w:rPr>
-          <w:rFonts w:ascii="標楷體" w:eastAsia="標楷體" w:hAnsi="標楷體" w:cs="標楷體" w:hint="eastAsia"/>
+          <w:rFonts w:eastAsia="標楷體" w:hint="eastAsia"/>
+          <w:color w:val="000000" w:themeColor="text1"/>
           <w:sz w:val="20"/>
-          <w:szCs w:val="20"/>
         </w:rPr>
         <w:t>年</w:t>
       </w:r>
       <w:r>
         <w:rPr>
-          <w:rFonts w:ascii="標楷體" w:eastAsia="標楷體" w:hAnsi="標楷體" w:cs="標楷體" w:hint="eastAsia"/>
+          <w:rFonts w:eastAsia="標楷體"/>
+          <w:color w:val="000000" w:themeColor="text1"/>
           <w:sz w:val="20"/>
-          <w:szCs w:val="20"/>
         </w:rPr>
         <w:t xml:space="preserve">   </w:t>
       </w:r>
       <w:r>
         <w:rPr>
-          <w:rFonts w:ascii="標楷體" w:eastAsia="標楷體" w:hAnsi="標楷體" w:cs="標楷體" w:hint="eastAsia"/>
+          <w:rFonts w:eastAsia="標楷體" w:hint="eastAsia"/>
+          <w:color w:val="000000" w:themeColor="text1"/>
           <w:sz w:val="20"/>
-          <w:szCs w:val="20"/>
         </w:rPr>
         <w:t>月</w:t>
       </w:r>
       <w:r>
         <w:rPr>
-          <w:rFonts w:ascii="標楷體" w:eastAsia="標楷體" w:hAnsi="標楷體" w:cs="標楷體" w:hint="eastAsia"/>
+          <w:rFonts w:eastAsia="標楷體"/>
+          <w:color w:val="000000" w:themeColor="text1"/>
           <w:sz w:val="20"/>
-          <w:szCs w:val="20"/>
         </w:rPr>
         <w:t xml:space="preserve">   </w:t>
       </w:r>
       <w:r>
         <w:rPr>
-          <w:rFonts w:ascii="標楷體" w:eastAsia="標楷體" w:hAnsi="標楷體" w:cs="標楷體" w:hint="eastAsia"/>
+          <w:rFonts w:eastAsia="標楷體" w:hint="eastAsia"/>
+          <w:color w:val="000000" w:themeColor="text1"/>
           <w:sz w:val="20"/>
-          <w:szCs w:val="20"/>
         </w:rPr>
         <w:t>日止</w:t>
       </w:r>
@@ -436,16 +479,16 @@
       <w:pPr>
         <w:spacing w:line="400" w:lineRule="exact"/>
         <w:rPr>
-          <w:rFonts w:ascii="標楷體" w:eastAsia="標楷體" w:hAnsi="標楷體"/>
+          <w:rFonts w:eastAsia="標楷體"/>
+          <w:color w:val="000000" w:themeColor="text1"/>
           <w:sz w:val="20"/>
-          <w:szCs w:val="20"/>
         </w:rPr>
       </w:pPr>
       <w:r>
         <w:rPr>
-          <w:rFonts w:ascii="標楷體" w:eastAsia="標楷體" w:hAnsi="標楷體" w:cs="標楷體" w:hint="eastAsia"/>
+          <w:rFonts w:eastAsia="標楷體" w:hint="eastAsia"/>
+          <w:color w:val="000000" w:themeColor="text1"/>
           <w:sz w:val="20"/>
-          <w:szCs w:val="20"/>
         </w:rPr>
         <w:t>三、地點：</w:t>
       </w:r>
@@ -454,1556 +497,1454 @@
       <w:pPr>
         <w:spacing w:after="60" w:line="400" w:lineRule="exact"/>
         <w:rPr>
-          <w:rFonts w:ascii="標楷體" w:eastAsia="標楷體" w:hAnsi="標楷體"/>
+          <w:rFonts w:eastAsia="標楷體"/>
+          <w:color w:val="000000" w:themeColor="text1"/>
           <w:sz w:val="20"/>
-          <w:szCs w:val="20"/>
         </w:rPr>
       </w:pPr>
       <w:r>
         <w:rPr>
-          <w:rFonts w:ascii="標楷體" w:eastAsia="標楷體" w:hAnsi="標楷體" w:cs="標楷體" w:hint="eastAsia"/>
+          <w:rFonts w:hint="eastAsia"/>
+          <w:noProof/>
+        </w:rPr>
+        <w:drawing>
+          <wp:anchor distT="0" distB="0" distL="114300" distR="114300" simplePos="0" relativeHeight="251921408" behindDoc="0" locked="0" layoutInCell="1" allowOverlap="1" wp14:anchorId="51C86D09" wp14:editId="5FA80C9D">
+            <wp:simplePos x="0" y="0"/>
+            <wp:positionH relativeFrom="column">
+              <wp:posOffset>3551555</wp:posOffset>
+            </wp:positionH>
+            <wp:positionV relativeFrom="paragraph">
+              <wp:posOffset>8890</wp:posOffset>
+            </wp:positionV>
+            <wp:extent cx="3028950" cy="1352550"/>
+            <wp:effectExtent l="0" t="0" r="0" b="0"/>
+            <wp:wrapSquare wrapText="bothSides"/>
+            <wp:docPr id="1475616609" name="圖片 1475616609"/>
+            <wp:cNvGraphicFramePr>
+              <a:graphicFrameLocks xmlns:a="http://schemas.openxmlformats.org/drawingml/2006/main" noChangeAspect="1"/>
+            </wp:cNvGraphicFramePr>
+            <a:graphic xmlns:a="http://schemas.openxmlformats.org/drawingml/2006/main">
+              <a:graphicData uri="http://schemas.openxmlformats.org/drawingml/2006/picture">
+                <pic:pic xmlns:pic="http://schemas.openxmlformats.org/drawingml/2006/picture">
+                  <pic:nvPicPr>
+                    <pic:cNvPr id="0" name="Picture 68"/>
+                    <pic:cNvPicPr>
+                      <a:picLocks noChangeAspect="1" noChangeArrowheads="1"/>
+                    </pic:cNvPicPr>
+                  </pic:nvPicPr>
+                  <pic:blipFill>
+                    <a:blip r:embed="rId16">
+                      <a:extLst>
+                        <a:ext uri="{28A0092B-C50C-407E-A947-70E740481C1C}">
+                          <a14:useLocalDpi xmlns:a14="http://schemas.microsoft.com/office/drawing/2010/main" val="0"/>
+                        </a:ext>
+                      </a:extLst>
+                    </a:blip>
+                    <a:srcRect/>
+                    <a:stretch>
+                      <a:fillRect/>
+                    </a:stretch>
+                  </pic:blipFill>
+                  <pic:spPr bwMode="auto">
+                    <a:xfrm>
+                      <a:off x="0" y="0"/>
+                      <a:ext cx="3028950" cy="1352550"/>
+                    </a:xfrm>
+                    <a:prstGeom prst="rect">
+                      <a:avLst/>
+                    </a:prstGeom>
+                    <a:noFill/>
+                    <a:ln>
+                      <a:noFill/>
+                    </a:ln>
+                  </pic:spPr>
+                </pic:pic>
+              </a:graphicData>
+            </a:graphic>
+            <wp14:sizeRelH relativeFrom="margin">
+              <wp14:pctWidth>0</wp14:pctWidth>
+            </wp14:sizeRelH>
+          </wp:anchor>
+        </w:drawing>
+      </w:r>
+      <w:r>
+        <w:rPr>
+          <w:rFonts w:eastAsia="標楷體" w:hint="eastAsia"/>
+          <w:color w:val="000000" w:themeColor="text1"/>
           <w:sz w:val="20"/>
-          <w:szCs w:val="20"/>
         </w:rPr>
         <w:t>四、參加人員：</w:t>
       </w:r>
     </w:p>
-    <w:tbl>
-      <w:tblPr>
-        <w:tblW w:w="0" w:type="auto"/>
-        <w:tblInd w:w="2" w:type="dxa"/>
-        <w:tblBorders>
-          <w:top w:val="single" w:sz="12" w:space="0" w:color="auto"/>
-          <w:left w:val="single" w:sz="12" w:space="0" w:color="auto"/>
-          <w:bottom w:val="single" w:sz="12" w:space="0" w:color="auto"/>
-          <w:right w:val="single" w:sz="12" w:space="0" w:color="auto"/>
-          <w:insideH w:val="single" w:sz="12" w:space="0" w:color="auto"/>
-          <w:insideV w:val="single" w:sz="12" w:space="0" w:color="auto"/>
-        </w:tblBorders>
-        <w:tblLayout w:type="fixed"/>
-        <w:tblCellMar>
-          <w:left w:w="28" w:type="dxa"/>
-          <w:right w:w="28" w:type="dxa"/>
-        </w:tblCellMar>
-        <w:tblLook w:val="0000" w:firstRow="0" w:lastRow="0" w:firstColumn="0" w:lastColumn="0" w:noHBand="0" w:noVBand="0"/>
-      </w:tblPr>
-      <w:tblGrid>
-        <w:gridCol w:w="2234"/>
-        <w:gridCol w:w="1084"/>
-        <w:gridCol w:w="1456"/>
-        <w:gridCol w:w="1455"/>
-        <w:gridCol w:w="1442"/>
-        <w:gridCol w:w="1442"/>
-      </w:tblGrid>
-      <w:tr>
-        <w:trPr>
-          <w:cantSplit/>
-          <w:trHeight w:val="300"/>
-        </w:trPr>
-        <w:tc>
-          <w:tcPr>
-            <w:tcW w:w="2234" w:type="dxa"/>
-            <w:tcBorders>
-              <w:bottom w:val="single" w:sz="4" w:space="0" w:color="auto"/>
-            </w:tcBorders>
-          </w:tcPr>
-          <w:p>
-            <w:pPr>
-              <w:spacing w:after="40" w:line="320" w:lineRule="exact"/>
-              <w:jc w:val="center"/>
-              <w:rPr>
-                <w:rFonts w:ascii="標楷體" w:eastAsia="標楷體" w:hAnsi="標楷體"/>
-                <w:sz w:val="20"/>
-                <w:szCs w:val="20"/>
-              </w:rPr>
-            </w:pPr>
-            <w:r>
-              <w:rPr>
-                <w:rFonts w:ascii="標楷體" w:eastAsia="標楷體" w:hAnsi="標楷體" w:cs="標楷體" w:hint="eastAsia"/>
-                <w:sz w:val="20"/>
-                <w:szCs w:val="20"/>
-              </w:rPr>
-              <w:t>本廠工程</w:t>
-            </w:r>
-            <w:r>
-              <w:rPr>
-                <w:rFonts w:ascii="標楷體" w:eastAsia="標楷體" w:hAnsi="標楷體" w:cs="標楷體" w:hint="eastAsia"/>
-                <w:sz w:val="20"/>
-                <w:szCs w:val="20"/>
-              </w:rPr>
-              <w:t>(作)</w:t>
-            </w:r>
-            <w:r>
-              <w:rPr>
-                <w:rFonts w:ascii="標楷體" w:eastAsia="標楷體" w:hAnsi="標楷體" w:cs="標楷體" w:hint="eastAsia"/>
-                <w:sz w:val="20"/>
-                <w:szCs w:val="20"/>
-              </w:rPr>
-              <w:t>檢驗員</w:t>
-            </w:r>
-          </w:p>
-        </w:tc>
-        <w:tc>
-          <w:tcPr>
-            <w:tcW w:w="1084" w:type="dxa"/>
-            <w:vMerge w:val="restart"/>
-            <w:tcBorders>
-              <w:top w:val="nil"/>
-              <w:left w:val="nil"/>
-              <w:bottom w:val="nil"/>
-              <w:right w:val="single" w:sz="12" w:space="0" w:color="auto"/>
-            </w:tcBorders>
-          </w:tcPr>
-          <w:p>
-            <w:pPr>
-              <w:spacing w:after="40" w:line="320" w:lineRule="exact"/>
-              <w:jc w:val="center"/>
-              <w:rPr>
-                <w:rFonts w:ascii="標楷體" w:eastAsia="標楷體" w:hAnsi="標楷體"/>
-                <w:sz w:val="20"/>
-                <w:szCs w:val="20"/>
-              </w:rPr>
-            </w:pPr>
-          </w:p>
-          <w:p>
-            <w:pPr>
-              <w:spacing w:after="40" w:line="320" w:lineRule="exact"/>
-              <w:jc w:val="center"/>
-              <w:rPr>
-                <w:rFonts w:ascii="標楷體" w:eastAsia="標楷體" w:hAnsi="標楷體"/>
-                <w:sz w:val="20"/>
-                <w:szCs w:val="20"/>
-              </w:rPr>
-            </w:pPr>
-          </w:p>
-          <w:p>
-            <w:pPr>
-              <w:spacing w:after="40" w:line="320" w:lineRule="exact"/>
-              <w:jc w:val="center"/>
-              <w:rPr>
-                <w:rFonts w:ascii="標楷體" w:eastAsia="標楷體" w:hAnsi="標楷體"/>
-                <w:sz w:val="20"/>
-                <w:szCs w:val="20"/>
-              </w:rPr>
-            </w:pPr>
-          </w:p>
-          <w:p>
-            <w:pPr>
-              <w:spacing w:after="40" w:line="320" w:lineRule="exact"/>
-              <w:jc w:val="center"/>
-              <w:rPr>
-                <w:rFonts w:ascii="標楷體" w:eastAsia="標楷體" w:hAnsi="標楷體"/>
-                <w:sz w:val="20"/>
-                <w:szCs w:val="20"/>
-              </w:rPr>
-            </w:pPr>
-          </w:p>
-          <w:p>
-            <w:pPr>
-              <w:spacing w:after="40" w:line="320" w:lineRule="exact"/>
-              <w:jc w:val="center"/>
-              <w:rPr>
-                <w:rFonts w:ascii="標楷體" w:eastAsia="標楷體" w:hAnsi="標楷體"/>
-                <w:sz w:val="20"/>
-                <w:szCs w:val="20"/>
-              </w:rPr>
-            </w:pPr>
-          </w:p>
-          <w:p>
-            <w:pPr>
-              <w:spacing w:after="40" w:line="320" w:lineRule="exact"/>
-              <w:jc w:val="center"/>
-              <w:rPr>
-                <w:rFonts w:ascii="標楷體" w:eastAsia="標楷體" w:hAnsi="標楷體"/>
-                <w:sz w:val="20"/>
-                <w:szCs w:val="20"/>
-              </w:rPr>
-            </w:pPr>
-          </w:p>
-          <w:p>
-            <w:pPr>
-              <w:spacing w:after="40" w:line="320" w:lineRule="exact"/>
-              <w:jc w:val="center"/>
-              <w:rPr>
-                <w:rFonts w:ascii="標楷體" w:eastAsia="標楷體" w:hAnsi="標楷體"/>
-                <w:sz w:val="20"/>
-                <w:szCs w:val="20"/>
-              </w:rPr>
-            </w:pPr>
-          </w:p>
-          <w:p>
-            <w:pPr>
-              <w:spacing w:after="40" w:line="320" w:lineRule="exact"/>
-              <w:jc w:val="both"/>
-              <w:rPr>
-                <w:rFonts w:ascii="標楷體" w:eastAsia="標楷體" w:hAnsi="標楷體"/>
-                <w:sz w:val="20"/>
-                <w:szCs w:val="20"/>
-              </w:rPr>
-            </w:pPr>
-            <w:r>
-              <w:rPr>
-                <w:rFonts w:ascii="標楷體" w:eastAsia="標楷體" w:hAnsi="標楷體" w:cs="標楷體" w:hint="eastAsia"/>
-                <w:sz w:val="20"/>
-                <w:szCs w:val="20"/>
-              </w:rPr>
-              <w:t>告知</w:t>
-            </w:r>
-          </w:p>
-        </w:tc>
-        <w:tc>
-          <w:tcPr>
-            <w:tcW w:w="5795" w:type="dxa"/>
-            <w:gridSpan w:val="4"/>
-            <w:tcBorders>
-              <w:top w:val="single" w:sz="12" w:space="0" w:color="auto"/>
-              <w:left w:val="single" w:sz="12" w:space="0" w:color="auto"/>
-              <w:bottom w:val="single" w:sz="4" w:space="0" w:color="auto"/>
-              <w:right w:val="single" w:sz="12" w:space="0" w:color="auto"/>
-            </w:tcBorders>
-          </w:tcPr>
-          <w:p>
-            <w:pPr>
-              <w:spacing w:after="40" w:line="320" w:lineRule="exact"/>
-              <w:jc w:val="center"/>
-              <w:rPr>
-                <w:rFonts w:ascii="標楷體" w:eastAsia="標楷體" w:hAnsi="標楷體"/>
-                <w:sz w:val="20"/>
-                <w:szCs w:val="20"/>
-              </w:rPr>
-            </w:pPr>
-            <w:r>
-              <w:rPr>
-                <w:rFonts w:ascii="標楷體" w:eastAsia="標楷體" w:hAnsi="標楷體" w:cs="標楷體" w:hint="eastAsia"/>
-                <w:sz w:val="20"/>
-                <w:szCs w:val="20"/>
-              </w:rPr>
-              <w:t>承攬商工作人員</w:t>
-            </w:r>
-          </w:p>
-        </w:tc>
-      </w:tr>
-      <w:tr>
-        <w:trPr>
-          <w:cantSplit/>
-          <w:trHeight w:val="80"/>
-        </w:trPr>
-        <w:tc>
-          <w:tcPr>
-            <w:tcW w:w="2234" w:type="dxa"/>
-            <w:vMerge w:val="restart"/>
-            <w:tcBorders>
-              <w:top w:val="single" w:sz="4" w:space="0" w:color="auto"/>
-              <w:bottom w:val="nil"/>
-            </w:tcBorders>
-          </w:tcPr>
-          <w:p>
-            <w:pPr>
-              <w:spacing w:line="400" w:lineRule="exact"/>
-              <w:rPr>
-                <w:rFonts w:ascii="標楷體" w:eastAsia="標楷體" w:hAnsi="標楷體"/>
-                <w:sz w:val="20"/>
-                <w:szCs w:val="20"/>
-              </w:rPr>
-            </w:pPr>
-          </w:p>
-        </w:tc>
-        <w:tc>
-          <w:tcPr>
-            <w:tcW w:w="1084" w:type="dxa"/>
-            <w:vMerge/>
-            <w:tcBorders>
-              <w:top w:val="nil"/>
-              <w:left w:val="nil"/>
-              <w:bottom w:val="nil"/>
-              <w:right w:val="single" w:sz="12" w:space="0" w:color="auto"/>
-            </w:tcBorders>
-          </w:tcPr>
-          <w:p>
-            <w:pPr>
-              <w:spacing w:line="400" w:lineRule="exact"/>
-              <w:rPr>
-                <w:rFonts w:ascii="標楷體" w:eastAsia="標楷體" w:hAnsi="標楷體"/>
-                <w:sz w:val="20"/>
-                <w:szCs w:val="20"/>
-              </w:rPr>
-            </w:pPr>
-          </w:p>
-        </w:tc>
-        <w:tc>
-          <w:tcPr>
-            <w:tcW w:w="1456" w:type="dxa"/>
-            <w:tcBorders>
-              <w:top w:val="single" w:sz="4" w:space="0" w:color="auto"/>
-              <w:left w:val="single" w:sz="12" w:space="0" w:color="auto"/>
-              <w:bottom w:val="single" w:sz="4" w:space="0" w:color="auto"/>
-              <w:right w:val="single" w:sz="4" w:space="0" w:color="auto"/>
-            </w:tcBorders>
-          </w:tcPr>
-          <w:p>
-            <w:pPr>
-              <w:spacing w:line="400" w:lineRule="exact"/>
-              <w:rPr>
-                <w:rFonts w:ascii="標楷體" w:eastAsia="標楷體" w:hAnsi="標楷體"/>
-                <w:sz w:val="20"/>
-                <w:szCs w:val="20"/>
-              </w:rPr>
-            </w:pPr>
-          </w:p>
-        </w:tc>
-        <w:tc>
-          <w:tcPr>
-            <w:tcW w:w="1455" w:type="dxa"/>
-            <w:tcBorders>
-              <w:top w:val="single" w:sz="4" w:space="0" w:color="auto"/>
-              <w:left w:val="single" w:sz="4" w:space="0" w:color="auto"/>
-              <w:bottom w:val="single" w:sz="4" w:space="0" w:color="auto"/>
-              <w:right w:val="single" w:sz="4" w:space="0" w:color="auto"/>
-            </w:tcBorders>
-          </w:tcPr>
-          <w:p>
-            <w:pPr>
-              <w:spacing w:line="400" w:lineRule="exact"/>
-              <w:rPr>
-                <w:rFonts w:ascii="標楷體" w:eastAsia="標楷體" w:hAnsi="標楷體"/>
-                <w:sz w:val="20"/>
-                <w:szCs w:val="20"/>
-              </w:rPr>
-            </w:pPr>
-          </w:p>
-        </w:tc>
-        <w:tc>
-          <w:tcPr>
-            <w:tcW w:w="1442" w:type="dxa"/>
-            <w:tcBorders>
-              <w:top w:val="single" w:sz="4" w:space="0" w:color="auto"/>
-              <w:left w:val="single" w:sz="4" w:space="0" w:color="auto"/>
-              <w:bottom w:val="single" w:sz="4" w:space="0" w:color="auto"/>
-              <w:right w:val="single" w:sz="4" w:space="0" w:color="auto"/>
-            </w:tcBorders>
-          </w:tcPr>
-          <w:p>
-            <w:pPr>
-              <w:spacing w:line="400" w:lineRule="exact"/>
-              <w:rPr>
-                <w:rFonts w:ascii="標楷體" w:eastAsia="標楷體" w:hAnsi="標楷體"/>
-                <w:sz w:val="20"/>
-                <w:szCs w:val="20"/>
-              </w:rPr>
-            </w:pPr>
-          </w:p>
-        </w:tc>
-        <w:tc>
-          <w:tcPr>
-            <w:tcW w:w="1442" w:type="dxa"/>
-            <w:tcBorders>
-              <w:top w:val="single" w:sz="4" w:space="0" w:color="auto"/>
-              <w:left w:val="single" w:sz="4" w:space="0" w:color="auto"/>
-              <w:bottom w:val="single" w:sz="4" w:space="0" w:color="auto"/>
-              <w:right w:val="single" w:sz="12" w:space="0" w:color="auto"/>
-            </w:tcBorders>
-          </w:tcPr>
-          <w:p>
-            <w:pPr>
-              <w:spacing w:line="400" w:lineRule="exact"/>
-              <w:rPr>
-                <w:rFonts w:ascii="標楷體" w:eastAsia="標楷體" w:hAnsi="標楷體"/>
-                <w:sz w:val="20"/>
-                <w:szCs w:val="20"/>
-              </w:rPr>
-            </w:pPr>
-          </w:p>
-        </w:tc>
-      </w:tr>
-      <w:tr>
-        <w:trPr>
-          <w:cantSplit/>
-          <w:trHeight w:val="60"/>
-        </w:trPr>
-        <w:tc>
-          <w:tcPr>
-            <w:tcW w:w="2234" w:type="dxa"/>
-            <w:vMerge/>
-            <w:tcBorders>
-              <w:top w:val="nil"/>
-            </w:tcBorders>
-          </w:tcPr>
-          <w:p>
-            <w:pPr>
-              <w:spacing w:line="400" w:lineRule="exact"/>
-              <w:rPr>
-                <w:rFonts w:ascii="標楷體" w:eastAsia="標楷體" w:hAnsi="標楷體"/>
-                <w:sz w:val="20"/>
-                <w:szCs w:val="20"/>
-              </w:rPr>
-            </w:pPr>
-          </w:p>
-        </w:tc>
-        <w:tc>
-          <w:tcPr>
-            <w:tcW w:w="1084" w:type="dxa"/>
-            <w:vMerge/>
-            <w:tcBorders>
-              <w:top w:val="nil"/>
-              <w:left w:val="nil"/>
-              <w:bottom w:val="nil"/>
-              <w:right w:val="single" w:sz="12" w:space="0" w:color="auto"/>
-            </w:tcBorders>
-          </w:tcPr>
-          <w:p>
-            <w:pPr>
-              <w:spacing w:line="400" w:lineRule="exact"/>
-              <w:rPr>
-                <w:rFonts w:ascii="標楷體" w:eastAsia="標楷體" w:hAnsi="標楷體"/>
-                <w:sz w:val="20"/>
-                <w:szCs w:val="20"/>
-              </w:rPr>
-            </w:pPr>
-          </w:p>
-        </w:tc>
-        <w:tc>
-          <w:tcPr>
-            <w:tcW w:w="1456" w:type="dxa"/>
-            <w:tcBorders>
-              <w:top w:val="single" w:sz="4" w:space="0" w:color="auto"/>
-              <w:left w:val="single" w:sz="12" w:space="0" w:color="auto"/>
-              <w:bottom w:val="single" w:sz="4" w:space="0" w:color="auto"/>
-              <w:right w:val="single" w:sz="4" w:space="0" w:color="auto"/>
-            </w:tcBorders>
-          </w:tcPr>
-          <w:p>
-            <w:pPr>
-              <w:spacing w:line="400" w:lineRule="exact"/>
-              <w:rPr>
-                <w:rFonts w:ascii="標楷體" w:eastAsia="標楷體" w:hAnsi="標楷體"/>
-                <w:sz w:val="20"/>
-                <w:szCs w:val="20"/>
-              </w:rPr>
-            </w:pPr>
-          </w:p>
-        </w:tc>
-        <w:tc>
-          <w:tcPr>
-            <w:tcW w:w="1455" w:type="dxa"/>
-            <w:tcBorders>
-              <w:top w:val="single" w:sz="4" w:space="0" w:color="auto"/>
-              <w:left w:val="single" w:sz="4" w:space="0" w:color="auto"/>
-              <w:bottom w:val="single" w:sz="4" w:space="0" w:color="auto"/>
-              <w:right w:val="single" w:sz="4" w:space="0" w:color="auto"/>
-            </w:tcBorders>
-          </w:tcPr>
-          <w:p>
-            <w:pPr>
-              <w:spacing w:line="400" w:lineRule="exact"/>
-              <w:rPr>
-                <w:rFonts w:ascii="標楷體" w:eastAsia="標楷體" w:hAnsi="標楷體"/>
-                <w:sz w:val="20"/>
-                <w:szCs w:val="20"/>
-              </w:rPr>
-            </w:pPr>
-          </w:p>
-        </w:tc>
-        <w:tc>
-          <w:tcPr>
-            <w:tcW w:w="1442" w:type="dxa"/>
-            <w:tcBorders>
-              <w:top w:val="single" w:sz="4" w:space="0" w:color="auto"/>
-              <w:left w:val="single" w:sz="4" w:space="0" w:color="auto"/>
-              <w:bottom w:val="single" w:sz="4" w:space="0" w:color="auto"/>
-              <w:right w:val="single" w:sz="4" w:space="0" w:color="auto"/>
-            </w:tcBorders>
-          </w:tcPr>
-          <w:p>
-            <w:pPr>
-              <w:spacing w:line="400" w:lineRule="exact"/>
-              <w:rPr>
-                <w:rFonts w:ascii="標楷體" w:eastAsia="標楷體" w:hAnsi="標楷體"/>
-                <w:sz w:val="20"/>
-                <w:szCs w:val="20"/>
-              </w:rPr>
-            </w:pPr>
-          </w:p>
-        </w:tc>
-        <w:tc>
-          <w:tcPr>
-            <w:tcW w:w="1442" w:type="dxa"/>
-            <w:tcBorders>
-              <w:top w:val="single" w:sz="4" w:space="0" w:color="auto"/>
-              <w:left w:val="single" w:sz="4" w:space="0" w:color="auto"/>
-              <w:bottom w:val="single" w:sz="4" w:space="0" w:color="auto"/>
-              <w:right w:val="single" w:sz="12" w:space="0" w:color="auto"/>
-            </w:tcBorders>
-          </w:tcPr>
-          <w:p>
-            <w:pPr>
-              <w:spacing w:line="400" w:lineRule="exact"/>
-              <w:rPr>
-                <w:rFonts w:ascii="標楷體" w:eastAsia="標楷體" w:hAnsi="標楷體"/>
-                <w:sz w:val="20"/>
-                <w:szCs w:val="20"/>
-              </w:rPr>
-            </w:pPr>
-          </w:p>
-        </w:tc>
-      </w:tr>
-      <w:tr>
-        <w:trPr>
-          <w:cantSplit/>
-          <w:trHeight w:val="384"/>
-        </w:trPr>
-        <w:tc>
-          <w:tcPr>
-            <w:tcW w:w="2234" w:type="dxa"/>
-            <w:vMerge w:val="restart"/>
-            <w:tcBorders>
-              <w:left w:val="nil"/>
-              <w:bottom w:val="nil"/>
-              <w:right w:val="nil"/>
-            </w:tcBorders>
-          </w:tcPr>
-          <w:p>
-            <w:pPr>
-              <w:spacing w:line="400" w:lineRule="exact"/>
-              <w:jc w:val="both"/>
-              <w:rPr>
-                <w:rFonts w:ascii="標楷體" w:eastAsia="標楷體" w:hAnsi="標楷體"/>
-                <w:sz w:val="20"/>
-                <w:szCs w:val="20"/>
-              </w:rPr>
-            </w:pPr>
-            <w:r>
-              <w:rPr>
-                <w:rFonts w:ascii="標楷體" w:eastAsia="標楷體" w:hAnsi="標楷體"/>
-                <w:noProof/>
-              </w:rPr>
-              <mc:AlternateContent>
-                <mc:Choice Requires="wps">
-                  <w:drawing>
-                    <wp:anchor distT="0" distB="0" distL="114300" distR="114300" simplePos="0" relativeHeight="251617280" behindDoc="0" locked="0" layoutInCell="0" allowOverlap="1" wp14:anchorId="41B78955" wp14:editId="25CDBC3D">
-                      <wp:simplePos x="0" y="0"/>
-                      <wp:positionH relativeFrom="column">
-                        <wp:posOffset>914400</wp:posOffset>
-                      </wp:positionH>
-                      <wp:positionV relativeFrom="paragraph">
-                        <wp:posOffset>635</wp:posOffset>
-                      </wp:positionV>
-                      <wp:extent cx="5080" cy="551815"/>
-                      <wp:effectExtent l="95250" t="19050" r="71120" b="38735"/>
-                      <wp:wrapNone/>
-                      <wp:docPr id="57" name="Line 33"/>
-                      <wp:cNvGraphicFramePr>
-                        <a:graphicFrameLocks xmlns:a="http://schemas.openxmlformats.org/drawingml/2006/main"/>
-                      </wp:cNvGraphicFramePr>
-                      <a:graphic xmlns:a="http://schemas.openxmlformats.org/drawingml/2006/main">
-                        <a:graphicData uri="http://schemas.microsoft.com/office/word/2010/wordprocessingShape">
-                          <wps:wsp>
-                            <wps:cNvCnPr>
-                              <a:cxnSpLocks noChangeShapeType="1"/>
-                            </wps:cNvCnPr>
-                            <wps:spPr bwMode="auto">
-                              <a:xfrm>
-                                <a:off x="0" y="0"/>
-                                <a:ext cx="5080" cy="551815"/>
-                              </a:xfrm>
-                              <a:prstGeom prst="line">
-                                <a:avLst/>
-                              </a:prstGeom>
+    <w:p>
+      <w:pPr>
+        <w:spacing w:after="60" w:line="400" w:lineRule="exact"/>
+        <w:rPr>
+          <w:rFonts w:eastAsia="標楷體"/>
+          <w:color w:val="000000" w:themeColor="text1"/>
+          <w:sz w:val="20"/>
+        </w:rPr>
+      </w:pPr>
+      <w:r>
+        <w:rPr>
+          <w:rFonts w:eastAsia="標楷體"/>
+          <w:noProof/>
+          <w:color w:val="000000" w:themeColor="text1"/>
+          <w:sz w:val="20"/>
+        </w:rPr>
+        <mc:AlternateContent>
+          <mc:Choice Requires="wps">
+            <w:drawing>
+              <wp:anchor distT="0" distB="0" distL="114300" distR="114300" simplePos="0" relativeHeight="251908096" behindDoc="0" locked="0" layoutInCell="1" allowOverlap="1" wp14:anchorId="277BB3C2" wp14:editId="3198D4F8">
+                <wp:simplePos x="0" y="0"/>
+                <wp:positionH relativeFrom="margin">
+                  <wp:align>left</wp:align>
+                </wp:positionH>
+                <wp:positionV relativeFrom="paragraph">
+                  <wp:posOffset>97790</wp:posOffset>
+                </wp:positionV>
+                <wp:extent cx="1362075" cy="800100"/>
+                <wp:effectExtent l="0" t="0" r="28575" b="19050"/>
+                <wp:wrapNone/>
+                <wp:docPr id="47" name="文字方塊 47"/>
+                <wp:cNvGraphicFramePr/>
+                <a:graphic xmlns:a="http://schemas.openxmlformats.org/drawingml/2006/main">
+                  <a:graphicData uri="http://schemas.microsoft.com/office/word/2010/wordprocessingShape">
+                    <wps:wsp>
+                      <wps:cNvSpPr txBox="1"/>
+                      <wps:spPr>
+                        <a:xfrm>
+                          <a:off x="0" y="0"/>
+                          <a:ext cx="1362075" cy="800100"/>
+                        </a:xfrm>
+                        <a:prstGeom prst="rect">
+                          <a:avLst/>
+                        </a:prstGeom>
+                        <a:solidFill>
+                          <a:schemeClr val="lt1"/>
+                        </a:solidFill>
+                        <a:ln w="6350">
+                          <a:solidFill>
+                            <a:prstClr val="black"/>
+                          </a:solidFill>
+                        </a:ln>
+                      </wps:spPr>
+                      <wps:txbx>
+                        <w:txbxContent>
+                          <w:p>
+                            <w:pPr>
+                              <w:rPr>
+                                <w:rFonts w:ascii="標楷體" w:eastAsia="標楷體" w:hAnsi="標楷體"/>
+                                <w:sz w:val="20"/>
+                                <w:szCs w:val="20"/>
+                              </w:rPr>
+                            </w:pPr>
+                            <w:r>
+                              <w:rPr>
+                                <w:rFonts w:ascii="標楷體" w:eastAsia="標楷體" w:hAnsi="標楷體" w:hint="eastAsia"/>
+                                <w:sz w:val="20"/>
+                                <w:szCs w:val="20"/>
+                              </w:rPr>
+                              <w:t>本廠工程(作)檢驗員</w:t>
+                            </w:r>
+                          </w:p>
+                        </w:txbxContent>
+                      </wps:txbx>
+                      <wps:bodyPr rot="0" spcFirstLastPara="0" vertOverflow="overflow" horzOverflow="overflow" vert="horz" wrap="square" lIns="91440" tIns="45720" rIns="91440" bIns="45720" numCol="1" spcCol="0" rtlCol="0" fromWordArt="0" anchor="t" anchorCtr="0" forceAA="0" compatLnSpc="1">
+                        <a:prstTxWarp prst="textNoShape">
+                          <a:avLst/>
+                        </a:prstTxWarp>
+                        <a:noAutofit/>
+                      </wps:bodyPr>
+                    </wps:wsp>
+                  </a:graphicData>
+                </a:graphic>
+                <wp14:sizeRelH relativeFrom="margin">
+                  <wp14:pctWidth>0</wp14:pctWidth>
+                </wp14:sizeRelH>
+              </wp:anchor>
+            </w:drawing>
+          </mc:Choice>
+          <mc:Fallback>
+            <w:pict>
+              <v:shape w14:anchorId="277BB3C2" id="文字方塊 47" o:spid="_x0000_s1050" type="#_x0000_t202" style="position:absolute;margin-left:0;margin-top:7.7pt;width:107.25pt;height:63pt;z-index:251908096;visibility:visible;mso-wrap-style:square;mso-width-percent:0;mso-wrap-distance-left:9pt;mso-wrap-distance-top:0;mso-wrap-distance-right:9pt;mso-wrap-distance-bottom:0;mso-position-horizontal:left;mso-position-horizontal-relative:margin;mso-position-vertical:absolute;mso-position-vertical-relative:text;mso-width-percent:0;mso-width-relative:margin;v-text-anchor:top" o:gfxdata="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" fillcolor="white [3201]" strokeweight=".5pt">
+                <v:textbox>
+                  <w:txbxContent>
+                    <w:p>
+                      <w:pPr>
+                        <w:rPr>
+                          <w:rFonts w:ascii="標楷體" w:eastAsia="標楷體" w:hAnsi="標楷體"/>
+                          <w:sz w:val="20"/>
+                          <w:szCs w:val="20"/>
+                        </w:rPr>
+                      </w:pPr>
+                      <w:r>
+                        <w:rPr>
+                          <w:rFonts w:ascii="標楷體" w:eastAsia="標楷體" w:hAnsi="標楷體" w:hint="eastAsia"/>
+                          <w:sz w:val="20"/>
+                          <w:szCs w:val="20"/>
+                        </w:rPr>
+                        <w:t>本廠工程(作)檢驗員</w:t>
+                      </w:r>
+                    </w:p>
+                  </w:txbxContent>
+                </v:textbox>
+                <w10:wrap anchorx="margin"/>
+              </v:shape>
+            </w:pict>
+          </mc:Fallback>
+        </mc:AlternateContent>
+      </w:r>
+    </w:p>
+    <w:p>
+      <w:pPr>
+        <w:spacing w:after="60" w:line="400" w:lineRule="exact"/>
+        <w:rPr>
+          <w:rFonts w:eastAsia="標楷體"/>
+          <w:color w:val="000000" w:themeColor="text1"/>
+          <w:sz w:val="20"/>
+        </w:rPr>
+      </w:pPr>
+      <w:r>
+        <w:rPr>
+          <w:rFonts w:eastAsia="標楷體" w:hint="eastAsia"/>
+          <w:color w:val="000000" w:themeColor="text1"/>
+          <w:sz w:val="20"/>
+        </w:rPr>
+        <w:t xml:space="preserve">          </w:t>
+      </w:r>
+    </w:p>
+    <w:p>
+      <w:pPr>
+        <w:spacing w:after="60" w:line="400" w:lineRule="exact"/>
+        <w:rPr>
+          <w:rFonts w:eastAsia="標楷體"/>
+          <w:color w:val="000000" w:themeColor="text1"/>
+          <w:sz w:val="20"/>
+        </w:rPr>
+      </w:pPr>
+      <w:r>
+        <w:rPr>
+          <w:rFonts w:eastAsia="標楷體"/>
+          <w:noProof/>
+          <w:color w:val="000000" w:themeColor="text1"/>
+          <w:sz w:val="20"/>
+        </w:rPr>
+        <mc:AlternateContent>
+          <mc:Choice Requires="wps">
+            <w:drawing>
+              <wp:anchor distT="0" distB="0" distL="114300" distR="114300" simplePos="0" relativeHeight="251917312" behindDoc="0" locked="0" layoutInCell="1" allowOverlap="1" wp14:anchorId="36FCA2D3" wp14:editId="798B636F">
+                <wp:simplePos x="0" y="0"/>
+                <wp:positionH relativeFrom="column">
+                  <wp:posOffset>1579880</wp:posOffset>
+                </wp:positionH>
+                <wp:positionV relativeFrom="paragraph">
+                  <wp:posOffset>170815</wp:posOffset>
+                </wp:positionV>
+                <wp:extent cx="1962150" cy="9525"/>
+                <wp:effectExtent l="0" t="76200" r="0" b="85725"/>
+                <wp:wrapNone/>
+                <wp:docPr id="1475616599" name="直線單箭頭接點 1475616599"/>
+                <wp:cNvGraphicFramePr/>
+                <a:graphic xmlns:a="http://schemas.openxmlformats.org/drawingml/2006/main">
+                  <a:graphicData uri="http://schemas.microsoft.com/office/word/2010/wordprocessingShape">
+                    <wps:wsp>
+                      <wps:cNvCnPr/>
+                      <wps:spPr>
+                        <a:xfrm>
+                          <a:off x="0" y="0"/>
+                          <a:ext cx="1962150" cy="9525"/>
+                        </a:xfrm>
+                        <a:prstGeom prst="straightConnector1">
+                          <a:avLst/>
+                        </a:prstGeom>
+                        <a:ln w="28575">
+                          <a:solidFill>
+                            <a:srgbClr val="FF0000"/>
+                          </a:solidFill>
+                          <a:tailEnd type="triangle"/>
+                        </a:ln>
+                      </wps:spPr>
+                      <wps:style>
+                        <a:lnRef idx="1">
+                          <a:schemeClr val="dk1"/>
+                        </a:lnRef>
+                        <a:fillRef idx="0">
+                          <a:schemeClr val="dk1"/>
+                        </a:fillRef>
+                        <a:effectRef idx="0">
+                          <a:schemeClr val="dk1"/>
+                        </a:effectRef>
+                        <a:fontRef idx="minor">
+                          <a:schemeClr val="tx1"/>
+                        </a:fontRef>
+                      </wps:style>
+                      <wps:bodyPr/>
+                    </wps:wsp>
+                  </a:graphicData>
+                </a:graphic>
+              </wp:anchor>
+            </w:drawing>
+          </mc:Choice>
+          <mc:Fallback>
+            <w:pict>
+              <v:shapetype w14:anchorId="1D7A0624" id="_x0000_t32" coordsize="21600,21600" o:spt="32" o:oned="t" path="m,l21600,21600e" filled="f">
+                <v:path arrowok="t" fillok="f" o:connecttype="none"/>
+                <o:lock v:ext="edit" shapetype="t"/>
+              </v:shapetype>
+              <v:shape id="直線單箭頭接點 1475616599" o:spid="_x0000_s1026" type="#_x0000_t32" style="position:absolute;margin-left:124.4pt;margin-top:13.45pt;width:154.5pt;height:.75pt;z-index:251917312;visibility:visible;mso-wrap-style:square;mso-wrap-distance-left:9pt;mso-wrap-distance-top:0;mso-wrap-distance-right:9pt;mso-wrap-distance-bottom:0;mso-position-horizontal:absolute;mso-position-horizontal-relative:text;mso-position-vertical:absolute;mso-position-vertical-relative:text" o:gfxdata="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" strokecolor="red" strokeweight="2.25pt">
+                <v:stroke endarrow="block"/>
+              </v:shape>
+            </w:pict>
+          </mc:Fallback>
+        </mc:AlternateContent>
+      </w:r>
+      <w:r>
+        <w:rPr>
+          <w:rFonts w:eastAsia="標楷體"/>
+          <w:noProof/>
+          <w:color w:val="000000" w:themeColor="text1"/>
+          <w:sz w:val="20"/>
+        </w:rPr>
+        <mc:AlternateContent>
+          <mc:Choice Requires="wps">
+            <w:drawing>
+              <wp:anchor distT="0" distB="0" distL="114300" distR="114300" simplePos="0" relativeHeight="251916288" behindDoc="0" locked="0" layoutInCell="1" allowOverlap="1" wp14:anchorId="7FF133E5" wp14:editId="06C82102">
+                <wp:simplePos x="0" y="0"/>
+                <wp:positionH relativeFrom="column">
+                  <wp:posOffset>1579880</wp:posOffset>
+                </wp:positionH>
+                <wp:positionV relativeFrom="paragraph">
+                  <wp:posOffset>170815</wp:posOffset>
+                </wp:positionV>
+                <wp:extent cx="9525" cy="1276350"/>
+                <wp:effectExtent l="19050" t="19050" r="28575" b="19050"/>
+                <wp:wrapNone/>
+                <wp:docPr id="1475616594" name="直線接點 1475616594"/>
+                <wp:cNvGraphicFramePr/>
+                <a:graphic xmlns:a="http://schemas.openxmlformats.org/drawingml/2006/main">
+                  <a:graphicData uri="http://schemas.microsoft.com/office/word/2010/wordprocessingShape">
+                    <wps:wsp>
+                      <wps:cNvCnPr/>
+                      <wps:spPr>
+                        <a:xfrm flipH="1" flipV="1">
+                          <a:off x="0" y="0"/>
+                          <a:ext cx="9525" cy="1276350"/>
+                        </a:xfrm>
+                        <a:prstGeom prst="line">
+                          <a:avLst/>
+                        </a:prstGeom>
+                        <a:ln w="28575">
+                          <a:solidFill>
+                            <a:srgbClr val="FF0000"/>
+                          </a:solidFill>
+                        </a:ln>
+                      </wps:spPr>
+                      <wps:style>
+                        <a:lnRef idx="1">
+                          <a:schemeClr val="accent1"/>
+                        </a:lnRef>
+                        <a:fillRef idx="0">
+                          <a:schemeClr val="accent1"/>
+                        </a:fillRef>
+                        <a:effectRef idx="0">
+                          <a:schemeClr val="accent1"/>
+                        </a:effectRef>
+                        <a:fontRef idx="minor">
+                          <a:schemeClr val="tx1"/>
+                        </a:fontRef>
+                      </wps:style>
+                      <wps:bodyPr/>
+                    </wps:wsp>
+                  </a:graphicData>
+                </a:graphic>
+              </wp:anchor>
+            </w:drawing>
+          </mc:Choice>
+          <mc:Fallback>
+            <w:pict>
+              <v:line w14:anchorId="1081CFF5" id="直線接點 1475616594" o:spid="_x0000_s1026" style="position:absolute;flip:x y;z-index:251916288;visibility:visible;mso-wrap-style:square;mso-wrap-distance-left:9pt;mso-wrap-distance-top:0;mso-wrap-distance-right:9pt;mso-wrap-distance-bottom:0;mso-position-horizontal:absolute;mso-position-horizontal-relative:text;mso-position-vertical:absolute;mso-position-vertical-relative:text" from="124.4pt,13.45pt" to="125.15pt,113.95pt" o:gfxdata="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" strokecolor="red" strokeweight="2.25pt"/>
+            </w:pict>
+          </mc:Fallback>
+        </mc:AlternateContent>
+      </w:r>
+    </w:p>
+    <w:p>
+      <w:pPr>
+        <w:spacing w:after="60" w:line="400" w:lineRule="exact"/>
+        <w:rPr>
+          <w:rFonts w:eastAsia="標楷體"/>
+          <w:color w:val="000000" w:themeColor="text1"/>
+          <w:sz w:val="20"/>
+        </w:rPr>
+      </w:pPr>
+      <w:r>
+        <w:rPr>
+          <w:rFonts w:eastAsia="標楷體"/>
+          <w:noProof/>
+        </w:rPr>
+        <mc:AlternateContent>
+          <mc:Choice Requires="wps">
+            <w:drawing>
+              <wp:anchor distT="0" distB="0" distL="114300" distR="114300" simplePos="0" relativeHeight="251925504" behindDoc="0" locked="0" layoutInCell="1" allowOverlap="1" wp14:anchorId="378EDF77" wp14:editId="030EDF5E">
+                <wp:simplePos x="0" y="0"/>
+                <wp:positionH relativeFrom="column">
+                  <wp:posOffset>1484630</wp:posOffset>
+                </wp:positionH>
+                <wp:positionV relativeFrom="paragraph">
+                  <wp:posOffset>12065</wp:posOffset>
+                </wp:positionV>
+                <wp:extent cx="438150" cy="419100"/>
+                <wp:effectExtent l="0" t="0" r="0" b="0"/>
+                <wp:wrapNone/>
+                <wp:docPr id="1475616612" name="文字方塊 1475616612"/>
+                <wp:cNvGraphicFramePr/>
+                <a:graphic xmlns:a="http://schemas.openxmlformats.org/drawingml/2006/main">
+                  <a:graphicData uri="http://schemas.microsoft.com/office/word/2010/wordprocessingShape">
+                    <wps:wsp>
+                      <wps:cNvSpPr txBox="1"/>
+                      <wps:spPr>
+                        <a:xfrm>
+                          <a:off x="0" y="0"/>
+                          <a:ext cx="438150" cy="419100"/>
+                        </a:xfrm>
+                        <a:prstGeom prst="rect">
+                          <a:avLst/>
+                        </a:prstGeom>
+                        <a:noFill/>
+                        <a:ln w="6350">
+                          <a:noFill/>
+                        </a:ln>
+                      </wps:spPr>
+                      <wps:txbx>
+                        <w:txbxContent>
+                          <w:p>
+                            <w:pPr>
+                              <w:rPr>
+                                <w:rFonts w:ascii="標楷體" w:eastAsia="標楷體" w:hAnsi="標楷體"/>
+                                <w:sz w:val="20"/>
+                                <w:szCs w:val="20"/>
+                              </w:rPr>
+                            </w:pPr>
+                            <w:r>
+                              <w:rPr>
+                                <w:rFonts w:ascii="標楷體" w:eastAsia="標楷體" w:hAnsi="標楷體" w:hint="eastAsia"/>
+                                <w:sz w:val="20"/>
+                                <w:szCs w:val="20"/>
+                              </w:rPr>
+                              <w:t>告知</w:t>
+                            </w:r>
+                          </w:p>
+                        </w:txbxContent>
+                      </wps:txbx>
+                      <wps:bodyPr rot="0" spcFirstLastPara="0" vertOverflow="overflow" horzOverflow="overflow" vert="eaVert" wrap="square" lIns="91440" tIns="45720" rIns="91440" bIns="45720" numCol="1" spcCol="0" rtlCol="0" fromWordArt="0" anchor="t" anchorCtr="0" forceAA="0" compatLnSpc="1">
+                        <a:prstTxWarp prst="textNoShape">
+                          <a:avLst/>
+                        </a:prstTxWarp>
+                        <a:noAutofit/>
+                      </wps:bodyPr>
+                    </wps:wsp>
+                  </a:graphicData>
+                </a:graphic>
+                <wp14:sizeRelH relativeFrom="margin">
+                  <wp14:pctWidth>0</wp14:pctWidth>
+                </wp14:sizeRelH>
+              </wp:anchor>
+            </w:drawing>
+          </mc:Choice>
+          <mc:Fallback>
+            <w:pict>
+              <v:shape w14:anchorId="378EDF77" id="文字方塊 1475616612" o:spid="_x0000_s1051" type="#_x0000_t202" style="position:absolute;margin-left:116.9pt;margin-top:.95pt;width:34.5pt;height:33pt;z-index:251925504;visibility:visible;mso-wrap-style:square;mso-width-percent:0;mso-wrap-distance-left:9pt;mso-wrap-distance-top:0;mso-wrap-distance-right:9pt;mso-wrap-distance-bottom:0;mso-position-horizontal:absolute;mso-position-horizontal-relative:text;mso-position-vertical:absolute;mso-position-vertical-relative:text;mso-width-percent:0;mso-width-relative:margin;v-text-anchor:top" o:gfxdata="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" filled="f" stroked="f" strokeweight=".5pt">
+                <v:textbox style="layout-flow:vertical-ideographic">
+                  <w:txbxContent>
+                    <w:p>
+                      <w:pPr>
+                        <w:rPr>
+                          <w:rFonts w:ascii="標楷體" w:eastAsia="標楷體" w:hAnsi="標楷體"/>
+                          <w:sz w:val="20"/>
+                          <w:szCs w:val="20"/>
+                        </w:rPr>
+                      </w:pPr>
+                      <w:r>
+                        <w:rPr>
+                          <w:rFonts w:ascii="標楷體" w:eastAsia="標楷體" w:hAnsi="標楷體" w:hint="eastAsia"/>
+                          <w:sz w:val="20"/>
+                          <w:szCs w:val="20"/>
+                        </w:rPr>
+                        <w:t>告知</w:t>
+                      </w:r>
+                    </w:p>
+                  </w:txbxContent>
+                </v:textbox>
+              </v:shape>
+            </w:pict>
+          </mc:Fallback>
+        </mc:AlternateContent>
+      </w:r>
+      <w:r>
+        <w:rPr>
+          <w:rFonts w:eastAsia="標楷體"/>
+          <w:noProof/>
+        </w:rPr>
+        <mc:AlternateContent>
+          <mc:Choice Requires="wps">
+            <w:drawing>
+              <wp:anchor distT="0" distB="0" distL="114300" distR="114300" simplePos="0" relativeHeight="251923456" behindDoc="0" locked="0" layoutInCell="1" allowOverlap="1" wp14:anchorId="74DC40A8" wp14:editId="2B7B895D">
+                <wp:simplePos x="0" y="0"/>
+                <wp:positionH relativeFrom="column">
+                  <wp:posOffset>303530</wp:posOffset>
+                </wp:positionH>
+                <wp:positionV relativeFrom="paragraph">
+                  <wp:posOffset>88265</wp:posOffset>
+                </wp:positionV>
+                <wp:extent cx="438150" cy="419100"/>
+                <wp:effectExtent l="0" t="0" r="0" b="0"/>
+                <wp:wrapNone/>
+                <wp:docPr id="1475616611" name="文字方塊 1475616611"/>
+                <wp:cNvGraphicFramePr/>
+                <a:graphic xmlns:a="http://schemas.openxmlformats.org/drawingml/2006/main">
+                  <a:graphicData uri="http://schemas.microsoft.com/office/word/2010/wordprocessingShape">
+                    <wps:wsp>
+                      <wps:cNvSpPr txBox="1"/>
+                      <wps:spPr>
+                        <a:xfrm>
+                          <a:off x="0" y="0"/>
+                          <a:ext cx="438150" cy="419100"/>
+                        </a:xfrm>
+                        <a:prstGeom prst="rect">
+                          <a:avLst/>
+                        </a:prstGeom>
+                        <a:noFill/>
+                        <a:ln w="6350">
+                          <a:noFill/>
+                        </a:ln>
+                      </wps:spPr>
+                      <wps:txbx>
+                        <w:txbxContent>
+                          <w:p>
+                            <w:pPr>
+                              <w:rPr>
+                                <w:rFonts w:ascii="標楷體" w:eastAsia="標楷體" w:hAnsi="標楷體"/>
+                                <w:sz w:val="20"/>
+                                <w:szCs w:val="20"/>
+                              </w:rPr>
+                            </w:pPr>
+                            <w:r>
+                              <w:rPr>
+                                <w:rFonts w:ascii="標楷體" w:eastAsia="標楷體" w:hAnsi="標楷體" w:hint="eastAsia"/>
+                                <w:sz w:val="20"/>
+                                <w:szCs w:val="20"/>
+                              </w:rPr>
+                              <w:t>告知</w:t>
+                            </w:r>
+                          </w:p>
+                        </w:txbxContent>
+                      </wps:txbx>
+                      <wps:bodyPr rot="0" spcFirstLastPara="0" vertOverflow="overflow" horzOverflow="overflow" vert="eaVert" wrap="square" lIns="91440" tIns="45720" rIns="91440" bIns="45720" numCol="1" spcCol="0" rtlCol="0" fromWordArt="0" anchor="t" anchorCtr="0" forceAA="0" compatLnSpc="1">
+                        <a:prstTxWarp prst="textNoShape">
+                          <a:avLst/>
+                        </a:prstTxWarp>
+                        <a:noAutofit/>
+                      </wps:bodyPr>
+                    </wps:wsp>
+                  </a:graphicData>
+                </a:graphic>
+                <wp14:sizeRelH relativeFrom="margin">
+                  <wp14:pctWidth>0</wp14:pctWidth>
+                </wp14:sizeRelH>
+              </wp:anchor>
+            </w:drawing>
+          </mc:Choice>
+          <mc:Fallback>
+            <w:pict>
+              <v:shape w14:anchorId="74DC40A8" id="文字方塊 1475616611" o:spid="_x0000_s1052" type="#_x0000_t202" style="position:absolute;margin-left:23.9pt;margin-top:6.95pt;width:34.5pt;height:33pt;z-index:251923456;visibility:visible;mso-wrap-style:square;mso-width-percent:0;mso-wrap-distance-left:9pt;mso-wrap-distance-top:0;mso-wrap-distance-right:9pt;mso-wrap-distance-bottom:0;mso-position-horizontal:absolute;mso-position-horizontal-relative:text;mso-position-vertical:absolute;mso-position-vertical-relative:text;mso-width-percent:0;mso-width-relative:margin;v-text-anchor:top" o:gfxdata="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" filled="f" stroked="f" strokeweight=".5pt">
+                <v:textbox style="layout-flow:vertical-ideographic">
+                  <w:txbxContent>
+                    <w:p>
+                      <w:pPr>
+                        <w:rPr>
+                          <w:rFonts w:ascii="標楷體" w:eastAsia="標楷體" w:hAnsi="標楷體"/>
+                          <w:sz w:val="20"/>
+                          <w:szCs w:val="20"/>
+                        </w:rPr>
+                      </w:pPr>
+                      <w:r>
+                        <w:rPr>
+                          <w:rFonts w:ascii="標楷體" w:eastAsia="標楷體" w:hAnsi="標楷體" w:hint="eastAsia"/>
+                          <w:sz w:val="20"/>
+                          <w:szCs w:val="20"/>
+                        </w:rPr>
+                        <w:t>告知</w:t>
+                      </w:r>
+                    </w:p>
+                  </w:txbxContent>
+                </v:textbox>
+              </v:shape>
+            </w:pict>
+          </mc:Fallback>
+        </mc:AlternateContent>
+      </w:r>
+      <w:r>
+        <w:rPr>
+          <w:rFonts w:eastAsia="標楷體"/>
+          <w:noProof/>
+        </w:rPr>
+        <mc:AlternateContent>
+          <mc:Choice Requires="wps">
+            <w:drawing>
+              <wp:anchor distT="0" distB="0" distL="114300" distR="114300" simplePos="0" relativeHeight="251914240" behindDoc="0" locked="0" layoutInCell="1" allowOverlap="1" wp14:anchorId="7ABC9F11" wp14:editId="035CA930">
+                <wp:simplePos x="0" y="0"/>
+                <wp:positionH relativeFrom="column">
+                  <wp:posOffset>685800</wp:posOffset>
+                </wp:positionH>
+                <wp:positionV relativeFrom="paragraph">
+                  <wp:posOffset>31750</wp:posOffset>
+                </wp:positionV>
+                <wp:extent cx="635" cy="558800"/>
+                <wp:effectExtent l="73025" t="22860" r="78740" b="27940"/>
+                <wp:wrapNone/>
+                <wp:docPr id="1475616583" name="AutoShape 20"/>
+                <wp:cNvGraphicFramePr>
+                  <a:graphicFrameLocks xmlns:a="http://schemas.openxmlformats.org/drawingml/2006/main"/>
+                </wp:cNvGraphicFramePr>
+                <a:graphic xmlns:a="http://schemas.openxmlformats.org/drawingml/2006/main">
+                  <a:graphicData uri="http://schemas.microsoft.com/office/word/2010/wordprocessingShape">
+                    <wps:wsp>
+                      <wps:cNvCnPr>
+                        <a:cxnSpLocks noChangeShapeType="1"/>
+                      </wps:cNvCnPr>
+                      <wps:spPr bwMode="auto">
+                        <a:xfrm>
+                          <a:off x="0" y="0"/>
+                          <a:ext cx="635" cy="558800"/>
+                        </a:xfrm>
+                        <a:prstGeom prst="straightConnector1">
+                          <a:avLst/>
+                        </a:prstGeom>
+                        <a:noFill/>
+                        <a:ln w="31750">
+                          <a:solidFill>
+                            <a:schemeClr val="dk1">
+                              <a:lumMod val="100000"/>
+                              <a:lumOff val="0"/>
+                            </a:schemeClr>
+                          </a:solidFill>
+                          <a:round/>
+                          <a:headEnd/>
+                          <a:tailEnd type="triangle" w="med" len="med"/>
+                        </a:ln>
+                        <a:effectLst/>
+                        <a:extLst>
+                          <a:ext uri="{909E8E84-426E-40DD-AFC4-6F175D3DCCD1}">
+                            <a14:hiddenFill xmlns:a14="http://schemas.microsoft.com/office/drawing/2010/main">
                               <a:noFill/>
-                              <a:ln w="28575">
-                                <a:solidFill>
-                                  <a:srgbClr val="000000"/>
-                                </a:solidFill>
-                                <a:round/>
-                                <a:headEnd/>
-                                <a:tailEnd type="triangle" w="med" len="med"/>
-                              </a:ln>
-                              <a:extLst>
-                                <a:ext uri="{909E8E84-426E-40DD-AFC4-6F175D3DCCD1}">
-                                  <a14:hiddenFill xmlns:a14="http://schemas.microsoft.com/office/drawing/2010/main">
-                                    <a:noFill/>
-                                  </a14:hiddenFill>
-                                </a:ext>
-                              </a:extLst>
-                            </wps:spPr>
-                            <wps:bodyPr/>
-                          </wps:wsp>
-                        </a:graphicData>
-                      </a:graphic>
-                      <wp14:sizeRelH relativeFrom="page">
-                        <wp14:pctWidth>0</wp14:pctWidth>
-                      </wp14:sizeRelH>
-                      <wp14:sizeRelV relativeFrom="page">
-                        <wp14:pctHeight>0</wp14:pctHeight>
-                      </wp14:sizeRelV>
-                    </wp:anchor>
-                  </w:drawing>
-                </mc:Choice>
-                <mc:Fallback xmlns:w16sdtfl="http://schemas.microsoft.com/office/word/2024/wordml/sdtformatlock" xmlns:w16du="http://schemas.microsoft.com/office/word/2023/wordml/word16du">
-                  <w:pict>
-                    <v:line w14:anchorId="367980F4" id="Line 33" o:spid="_x0000_s1026" style="position:absolute;z-index:251617280;visibility:visible;mso-wrap-style:square;mso-width-percent:0;mso-height-percent:0;mso-wrap-distance-left:9pt;mso-wrap-distance-top:0;mso-wrap-distance-right:9pt;mso-wrap-distance-bottom:0;mso-position-horizontal:absolute;mso-position-horizontal-relative:text;mso-position-vertical:absolute;mso-position-vertical-relative:text;mso-width-percent:0;mso-height-percent:0;mso-width-relative:page;mso-height-relative:page" from="1in,.05pt" to="72.4pt,43.5pt" o:gfxdata="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" o:allowincell="f" strokeweight="2.25pt">
-                      <v:stroke endarrow="block"/>
-                    </v:line>
-                  </w:pict>
-                </mc:Fallback>
-              </mc:AlternateContent>
-            </w:r>
-            <w:r>
-              <w:rPr>
-                <w:rFonts w:ascii="標楷體" w:eastAsia="標楷體" w:hAnsi="標楷體" w:cs="標楷體" w:hint="eastAsia"/>
-                <w:sz w:val="20"/>
-                <w:szCs w:val="20"/>
-              </w:rPr>
-              <w:t xml:space="preserve">　　　告</w:t>
-            </w:r>
-          </w:p>
-          <w:p>
-            <w:pPr>
-              <w:spacing w:line="400" w:lineRule="exact"/>
-              <w:jc w:val="both"/>
-              <w:rPr>
-                <w:rFonts w:ascii="標楷體" w:eastAsia="標楷體" w:hAnsi="標楷體"/>
-                <w:sz w:val="20"/>
-                <w:szCs w:val="20"/>
-              </w:rPr>
-            </w:pPr>
-            <w:r>
-              <w:rPr>
-                <w:rFonts w:ascii="標楷體" w:eastAsia="標楷體" w:hAnsi="標楷體" w:cs="標楷體" w:hint="eastAsia"/>
-                <w:sz w:val="20"/>
-                <w:szCs w:val="20"/>
-              </w:rPr>
-              <w:t xml:space="preserve">　　　知</w:t>
-            </w:r>
-          </w:p>
-        </w:tc>
-        <w:tc>
-          <w:tcPr>
-            <w:tcW w:w="1084" w:type="dxa"/>
-            <w:vMerge/>
-            <w:tcBorders>
-              <w:top w:val="nil"/>
-              <w:left w:val="nil"/>
-              <w:bottom w:val="nil"/>
-              <w:right w:val="single" w:sz="12" w:space="0" w:color="auto"/>
-            </w:tcBorders>
-          </w:tcPr>
-          <w:p>
-            <w:pPr>
-              <w:spacing w:line="400" w:lineRule="exact"/>
-              <w:rPr>
-                <w:rFonts w:ascii="標楷體" w:eastAsia="標楷體" w:hAnsi="標楷體"/>
-                <w:sz w:val="20"/>
-                <w:szCs w:val="20"/>
-              </w:rPr>
-            </w:pPr>
-          </w:p>
-        </w:tc>
-        <w:tc>
-          <w:tcPr>
-            <w:tcW w:w="1456" w:type="dxa"/>
-            <w:tcBorders>
-              <w:top w:val="single" w:sz="4" w:space="0" w:color="auto"/>
-              <w:left w:val="single" w:sz="12" w:space="0" w:color="auto"/>
-              <w:bottom w:val="single" w:sz="4" w:space="0" w:color="auto"/>
-              <w:right w:val="single" w:sz="4" w:space="0" w:color="auto"/>
-            </w:tcBorders>
-          </w:tcPr>
-          <w:p>
-            <w:pPr>
-              <w:spacing w:line="400" w:lineRule="exact"/>
-              <w:rPr>
-                <w:rFonts w:ascii="標楷體" w:eastAsia="標楷體" w:hAnsi="標楷體"/>
-                <w:sz w:val="20"/>
-                <w:szCs w:val="20"/>
-              </w:rPr>
-            </w:pPr>
-          </w:p>
-        </w:tc>
-        <w:tc>
-          <w:tcPr>
-            <w:tcW w:w="1455" w:type="dxa"/>
-            <w:tcBorders>
-              <w:top w:val="single" w:sz="4" w:space="0" w:color="auto"/>
-              <w:left w:val="single" w:sz="4" w:space="0" w:color="auto"/>
-              <w:bottom w:val="single" w:sz="4" w:space="0" w:color="auto"/>
-              <w:right w:val="single" w:sz="4" w:space="0" w:color="auto"/>
-            </w:tcBorders>
-          </w:tcPr>
-          <w:p>
-            <w:pPr>
-              <w:spacing w:line="400" w:lineRule="exact"/>
-              <w:rPr>
-                <w:rFonts w:ascii="標楷體" w:eastAsia="標楷體" w:hAnsi="標楷體"/>
-                <w:sz w:val="20"/>
-                <w:szCs w:val="20"/>
-              </w:rPr>
-            </w:pPr>
-          </w:p>
-        </w:tc>
-        <w:tc>
-          <w:tcPr>
-            <w:tcW w:w="1442" w:type="dxa"/>
-            <w:tcBorders>
-              <w:top w:val="single" w:sz="4" w:space="0" w:color="auto"/>
-              <w:left w:val="single" w:sz="4" w:space="0" w:color="auto"/>
-              <w:bottom w:val="single" w:sz="4" w:space="0" w:color="auto"/>
-              <w:right w:val="single" w:sz="4" w:space="0" w:color="auto"/>
-            </w:tcBorders>
-          </w:tcPr>
-          <w:p>
-            <w:pPr>
-              <w:spacing w:line="400" w:lineRule="exact"/>
-              <w:rPr>
-                <w:rFonts w:ascii="標楷體" w:eastAsia="標楷體" w:hAnsi="標楷體"/>
-                <w:sz w:val="20"/>
-                <w:szCs w:val="20"/>
-              </w:rPr>
-            </w:pPr>
-          </w:p>
-        </w:tc>
-        <w:tc>
-          <w:tcPr>
-            <w:tcW w:w="1442" w:type="dxa"/>
-            <w:tcBorders>
-              <w:top w:val="single" w:sz="4" w:space="0" w:color="auto"/>
-              <w:left w:val="single" w:sz="4" w:space="0" w:color="auto"/>
-              <w:bottom w:val="single" w:sz="4" w:space="0" w:color="auto"/>
-              <w:right w:val="single" w:sz="12" w:space="0" w:color="auto"/>
-            </w:tcBorders>
-          </w:tcPr>
-          <w:p>
-            <w:pPr>
-              <w:spacing w:line="400" w:lineRule="exact"/>
-              <w:rPr>
-                <w:rFonts w:ascii="標楷體" w:eastAsia="標楷體" w:hAnsi="標楷體"/>
-                <w:sz w:val="20"/>
-                <w:szCs w:val="20"/>
-              </w:rPr>
-            </w:pPr>
-          </w:p>
-        </w:tc>
-      </w:tr>
-      <w:tr>
-        <w:trPr>
-          <w:cantSplit/>
-          <w:trHeight w:val="416"/>
-        </w:trPr>
-        <w:tc>
-          <w:tcPr>
-            <w:tcW w:w="2234" w:type="dxa"/>
-            <w:vMerge/>
-            <w:tcBorders>
-              <w:left w:val="nil"/>
-              <w:bottom w:val="single" w:sz="12" w:space="0" w:color="auto"/>
-              <w:right w:val="nil"/>
-            </w:tcBorders>
-          </w:tcPr>
-          <w:p>
-            <w:pPr>
-              <w:spacing w:line="400" w:lineRule="exact"/>
-              <w:rPr>
-                <w:rFonts w:ascii="標楷體" w:eastAsia="標楷體" w:hAnsi="標楷體"/>
-                <w:sz w:val="20"/>
-                <w:szCs w:val="20"/>
-              </w:rPr>
-            </w:pPr>
-          </w:p>
-        </w:tc>
-        <w:tc>
-          <w:tcPr>
-            <w:tcW w:w="1084" w:type="dxa"/>
-            <w:vMerge/>
-            <w:tcBorders>
-              <w:top w:val="nil"/>
-              <w:left w:val="nil"/>
-              <w:bottom w:val="nil"/>
-              <w:right w:val="single" w:sz="12" w:space="0" w:color="auto"/>
-            </w:tcBorders>
-          </w:tcPr>
-          <w:p>
-            <w:pPr>
-              <w:spacing w:line="400" w:lineRule="exact"/>
-              <w:rPr>
-                <w:rFonts w:ascii="標楷體" w:eastAsia="標楷體" w:hAnsi="標楷體"/>
-                <w:sz w:val="20"/>
-                <w:szCs w:val="20"/>
-              </w:rPr>
-            </w:pPr>
-          </w:p>
-        </w:tc>
-        <w:tc>
-          <w:tcPr>
-            <w:tcW w:w="1456" w:type="dxa"/>
-            <w:tcBorders>
-              <w:top w:val="single" w:sz="4" w:space="0" w:color="auto"/>
-              <w:left w:val="single" w:sz="12" w:space="0" w:color="auto"/>
-              <w:bottom w:val="single" w:sz="4" w:space="0" w:color="auto"/>
-              <w:right w:val="single" w:sz="4" w:space="0" w:color="auto"/>
-            </w:tcBorders>
-          </w:tcPr>
-          <w:p>
-            <w:pPr>
-              <w:spacing w:line="400" w:lineRule="exact"/>
-              <w:rPr>
-                <w:rFonts w:ascii="標楷體" w:eastAsia="標楷體" w:hAnsi="標楷體"/>
-                <w:sz w:val="20"/>
-                <w:szCs w:val="20"/>
-              </w:rPr>
-            </w:pPr>
-          </w:p>
-        </w:tc>
-        <w:tc>
-          <w:tcPr>
-            <w:tcW w:w="1455" w:type="dxa"/>
-            <w:tcBorders>
-              <w:top w:val="single" w:sz="4" w:space="0" w:color="auto"/>
-              <w:left w:val="single" w:sz="4" w:space="0" w:color="auto"/>
-              <w:bottom w:val="single" w:sz="4" w:space="0" w:color="auto"/>
-              <w:right w:val="single" w:sz="4" w:space="0" w:color="auto"/>
-            </w:tcBorders>
-          </w:tcPr>
-          <w:p>
-            <w:pPr>
-              <w:spacing w:line="400" w:lineRule="exact"/>
-              <w:rPr>
-                <w:rFonts w:ascii="標楷體" w:eastAsia="標楷體" w:hAnsi="標楷體"/>
-                <w:sz w:val="20"/>
-                <w:szCs w:val="20"/>
-              </w:rPr>
-            </w:pPr>
-          </w:p>
-        </w:tc>
-        <w:tc>
-          <w:tcPr>
-            <w:tcW w:w="1442" w:type="dxa"/>
-            <w:tcBorders>
-              <w:top w:val="single" w:sz="4" w:space="0" w:color="auto"/>
-              <w:left w:val="single" w:sz="4" w:space="0" w:color="auto"/>
-              <w:bottom w:val="single" w:sz="4" w:space="0" w:color="auto"/>
-              <w:right w:val="single" w:sz="4" w:space="0" w:color="auto"/>
-            </w:tcBorders>
-          </w:tcPr>
-          <w:p>
-            <w:pPr>
-              <w:spacing w:line="400" w:lineRule="exact"/>
-              <w:rPr>
-                <w:rFonts w:ascii="標楷體" w:eastAsia="標楷體" w:hAnsi="標楷體"/>
-                <w:sz w:val="20"/>
-                <w:szCs w:val="20"/>
-              </w:rPr>
-            </w:pPr>
-          </w:p>
-        </w:tc>
-        <w:tc>
-          <w:tcPr>
-            <w:tcW w:w="1442" w:type="dxa"/>
-            <w:tcBorders>
-              <w:top w:val="single" w:sz="4" w:space="0" w:color="auto"/>
-              <w:left w:val="single" w:sz="4" w:space="0" w:color="auto"/>
-              <w:bottom w:val="single" w:sz="4" w:space="0" w:color="auto"/>
-              <w:right w:val="single" w:sz="12" w:space="0" w:color="auto"/>
-            </w:tcBorders>
-          </w:tcPr>
-          <w:p>
-            <w:pPr>
-              <w:spacing w:line="400" w:lineRule="exact"/>
-              <w:rPr>
-                <w:rFonts w:ascii="標楷體" w:eastAsia="標楷體" w:hAnsi="標楷體"/>
-                <w:sz w:val="20"/>
-                <w:szCs w:val="20"/>
-              </w:rPr>
-            </w:pPr>
-          </w:p>
-        </w:tc>
-      </w:tr>
-      <w:tr>
-        <w:trPr>
-          <w:cantSplit/>
-          <w:trHeight w:val="360"/>
-        </w:trPr>
-        <w:tc>
-          <w:tcPr>
-            <w:tcW w:w="2234" w:type="dxa"/>
-            <w:vMerge w:val="restart"/>
-            <w:tcBorders>
-              <w:top w:val="single" w:sz="12" w:space="0" w:color="auto"/>
-              <w:left w:val="single" w:sz="12" w:space="0" w:color="auto"/>
-              <w:bottom w:val="nil"/>
-              <w:right w:val="single" w:sz="12" w:space="0" w:color="auto"/>
-            </w:tcBorders>
-            <w:vAlign w:val="center"/>
-          </w:tcPr>
-          <w:p>
-            <w:pPr>
-              <w:spacing w:line="400" w:lineRule="exact"/>
-              <w:ind w:leftChars="37" w:left="105" w:hangingChars="9" w:hanging="16"/>
-              <w:jc w:val="center"/>
-              <w:rPr>
-                <w:rFonts w:ascii="標楷體" w:eastAsia="標楷體" w:hAnsi="標楷體"/>
-                <w:sz w:val="16"/>
-                <w:szCs w:val="16"/>
-              </w:rPr>
-            </w:pPr>
-            <w:r>
-              <w:rPr>
-                <w:rFonts w:ascii="標楷體" w:eastAsia="標楷體" w:hAnsi="標楷體" w:cs="標楷體" w:hint="eastAsia"/>
-                <w:color w:val="FF0000"/>
-                <w:sz w:val="18"/>
-                <w:szCs w:val="18"/>
-              </w:rPr>
-              <w:t>承攬人工作場所負責人</w:t>
-            </w:r>
-            <w:proofErr w:type="gramStart"/>
-            <w:r>
-              <w:rPr>
-                <w:rFonts w:ascii="標楷體" w:eastAsia="標楷體" w:hAnsi="標楷體" w:cs="標楷體" w:hint="eastAsia"/>
-                <w:color w:val="FF0000"/>
-                <w:sz w:val="18"/>
-                <w:szCs w:val="18"/>
-              </w:rPr>
-              <w:t>或職安人員</w:t>
-            </w:r>
-            <w:proofErr w:type="gramEnd"/>
-          </w:p>
-        </w:tc>
-        <w:tc>
-          <w:tcPr>
-            <w:tcW w:w="1084" w:type="dxa"/>
-            <w:vMerge/>
-            <w:tcBorders>
-              <w:top w:val="nil"/>
-              <w:left w:val="single" w:sz="12" w:space="0" w:color="auto"/>
-              <w:bottom w:val="nil"/>
-              <w:right w:val="single" w:sz="12" w:space="0" w:color="auto"/>
-            </w:tcBorders>
-          </w:tcPr>
-          <w:p>
-            <w:pPr>
-              <w:spacing w:line="400" w:lineRule="exact"/>
-              <w:rPr>
-                <w:rFonts w:ascii="標楷體" w:eastAsia="標楷體" w:hAnsi="標楷體"/>
-                <w:sz w:val="20"/>
-                <w:szCs w:val="20"/>
-              </w:rPr>
-            </w:pPr>
-          </w:p>
-        </w:tc>
-        <w:tc>
-          <w:tcPr>
-            <w:tcW w:w="1456" w:type="dxa"/>
-            <w:tcBorders>
-              <w:top w:val="single" w:sz="4" w:space="0" w:color="auto"/>
-              <w:left w:val="single" w:sz="12" w:space="0" w:color="auto"/>
-              <w:bottom w:val="single" w:sz="4" w:space="0" w:color="auto"/>
-              <w:right w:val="single" w:sz="4" w:space="0" w:color="auto"/>
-            </w:tcBorders>
-          </w:tcPr>
-          <w:p>
-            <w:pPr>
-              <w:spacing w:line="400" w:lineRule="exact"/>
-              <w:rPr>
-                <w:rFonts w:ascii="標楷體" w:eastAsia="標楷體" w:hAnsi="標楷體"/>
-                <w:sz w:val="20"/>
-                <w:szCs w:val="20"/>
-              </w:rPr>
-            </w:pPr>
-          </w:p>
-        </w:tc>
-        <w:tc>
-          <w:tcPr>
-            <w:tcW w:w="1455" w:type="dxa"/>
-            <w:tcBorders>
-              <w:top w:val="single" w:sz="4" w:space="0" w:color="auto"/>
-              <w:left w:val="single" w:sz="4" w:space="0" w:color="auto"/>
-              <w:bottom w:val="single" w:sz="4" w:space="0" w:color="auto"/>
-              <w:right w:val="single" w:sz="4" w:space="0" w:color="auto"/>
-            </w:tcBorders>
-          </w:tcPr>
-          <w:p>
-            <w:pPr>
-              <w:spacing w:line="400" w:lineRule="exact"/>
-              <w:rPr>
-                <w:rFonts w:ascii="標楷體" w:eastAsia="標楷體" w:hAnsi="標楷體"/>
-                <w:sz w:val="20"/>
-                <w:szCs w:val="20"/>
-              </w:rPr>
-            </w:pPr>
-          </w:p>
-        </w:tc>
-        <w:tc>
-          <w:tcPr>
-            <w:tcW w:w="1442" w:type="dxa"/>
-            <w:tcBorders>
-              <w:top w:val="single" w:sz="4" w:space="0" w:color="auto"/>
-              <w:left w:val="single" w:sz="4" w:space="0" w:color="auto"/>
-              <w:bottom w:val="single" w:sz="4" w:space="0" w:color="auto"/>
-              <w:right w:val="single" w:sz="4" w:space="0" w:color="auto"/>
-            </w:tcBorders>
-          </w:tcPr>
-          <w:p>
-            <w:pPr>
-              <w:spacing w:line="400" w:lineRule="exact"/>
-              <w:rPr>
-                <w:rFonts w:ascii="標楷體" w:eastAsia="標楷體" w:hAnsi="標楷體"/>
-                <w:sz w:val="20"/>
-                <w:szCs w:val="20"/>
-              </w:rPr>
-            </w:pPr>
-          </w:p>
-        </w:tc>
-        <w:tc>
-          <w:tcPr>
-            <w:tcW w:w="1442" w:type="dxa"/>
-            <w:tcBorders>
-              <w:top w:val="single" w:sz="4" w:space="0" w:color="auto"/>
-              <w:left w:val="single" w:sz="4" w:space="0" w:color="auto"/>
-              <w:bottom w:val="single" w:sz="4" w:space="0" w:color="auto"/>
-              <w:right w:val="single" w:sz="12" w:space="0" w:color="auto"/>
-            </w:tcBorders>
-          </w:tcPr>
-          <w:p>
-            <w:pPr>
-              <w:spacing w:line="400" w:lineRule="exact"/>
-              <w:rPr>
-                <w:rFonts w:ascii="標楷體" w:eastAsia="標楷體" w:hAnsi="標楷體"/>
-                <w:sz w:val="20"/>
-                <w:szCs w:val="20"/>
-              </w:rPr>
-            </w:pPr>
-          </w:p>
-        </w:tc>
-      </w:tr>
-      <w:tr>
-        <w:trPr>
-          <w:cantSplit/>
-          <w:trHeight w:val="420"/>
-        </w:trPr>
-        <w:tc>
-          <w:tcPr>
-            <w:tcW w:w="2234" w:type="dxa"/>
-            <w:vMerge/>
-            <w:tcBorders>
-              <w:left w:val="single" w:sz="12" w:space="0" w:color="auto"/>
-              <w:bottom w:val="nil"/>
-              <w:right w:val="single" w:sz="12" w:space="0" w:color="auto"/>
-            </w:tcBorders>
-          </w:tcPr>
-          <w:p>
-            <w:pPr>
-              <w:spacing w:line="400" w:lineRule="exact"/>
-              <w:rPr>
-                <w:rFonts w:ascii="標楷體" w:eastAsia="標楷體" w:hAnsi="標楷體"/>
-                <w:sz w:val="18"/>
-                <w:szCs w:val="18"/>
-              </w:rPr>
-            </w:pPr>
-          </w:p>
-        </w:tc>
-        <w:tc>
-          <w:tcPr>
-            <w:tcW w:w="1084" w:type="dxa"/>
-            <w:vMerge/>
-            <w:tcBorders>
-              <w:top w:val="nil"/>
-              <w:left w:val="single" w:sz="12" w:space="0" w:color="auto"/>
-              <w:bottom w:val="nil"/>
-              <w:right w:val="single" w:sz="12" w:space="0" w:color="auto"/>
-            </w:tcBorders>
-          </w:tcPr>
-          <w:p>
-            <w:pPr>
-              <w:spacing w:line="400" w:lineRule="exact"/>
-              <w:rPr>
-                <w:rFonts w:ascii="標楷體" w:eastAsia="標楷體" w:hAnsi="標楷體"/>
-                <w:sz w:val="20"/>
-                <w:szCs w:val="20"/>
-              </w:rPr>
-            </w:pPr>
-          </w:p>
-        </w:tc>
-        <w:tc>
-          <w:tcPr>
-            <w:tcW w:w="1456" w:type="dxa"/>
-            <w:tcBorders>
-              <w:top w:val="single" w:sz="4" w:space="0" w:color="auto"/>
-              <w:left w:val="single" w:sz="12" w:space="0" w:color="auto"/>
-              <w:bottom w:val="single" w:sz="4" w:space="0" w:color="auto"/>
-              <w:right w:val="single" w:sz="4" w:space="0" w:color="auto"/>
-            </w:tcBorders>
-          </w:tcPr>
-          <w:p>
-            <w:pPr>
-              <w:spacing w:line="400" w:lineRule="exact"/>
-              <w:rPr>
-                <w:rFonts w:ascii="標楷體" w:eastAsia="標楷體" w:hAnsi="標楷體"/>
-                <w:sz w:val="20"/>
-                <w:szCs w:val="20"/>
-              </w:rPr>
-            </w:pPr>
-          </w:p>
-        </w:tc>
-        <w:tc>
-          <w:tcPr>
-            <w:tcW w:w="1455" w:type="dxa"/>
-            <w:tcBorders>
-              <w:top w:val="single" w:sz="4" w:space="0" w:color="auto"/>
-              <w:left w:val="single" w:sz="4" w:space="0" w:color="auto"/>
-              <w:bottom w:val="single" w:sz="4" w:space="0" w:color="auto"/>
-              <w:right w:val="single" w:sz="4" w:space="0" w:color="auto"/>
-            </w:tcBorders>
-          </w:tcPr>
-          <w:p>
-            <w:pPr>
-              <w:spacing w:line="400" w:lineRule="exact"/>
-              <w:rPr>
-                <w:rFonts w:ascii="標楷體" w:eastAsia="標楷體" w:hAnsi="標楷體"/>
-                <w:sz w:val="20"/>
-                <w:szCs w:val="20"/>
-              </w:rPr>
-            </w:pPr>
-          </w:p>
-        </w:tc>
-        <w:tc>
-          <w:tcPr>
-            <w:tcW w:w="1442" w:type="dxa"/>
-            <w:tcBorders>
-              <w:top w:val="single" w:sz="4" w:space="0" w:color="auto"/>
-              <w:left w:val="single" w:sz="4" w:space="0" w:color="auto"/>
-              <w:bottom w:val="single" w:sz="4" w:space="0" w:color="auto"/>
-              <w:right w:val="single" w:sz="4" w:space="0" w:color="auto"/>
-            </w:tcBorders>
-          </w:tcPr>
-          <w:p>
-            <w:pPr>
-              <w:spacing w:line="400" w:lineRule="exact"/>
-              <w:rPr>
-                <w:rFonts w:ascii="標楷體" w:eastAsia="標楷體" w:hAnsi="標楷體"/>
-                <w:sz w:val="20"/>
-                <w:szCs w:val="20"/>
-              </w:rPr>
-            </w:pPr>
-          </w:p>
-        </w:tc>
-        <w:tc>
-          <w:tcPr>
-            <w:tcW w:w="1442" w:type="dxa"/>
-            <w:tcBorders>
-              <w:top w:val="single" w:sz="4" w:space="0" w:color="auto"/>
-              <w:left w:val="single" w:sz="4" w:space="0" w:color="auto"/>
-              <w:bottom w:val="single" w:sz="4" w:space="0" w:color="auto"/>
-              <w:right w:val="single" w:sz="12" w:space="0" w:color="auto"/>
-            </w:tcBorders>
-          </w:tcPr>
-          <w:p>
-            <w:pPr>
-              <w:spacing w:line="400" w:lineRule="exact"/>
-              <w:rPr>
-                <w:rFonts w:ascii="標楷體" w:eastAsia="標楷體" w:hAnsi="標楷體"/>
-                <w:sz w:val="20"/>
-                <w:szCs w:val="20"/>
-              </w:rPr>
-            </w:pPr>
-          </w:p>
-        </w:tc>
-      </w:tr>
-      <w:tr>
-        <w:trPr>
-          <w:cantSplit/>
-          <w:trHeight w:val="60"/>
-        </w:trPr>
-        <w:tc>
-          <w:tcPr>
-            <w:tcW w:w="2234" w:type="dxa"/>
-            <w:vMerge w:val="restart"/>
-            <w:tcBorders>
-              <w:top w:val="nil"/>
-              <w:left w:val="single" w:sz="12" w:space="0" w:color="auto"/>
-              <w:bottom w:val="single" w:sz="12" w:space="0" w:color="auto"/>
-              <w:right w:val="single" w:sz="12" w:space="0" w:color="auto"/>
-            </w:tcBorders>
-          </w:tcPr>
-          <w:p>
-            <w:pPr>
-              <w:spacing w:line="400" w:lineRule="exact"/>
-              <w:rPr>
-                <w:rFonts w:ascii="標楷體" w:eastAsia="標楷體" w:hAnsi="標楷體"/>
-                <w:sz w:val="20"/>
-                <w:szCs w:val="20"/>
-              </w:rPr>
-            </w:pPr>
-            <w:r>
-              <w:rPr>
-                <w:rFonts w:ascii="標楷體" w:eastAsia="標楷體" w:hAnsi="標楷體"/>
-                <w:noProof/>
-              </w:rPr>
-              <mc:AlternateContent>
-                <mc:Choice Requires="wps">
-                  <w:drawing>
-                    <wp:anchor distT="4294967293" distB="4294967293" distL="114300" distR="114300" simplePos="0" relativeHeight="251618304" behindDoc="0" locked="0" layoutInCell="0" allowOverlap="1" wp14:anchorId="391C5A25" wp14:editId="60BB3D56">
-                      <wp:simplePos x="0" y="0"/>
-                      <wp:positionH relativeFrom="column">
-                        <wp:posOffset>1421130</wp:posOffset>
-                      </wp:positionH>
-                      <wp:positionV relativeFrom="paragraph">
-                        <wp:posOffset>283844</wp:posOffset>
-                      </wp:positionV>
-                      <wp:extent cx="673100" cy="0"/>
-                      <wp:effectExtent l="0" t="95250" r="0" b="95250"/>
-                      <wp:wrapNone/>
-                      <wp:docPr id="56" name="Line 34"/>
-                      <wp:cNvGraphicFramePr>
-                        <a:graphicFrameLocks xmlns:a="http://schemas.openxmlformats.org/drawingml/2006/main"/>
-                      </wp:cNvGraphicFramePr>
-                      <a:graphic xmlns:a="http://schemas.openxmlformats.org/drawingml/2006/main">
-                        <a:graphicData uri="http://schemas.microsoft.com/office/word/2010/wordprocessingShape">
-                          <wps:wsp>
-                            <wps:cNvCnPr>
-                              <a:cxnSpLocks noChangeShapeType="1"/>
-                            </wps:cNvCnPr>
-                            <wps:spPr bwMode="auto">
-                              <a:xfrm>
-                                <a:off x="0" y="0"/>
-                                <a:ext cx="673100" cy="0"/>
-                              </a:xfrm>
-                              <a:prstGeom prst="line">
-                                <a:avLst/>
-                              </a:prstGeom>
-                              <a:noFill/>
-                              <a:ln w="28575">
-                                <a:solidFill>
-                                  <a:srgbClr val="000000"/>
-                                </a:solidFill>
-                                <a:round/>
-                                <a:headEnd/>
-                                <a:tailEnd type="triangle" w="med" len="med"/>
-                              </a:ln>
-                              <a:extLst>
-                                <a:ext uri="{909E8E84-426E-40DD-AFC4-6F175D3DCCD1}">
-                                  <a14:hiddenFill xmlns:a14="http://schemas.microsoft.com/office/drawing/2010/main">
-                                    <a:noFill/>
-                                  </a14:hiddenFill>
-                                </a:ext>
-                              </a:extLst>
-                            </wps:spPr>
-                            <wps:bodyPr/>
-                          </wps:wsp>
-                        </a:graphicData>
-                      </a:graphic>
-                      <wp14:sizeRelH relativeFrom="page">
-                        <wp14:pctWidth>0</wp14:pctWidth>
-                      </wp14:sizeRelH>
-                      <wp14:sizeRelV relativeFrom="page">
-                        <wp14:pctHeight>0</wp14:pctHeight>
-                      </wp14:sizeRelV>
-                    </wp:anchor>
-                  </w:drawing>
-                </mc:Choice>
-                <mc:Fallback xmlns:w16sdtfl="http://schemas.microsoft.com/office/word/2024/wordml/sdtformatlock" xmlns:w16du="http://schemas.microsoft.com/office/word/2023/wordml/word16du">
-                  <w:pict>
-                    <v:line w14:anchorId="2EDB0FCF" id="Line 34" o:spid="_x0000_s1026" style="position:absolute;z-index:251618304;visibility:visible;mso-wrap-style:square;mso-width-percent:0;mso-height-percent:0;mso-wrap-distance-left:9pt;mso-wrap-distance-top:-8e-5mm;mso-wrap-distance-right:9pt;mso-wrap-distance-bottom:-8e-5mm;mso-position-horizontal:absolute;mso-position-horizontal-relative:text;mso-position-vertical:absolute;mso-position-vertical-relative:text;mso-width-percent:0;mso-height-percent:0;mso-width-relative:page;mso-height-relative:page" from="111.9pt,22.35pt" to="164.9pt,22.35pt" o:gfxdata="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" o:allowincell="f" strokeweight="2.25pt">
-                      <v:stroke endarrow="block"/>
-                    </v:line>
-                  </w:pict>
-                </mc:Fallback>
-              </mc:AlternateContent>
-            </w:r>
-          </w:p>
-        </w:tc>
-        <w:tc>
-          <w:tcPr>
-            <w:tcW w:w="1084" w:type="dxa"/>
-            <w:vMerge/>
-            <w:tcBorders>
-              <w:top w:val="nil"/>
-              <w:left w:val="single" w:sz="12" w:space="0" w:color="auto"/>
-              <w:bottom w:val="nil"/>
-              <w:right w:val="single" w:sz="12" w:space="0" w:color="auto"/>
-            </w:tcBorders>
-          </w:tcPr>
-          <w:p>
-            <w:pPr>
-              <w:spacing w:line="400" w:lineRule="exact"/>
-              <w:rPr>
-                <w:rFonts w:ascii="標楷體" w:eastAsia="標楷體" w:hAnsi="標楷體"/>
-                <w:sz w:val="20"/>
-                <w:szCs w:val="20"/>
-              </w:rPr>
-            </w:pPr>
-          </w:p>
-        </w:tc>
-        <w:tc>
-          <w:tcPr>
-            <w:tcW w:w="1456" w:type="dxa"/>
-            <w:tcBorders>
-              <w:top w:val="single" w:sz="4" w:space="0" w:color="auto"/>
-              <w:left w:val="single" w:sz="12" w:space="0" w:color="auto"/>
-              <w:bottom w:val="single" w:sz="4" w:space="0" w:color="auto"/>
-              <w:right w:val="single" w:sz="4" w:space="0" w:color="auto"/>
-            </w:tcBorders>
-          </w:tcPr>
-          <w:p>
-            <w:pPr>
-              <w:spacing w:line="400" w:lineRule="exact"/>
-              <w:rPr>
-                <w:rFonts w:ascii="標楷體" w:eastAsia="標楷體" w:hAnsi="標楷體"/>
-                <w:sz w:val="20"/>
-                <w:szCs w:val="20"/>
-              </w:rPr>
-            </w:pPr>
-          </w:p>
-        </w:tc>
-        <w:tc>
-          <w:tcPr>
-            <w:tcW w:w="1455" w:type="dxa"/>
-            <w:tcBorders>
-              <w:top w:val="single" w:sz="4" w:space="0" w:color="auto"/>
-              <w:left w:val="single" w:sz="4" w:space="0" w:color="auto"/>
-              <w:bottom w:val="single" w:sz="4" w:space="0" w:color="auto"/>
-              <w:right w:val="single" w:sz="4" w:space="0" w:color="auto"/>
-            </w:tcBorders>
-          </w:tcPr>
-          <w:p>
-            <w:pPr>
-              <w:spacing w:line="400" w:lineRule="exact"/>
-              <w:rPr>
-                <w:rFonts w:ascii="標楷體" w:eastAsia="標楷體" w:hAnsi="標楷體"/>
-                <w:sz w:val="20"/>
-                <w:szCs w:val="20"/>
-              </w:rPr>
-            </w:pPr>
-          </w:p>
-        </w:tc>
-        <w:tc>
-          <w:tcPr>
-            <w:tcW w:w="1442" w:type="dxa"/>
-            <w:tcBorders>
-              <w:top w:val="single" w:sz="4" w:space="0" w:color="auto"/>
-              <w:left w:val="single" w:sz="4" w:space="0" w:color="auto"/>
-              <w:bottom w:val="single" w:sz="4" w:space="0" w:color="auto"/>
-              <w:right w:val="single" w:sz="4" w:space="0" w:color="auto"/>
-            </w:tcBorders>
-          </w:tcPr>
-          <w:p>
-            <w:pPr>
-              <w:spacing w:line="400" w:lineRule="exact"/>
-              <w:rPr>
-                <w:rFonts w:ascii="標楷體" w:eastAsia="標楷體" w:hAnsi="標楷體"/>
-                <w:sz w:val="20"/>
-                <w:szCs w:val="20"/>
-              </w:rPr>
-            </w:pPr>
-          </w:p>
-        </w:tc>
-        <w:tc>
-          <w:tcPr>
-            <w:tcW w:w="1442" w:type="dxa"/>
-            <w:tcBorders>
-              <w:top w:val="single" w:sz="4" w:space="0" w:color="auto"/>
-              <w:left w:val="single" w:sz="4" w:space="0" w:color="auto"/>
-              <w:bottom w:val="single" w:sz="4" w:space="0" w:color="auto"/>
-              <w:right w:val="single" w:sz="12" w:space="0" w:color="auto"/>
-            </w:tcBorders>
-          </w:tcPr>
-          <w:p>
-            <w:pPr>
-              <w:spacing w:line="400" w:lineRule="exact"/>
-              <w:rPr>
-                <w:rFonts w:ascii="標楷體" w:eastAsia="標楷體" w:hAnsi="標楷體"/>
-                <w:sz w:val="20"/>
-                <w:szCs w:val="20"/>
-              </w:rPr>
-            </w:pPr>
-          </w:p>
-        </w:tc>
-      </w:tr>
-      <w:tr>
-        <w:trPr>
-          <w:cantSplit/>
-          <w:trHeight w:val="260"/>
-        </w:trPr>
-        <w:tc>
-          <w:tcPr>
-            <w:tcW w:w="2234" w:type="dxa"/>
-            <w:vMerge/>
-            <w:tcBorders>
-              <w:top w:val="single" w:sz="12" w:space="0" w:color="auto"/>
-              <w:left w:val="single" w:sz="12" w:space="0" w:color="auto"/>
-              <w:bottom w:val="single" w:sz="12" w:space="0" w:color="auto"/>
-              <w:right w:val="single" w:sz="12" w:space="0" w:color="auto"/>
-            </w:tcBorders>
-          </w:tcPr>
-          <w:p>
-            <w:pPr>
-              <w:spacing w:line="400" w:lineRule="exact"/>
-              <w:rPr>
-                <w:rFonts w:ascii="標楷體" w:eastAsia="標楷體" w:hAnsi="標楷體"/>
-                <w:sz w:val="20"/>
-                <w:szCs w:val="20"/>
-              </w:rPr>
-            </w:pPr>
-          </w:p>
-        </w:tc>
-        <w:tc>
-          <w:tcPr>
-            <w:tcW w:w="1084" w:type="dxa"/>
-            <w:vMerge/>
-            <w:tcBorders>
-              <w:top w:val="nil"/>
-              <w:left w:val="single" w:sz="12" w:space="0" w:color="auto"/>
-              <w:bottom w:val="nil"/>
-              <w:right w:val="single" w:sz="12" w:space="0" w:color="auto"/>
-            </w:tcBorders>
-          </w:tcPr>
-          <w:p>
-            <w:pPr>
-              <w:spacing w:line="400" w:lineRule="exact"/>
-              <w:rPr>
-                <w:rFonts w:ascii="標楷體" w:eastAsia="標楷體" w:hAnsi="標楷體"/>
-                <w:sz w:val="20"/>
-                <w:szCs w:val="20"/>
-              </w:rPr>
-            </w:pPr>
-          </w:p>
-        </w:tc>
-        <w:tc>
-          <w:tcPr>
-            <w:tcW w:w="1456" w:type="dxa"/>
-            <w:tcBorders>
-              <w:top w:val="single" w:sz="4" w:space="0" w:color="auto"/>
-              <w:left w:val="single" w:sz="12" w:space="0" w:color="auto"/>
-              <w:bottom w:val="single" w:sz="12" w:space="0" w:color="auto"/>
-              <w:right w:val="single" w:sz="4" w:space="0" w:color="auto"/>
-            </w:tcBorders>
-          </w:tcPr>
-          <w:p>
-            <w:pPr>
-              <w:spacing w:line="400" w:lineRule="exact"/>
-              <w:rPr>
-                <w:rFonts w:ascii="標楷體" w:eastAsia="標楷體" w:hAnsi="標楷體"/>
-                <w:sz w:val="20"/>
-                <w:szCs w:val="20"/>
-              </w:rPr>
-            </w:pPr>
-          </w:p>
-        </w:tc>
-        <w:tc>
-          <w:tcPr>
-            <w:tcW w:w="1455" w:type="dxa"/>
-            <w:tcBorders>
-              <w:top w:val="single" w:sz="4" w:space="0" w:color="auto"/>
-              <w:left w:val="single" w:sz="4" w:space="0" w:color="auto"/>
-              <w:bottom w:val="single" w:sz="12" w:space="0" w:color="auto"/>
-              <w:right w:val="single" w:sz="4" w:space="0" w:color="auto"/>
-            </w:tcBorders>
-          </w:tcPr>
-          <w:p>
-            <w:pPr>
-              <w:spacing w:line="400" w:lineRule="exact"/>
-              <w:rPr>
-                <w:rFonts w:ascii="標楷體" w:eastAsia="標楷體" w:hAnsi="標楷體"/>
-                <w:sz w:val="20"/>
-                <w:szCs w:val="20"/>
-              </w:rPr>
-            </w:pPr>
-          </w:p>
-        </w:tc>
-        <w:tc>
-          <w:tcPr>
-            <w:tcW w:w="1442" w:type="dxa"/>
-            <w:tcBorders>
-              <w:top w:val="single" w:sz="4" w:space="0" w:color="auto"/>
-              <w:left w:val="single" w:sz="4" w:space="0" w:color="auto"/>
-              <w:bottom w:val="single" w:sz="12" w:space="0" w:color="auto"/>
-              <w:right w:val="single" w:sz="4" w:space="0" w:color="auto"/>
-            </w:tcBorders>
-          </w:tcPr>
-          <w:p>
-            <w:pPr>
-              <w:spacing w:line="400" w:lineRule="exact"/>
-              <w:rPr>
-                <w:rFonts w:ascii="標楷體" w:eastAsia="標楷體" w:hAnsi="標楷體"/>
-                <w:sz w:val="20"/>
-                <w:szCs w:val="20"/>
-              </w:rPr>
-            </w:pPr>
-          </w:p>
-        </w:tc>
-        <w:tc>
-          <w:tcPr>
-            <w:tcW w:w="1442" w:type="dxa"/>
-            <w:tcBorders>
-              <w:top w:val="single" w:sz="4" w:space="0" w:color="auto"/>
-              <w:left w:val="single" w:sz="4" w:space="0" w:color="auto"/>
-              <w:bottom w:val="single" w:sz="12" w:space="0" w:color="auto"/>
-              <w:right w:val="single" w:sz="12" w:space="0" w:color="auto"/>
-            </w:tcBorders>
-          </w:tcPr>
-          <w:p>
-            <w:pPr>
-              <w:spacing w:line="400" w:lineRule="exact"/>
-              <w:rPr>
-                <w:rFonts w:ascii="標楷體" w:eastAsia="標楷體" w:hAnsi="標楷體"/>
-                <w:sz w:val="20"/>
-                <w:szCs w:val="20"/>
-              </w:rPr>
-            </w:pPr>
-          </w:p>
-        </w:tc>
-      </w:tr>
-    </w:tbl>
+                            </a14:hiddenFill>
+                          </a:ext>
+                          <a:ext uri="{AF507438-7753-43E0-B8FC-AC1667EBCBE1}">
+                            <a14:hiddenEffects xmlns:a14="http://schemas.microsoft.com/office/drawing/2010/main">
+                              <a:effectLst>
+                                <a:outerShdw dist="35921" dir="2700000" algn="ctr" rotWithShape="0">
+                                  <a:srgbClr val="868686"/>
+                                </a:outerShdw>
+                              </a:effectLst>
+                            </a14:hiddenEffects>
+                          </a:ext>
+                        </a:extLst>
+                      </wps:spPr>
+                      <wps:bodyPr/>
+                    </wps:wsp>
+                  </a:graphicData>
+                </a:graphic>
+                <wp14:sizeRelH relativeFrom="page">
+                  <wp14:pctWidth>0</wp14:pctWidth>
+                </wp14:sizeRelH>
+                <wp14:sizeRelV relativeFrom="page">
+                  <wp14:pctHeight>0</wp14:pctHeight>
+                </wp14:sizeRelV>
+              </wp:anchor>
+            </w:drawing>
+          </mc:Choice>
+          <mc:Fallback>
+            <w:pict>
+              <v:shape w14:anchorId="10C15B90" id="AutoShape 20" o:spid="_x0000_s1026" type="#_x0000_t32" style="position:absolute;margin-left:54pt;margin-top:2.5pt;width:.05pt;height:44pt;z-index:251914240;visibility:visible;mso-wrap-style:square;mso-width-percent:0;mso-height-percent:0;mso-wrap-distance-left:9pt;mso-wrap-distance-top:0;mso-wrap-distance-right:9pt;mso-wrap-distance-bottom:0;mso-position-horizontal:absolute;mso-position-horizontal-relative:text;mso-position-vertical:absolute;mso-position-vertical-relative:text;mso-width-percent:0;mso-height-percent:0;mso-width-relative:page;mso-height-relative:page" o:gfxdata="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" strokecolor="black [3200]" strokeweight="2.5pt">
+                <v:stroke endarrow="block"/>
+                <v:shadow color="#868686"/>
+              </v:shape>
+            </w:pict>
+          </mc:Fallback>
+        </mc:AlternateContent>
+      </w:r>
+    </w:p>
+    <w:p>
+      <w:pPr>
+        <w:spacing w:after="60" w:line="400" w:lineRule="exact"/>
+        <w:rPr>
+          <w:rFonts w:eastAsia="標楷體"/>
+          <w:color w:val="000000" w:themeColor="text1"/>
+          <w:sz w:val="20"/>
+        </w:rPr>
+      </w:pPr>
+      <w:r>
+        <w:rPr>
+          <w:noProof/>
+        </w:rPr>
+        <w:drawing>
+          <wp:anchor distT="0" distB="0" distL="114300" distR="114300" simplePos="0" relativeHeight="251922432" behindDoc="0" locked="0" layoutInCell="1" allowOverlap="1" wp14:anchorId="3888F062" wp14:editId="2C288597">
+            <wp:simplePos x="0" y="0"/>
+            <wp:positionH relativeFrom="column">
+              <wp:posOffset>3560445</wp:posOffset>
+            </wp:positionH>
+            <wp:positionV relativeFrom="paragraph">
+              <wp:posOffset>72390</wp:posOffset>
+            </wp:positionV>
+            <wp:extent cx="3019425" cy="1352550"/>
+            <wp:effectExtent l="0" t="0" r="9525" b="0"/>
+            <wp:wrapSquare wrapText="bothSides"/>
+            <wp:docPr id="1475616610" name="圖片 1475616610"/>
+            <wp:cNvGraphicFramePr>
+              <a:graphicFrameLocks xmlns:a="http://schemas.openxmlformats.org/drawingml/2006/main" noChangeAspect="1"/>
+            </wp:cNvGraphicFramePr>
+            <a:graphic xmlns:a="http://schemas.openxmlformats.org/drawingml/2006/main">
+              <a:graphicData uri="http://schemas.openxmlformats.org/drawingml/2006/picture">
+                <pic:pic xmlns:pic="http://schemas.openxmlformats.org/drawingml/2006/picture">
+                  <pic:nvPicPr>
+                    <pic:cNvPr id="0" name="Picture 69"/>
+                    <pic:cNvPicPr>
+                      <a:picLocks noChangeAspect="1" noChangeArrowheads="1"/>
+                    </pic:cNvPicPr>
+                  </pic:nvPicPr>
+                  <pic:blipFill>
+                    <a:blip r:embed="rId17">
+                      <a:extLst>
+                        <a:ext uri="{28A0092B-C50C-407E-A947-70E740481C1C}">
+                          <a14:useLocalDpi xmlns:a14="http://schemas.microsoft.com/office/drawing/2010/main" val="0"/>
+                        </a:ext>
+                      </a:extLst>
+                    </a:blip>
+                    <a:srcRect/>
+                    <a:stretch>
+                      <a:fillRect/>
+                    </a:stretch>
+                  </pic:blipFill>
+                  <pic:spPr bwMode="auto">
+                    <a:xfrm>
+                      <a:off x="0" y="0"/>
+                      <a:ext cx="3019425" cy="1352550"/>
+                    </a:xfrm>
+                    <a:prstGeom prst="rect">
+                      <a:avLst/>
+                    </a:prstGeom>
+                    <a:noFill/>
+                    <a:ln>
+                      <a:noFill/>
+                    </a:ln>
+                  </pic:spPr>
+                </pic:pic>
+              </a:graphicData>
+            </a:graphic>
+            <wp14:sizeRelH relativeFrom="margin">
+              <wp14:pctWidth>0</wp14:pctWidth>
+            </wp14:sizeRelH>
+          </wp:anchor>
+        </w:drawing>
+      </w:r>
+    </w:p>
+    <w:p>
+      <w:pPr>
+        <w:spacing w:after="60" w:line="400" w:lineRule="exact"/>
+        <w:rPr>
+          <w:rFonts w:eastAsia="標楷體"/>
+          <w:color w:val="000000" w:themeColor="text1"/>
+          <w:sz w:val="20"/>
+        </w:rPr>
+      </w:pPr>
+      <w:r>
+        <w:rPr>
+          <w:rFonts w:eastAsia="標楷體"/>
+          <w:noProof/>
+          <w:color w:val="000000" w:themeColor="text1"/>
+          <w:sz w:val="20"/>
+        </w:rPr>
+        <mc:AlternateContent>
+          <mc:Choice Requires="wps">
+            <w:drawing>
+              <wp:anchor distT="0" distB="0" distL="114300" distR="114300" simplePos="0" relativeHeight="251912192" behindDoc="0" locked="0" layoutInCell="1" allowOverlap="1" wp14:anchorId="147C5554" wp14:editId="1E1FCCB2">
+                <wp:simplePos x="0" y="0"/>
+                <wp:positionH relativeFrom="margin">
+                  <wp:posOffset>1837055</wp:posOffset>
+                </wp:positionH>
+                <wp:positionV relativeFrom="paragraph">
+                  <wp:posOffset>8890</wp:posOffset>
+                </wp:positionV>
+                <wp:extent cx="1362075" cy="1038225"/>
+                <wp:effectExtent l="0" t="0" r="28575" b="28575"/>
+                <wp:wrapNone/>
+                <wp:docPr id="1475616582" name="文字方塊 1475616582"/>
+                <wp:cNvGraphicFramePr/>
+                <a:graphic xmlns:a="http://schemas.openxmlformats.org/drawingml/2006/main">
+                  <a:graphicData uri="http://schemas.microsoft.com/office/word/2010/wordprocessingShape">
+                    <wps:wsp>
+                      <wps:cNvSpPr txBox="1"/>
+                      <wps:spPr>
+                        <a:xfrm>
+                          <a:off x="0" y="0"/>
+                          <a:ext cx="1362075" cy="1038225"/>
+                        </a:xfrm>
+                        <a:prstGeom prst="rect">
+                          <a:avLst/>
+                        </a:prstGeom>
+                        <a:solidFill>
+                          <a:schemeClr val="lt1"/>
+                        </a:solidFill>
+                        <a:ln w="6350">
+                          <a:solidFill>
+                            <a:srgbClr val="FF0000"/>
+                          </a:solidFill>
+                        </a:ln>
+                      </wps:spPr>
+                      <wps:txbx>
+                        <w:txbxContent>
+                          <w:p>
+                            <w:pPr>
+                              <w:rPr>
+                                <w:rFonts w:ascii="標楷體" w:eastAsia="標楷體" w:hAnsi="標楷體"/>
+                                <w:color w:val="FF0000"/>
+                                <w:sz w:val="20"/>
+                                <w:szCs w:val="20"/>
+                              </w:rPr>
+                            </w:pPr>
+                            <w:r>
+                              <w:rPr>
+                                <w:rFonts w:ascii="標楷體" w:eastAsia="標楷體" w:hAnsi="標楷體" w:hint="eastAsia"/>
+                                <w:color w:val="FF0000"/>
+                                <w:sz w:val="20"/>
+                                <w:szCs w:val="20"/>
+                              </w:rPr>
+                              <w:t>再承攬人工作場所負責人</w:t>
+                            </w:r>
+                            <w:proofErr w:type="gramStart"/>
+                            <w:r>
+                              <w:rPr>
+                                <w:rFonts w:ascii="標楷體" w:eastAsia="標楷體" w:hAnsi="標楷體" w:hint="eastAsia"/>
+                                <w:color w:val="FF0000"/>
+                                <w:sz w:val="20"/>
+                                <w:szCs w:val="20"/>
+                              </w:rPr>
+                              <w:t>或職安人員</w:t>
+                            </w:r>
+                            <w:proofErr w:type="gramEnd"/>
+                          </w:p>
+                        </w:txbxContent>
+                      </wps:txbx>
+                      <wps:bodyPr rot="0" spcFirstLastPara="0" vertOverflow="overflow" horzOverflow="overflow" vert="horz" wrap="square" lIns="91440" tIns="45720" rIns="91440" bIns="45720" numCol="1" spcCol="0" rtlCol="0" fromWordArt="0" anchor="t" anchorCtr="0" forceAA="0" compatLnSpc="1">
+                        <a:prstTxWarp prst="textNoShape">
+                          <a:avLst/>
+                        </a:prstTxWarp>
+                        <a:noAutofit/>
+                      </wps:bodyPr>
+                    </wps:wsp>
+                  </a:graphicData>
+                </a:graphic>
+                <wp14:sizeRelH relativeFrom="margin">
+                  <wp14:pctWidth>0</wp14:pctWidth>
+                </wp14:sizeRelH>
+                <wp14:sizeRelV relativeFrom="margin">
+                  <wp14:pctHeight>0</wp14:pctHeight>
+                </wp14:sizeRelV>
+              </wp:anchor>
+            </w:drawing>
+          </mc:Choice>
+          <mc:Fallback>
+            <w:pict>
+              <v:shape w14:anchorId="147C5554" id="文字方塊 1475616582" o:spid="_x0000_s1053" type="#_x0000_t202" style="position:absolute;margin-left:144.65pt;margin-top:.7pt;width:107.25pt;height:81.75pt;z-index:251912192;visibility:visible;mso-wrap-style:square;mso-width-percent:0;mso-height-percent:0;mso-wrap-distance-left:9pt;mso-wrap-distance-top:0;mso-wrap-distance-right:9pt;mso-wrap-distance-bottom:0;mso-position-horizontal:absolute;mso-position-horizontal-relative:margin;mso-position-vertical:absolute;mso-position-vertical-relative:text;mso-width-percent:0;mso-height-percent:0;mso-width-relative:margin;mso-height-relative:margin;v-text-anchor:top" o:gfxdata="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" fillcolor="white [3201]" strokecolor="red" strokeweight=".5pt">
+                <v:textbox>
+                  <w:txbxContent>
+                    <w:p>
+                      <w:pPr>
+                        <w:rPr>
+                          <w:rFonts w:ascii="標楷體" w:eastAsia="標楷體" w:hAnsi="標楷體"/>
+                          <w:color w:val="FF0000"/>
+                          <w:sz w:val="20"/>
+                          <w:szCs w:val="20"/>
+                        </w:rPr>
+                      </w:pPr>
+                      <w:r>
+                        <w:rPr>
+                          <w:rFonts w:ascii="標楷體" w:eastAsia="標楷體" w:hAnsi="標楷體" w:hint="eastAsia"/>
+                          <w:color w:val="FF0000"/>
+                          <w:sz w:val="20"/>
+                          <w:szCs w:val="20"/>
+                        </w:rPr>
+                        <w:t>再承攬人工作場所負責人或職安人員</w:t>
+                      </w:r>
+                    </w:p>
+                  </w:txbxContent>
+                </v:textbox>
+                <w10:wrap anchorx="margin"/>
+              </v:shape>
+            </w:pict>
+          </mc:Fallback>
+        </mc:AlternateContent>
+      </w:r>
+      <w:r>
+        <w:rPr>
+          <w:rFonts w:eastAsia="標楷體"/>
+          <w:noProof/>
+          <w:color w:val="000000" w:themeColor="text1"/>
+          <w:sz w:val="20"/>
+        </w:rPr>
+        <mc:AlternateContent>
+          <mc:Choice Requires="wps">
+            <w:drawing>
+              <wp:anchor distT="0" distB="0" distL="114300" distR="114300" simplePos="0" relativeHeight="251910144" behindDoc="0" locked="0" layoutInCell="1" allowOverlap="1" wp14:anchorId="6E773B01" wp14:editId="7532C48B">
+                <wp:simplePos x="0" y="0"/>
+                <wp:positionH relativeFrom="margin">
+                  <wp:align>left</wp:align>
+                </wp:positionH>
+                <wp:positionV relativeFrom="paragraph">
+                  <wp:posOffset>8890</wp:posOffset>
+                </wp:positionV>
+                <wp:extent cx="1362075" cy="1038225"/>
+                <wp:effectExtent l="0" t="0" r="28575" b="28575"/>
+                <wp:wrapNone/>
+                <wp:docPr id="1475616577" name="文字方塊 1475616577"/>
+                <wp:cNvGraphicFramePr/>
+                <a:graphic xmlns:a="http://schemas.openxmlformats.org/drawingml/2006/main">
+                  <a:graphicData uri="http://schemas.microsoft.com/office/word/2010/wordprocessingShape">
+                    <wps:wsp>
+                      <wps:cNvSpPr txBox="1"/>
+                      <wps:spPr>
+                        <a:xfrm>
+                          <a:off x="0" y="0"/>
+                          <a:ext cx="1362075" cy="1038225"/>
+                        </a:xfrm>
+                        <a:prstGeom prst="rect">
+                          <a:avLst/>
+                        </a:prstGeom>
+                        <a:solidFill>
+                          <a:schemeClr val="lt1"/>
+                        </a:solidFill>
+                        <a:ln w="6350">
+                          <a:solidFill>
+                            <a:prstClr val="black"/>
+                          </a:solidFill>
+                        </a:ln>
+                      </wps:spPr>
+                      <wps:txbx>
+                        <w:txbxContent>
+                          <w:p>
+                            <w:pPr>
+                              <w:rPr>
+                                <w:rFonts w:ascii="標楷體" w:eastAsia="標楷體" w:hAnsi="標楷體"/>
+                                <w:sz w:val="20"/>
+                                <w:szCs w:val="20"/>
+                              </w:rPr>
+                            </w:pPr>
+                            <w:r>
+                              <w:rPr>
+                                <w:rFonts w:ascii="標楷體" w:eastAsia="標楷體" w:hAnsi="標楷體" w:hint="eastAsia"/>
+                                <w:sz w:val="20"/>
+                                <w:szCs w:val="20"/>
+                              </w:rPr>
+                              <w:t>承攬人工作場所負責人</w:t>
+                            </w:r>
+                            <w:proofErr w:type="gramStart"/>
+                            <w:r>
+                              <w:rPr>
+                                <w:rFonts w:ascii="標楷體" w:eastAsia="標楷體" w:hAnsi="標楷體" w:hint="eastAsia"/>
+                                <w:sz w:val="20"/>
+                                <w:szCs w:val="20"/>
+                              </w:rPr>
+                              <w:t>或職安人員</w:t>
+                            </w:r>
+                            <w:proofErr w:type="gramEnd"/>
+                          </w:p>
+                        </w:txbxContent>
+                      </wps:txbx>
+                      <wps:bodyPr rot="0" spcFirstLastPara="0" vertOverflow="overflow" horzOverflow="overflow" vert="horz" wrap="square" lIns="91440" tIns="45720" rIns="91440" bIns="45720" numCol="1" spcCol="0" rtlCol="0" fromWordArt="0" anchor="t" anchorCtr="0" forceAA="0" compatLnSpc="1">
+                        <a:prstTxWarp prst="textNoShape">
+                          <a:avLst/>
+                        </a:prstTxWarp>
+                        <a:noAutofit/>
+                      </wps:bodyPr>
+                    </wps:wsp>
+                  </a:graphicData>
+                </a:graphic>
+                <wp14:sizeRelH relativeFrom="margin">
+                  <wp14:pctWidth>0</wp14:pctWidth>
+                </wp14:sizeRelH>
+                <wp14:sizeRelV relativeFrom="margin">
+                  <wp14:pctHeight>0</wp14:pctHeight>
+                </wp14:sizeRelV>
+              </wp:anchor>
+            </w:drawing>
+          </mc:Choice>
+          <mc:Fallback>
+            <w:pict>
+              <v:shape w14:anchorId="6E773B01" id="文字方塊 1475616577" o:spid="_x0000_s1054" type="#_x0000_t202" style="position:absolute;margin-left:0;margin-top:.7pt;width:107.25pt;height:81.75pt;z-index:251910144;visibility:visible;mso-wrap-style:square;mso-width-percent:0;mso-height-percent:0;mso-wrap-distance-left:9pt;mso-wrap-distance-top:0;mso-wrap-distance-right:9pt;mso-wrap-distance-bottom:0;mso-position-horizontal:left;mso-position-horizontal-relative:margin;mso-position-vertical:absolute;mso-position-vertical-relative:text;mso-width-percent:0;mso-height-percent:0;mso-width-relative:margin;mso-height-relative:margin;v-text-anchor:top" o:gfxdata="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" fillcolor="white [3201]" strokeweight=".5pt">
+                <v:textbox>
+                  <w:txbxContent>
+                    <w:p>
+                      <w:pPr>
+                        <w:rPr>
+                          <w:rFonts w:ascii="標楷體" w:eastAsia="標楷體" w:hAnsi="標楷體"/>
+                          <w:sz w:val="20"/>
+                          <w:szCs w:val="20"/>
+                        </w:rPr>
+                      </w:pPr>
+                      <w:r>
+                        <w:rPr>
+                          <w:rFonts w:ascii="標楷體" w:eastAsia="標楷體" w:hAnsi="標楷體" w:hint="eastAsia"/>
+                          <w:sz w:val="20"/>
+                          <w:szCs w:val="20"/>
+                        </w:rPr>
+                        <w:t>承攬人工作場所負責人或職安人員</w:t>
+                      </w:r>
+                    </w:p>
+                  </w:txbxContent>
+                </v:textbox>
+                <w10:wrap anchorx="margin"/>
+              </v:shape>
+            </w:pict>
+          </mc:Fallback>
+        </mc:AlternateContent>
+      </w:r>
+    </w:p>
+    <w:p>
+      <w:pPr>
+        <w:spacing w:after="60" w:line="400" w:lineRule="exact"/>
+        <w:rPr>
+          <w:rFonts w:eastAsia="標楷體"/>
+          <w:color w:val="000000" w:themeColor="text1"/>
+          <w:sz w:val="20"/>
+        </w:rPr>
+      </w:pPr>
+      <w:r>
+        <w:rPr>
+          <w:rFonts w:eastAsia="標楷體"/>
+          <w:noProof/>
+          <w:color w:val="000000" w:themeColor="text1"/>
+          <w:sz w:val="20"/>
+        </w:rPr>
+        <mc:AlternateContent>
+          <mc:Choice Requires="wps">
+            <w:drawing>
+              <wp:anchor distT="0" distB="0" distL="114300" distR="114300" simplePos="0" relativeHeight="251928576" behindDoc="0" locked="0" layoutInCell="1" allowOverlap="1" wp14:anchorId="66C37C9B" wp14:editId="6929B042">
+                <wp:simplePos x="0" y="0"/>
+                <wp:positionH relativeFrom="column">
+                  <wp:posOffset>3161030</wp:posOffset>
+                </wp:positionH>
+                <wp:positionV relativeFrom="paragraph">
+                  <wp:posOffset>202565</wp:posOffset>
+                </wp:positionV>
+                <wp:extent cx="590550" cy="371475"/>
+                <wp:effectExtent l="0" t="0" r="0" b="0"/>
+                <wp:wrapNone/>
+                <wp:docPr id="1475616614" name="文字方塊 1475616614"/>
+                <wp:cNvGraphicFramePr/>
+                <a:graphic xmlns:a="http://schemas.openxmlformats.org/drawingml/2006/main">
+                  <a:graphicData uri="http://schemas.microsoft.com/office/word/2010/wordprocessingShape">
+                    <wps:wsp>
+                      <wps:cNvSpPr txBox="1"/>
+                      <wps:spPr>
+                        <a:xfrm>
+                          <a:off x="0" y="0"/>
+                          <a:ext cx="590550" cy="371475"/>
+                        </a:xfrm>
+                        <a:prstGeom prst="rect">
+                          <a:avLst/>
+                        </a:prstGeom>
+                        <a:noFill/>
+                        <a:ln w="6350">
+                          <a:noFill/>
+                        </a:ln>
+                      </wps:spPr>
+                      <wps:txbx>
+                        <w:txbxContent>
+                          <w:p>
+                            <w:pPr>
+                              <w:rPr>
+                                <w:rFonts w:ascii="標楷體" w:eastAsia="標楷體" w:hAnsi="標楷體"/>
+                                <w:color w:val="FF0000"/>
+                                <w:sz w:val="20"/>
+                                <w:szCs w:val="20"/>
+                              </w:rPr>
+                            </w:pPr>
+                            <w:r>
+                              <w:rPr>
+                                <w:rFonts w:ascii="標楷體" w:eastAsia="標楷體" w:hAnsi="標楷體" w:hint="eastAsia"/>
+                                <w:color w:val="FF0000"/>
+                                <w:sz w:val="20"/>
+                                <w:szCs w:val="20"/>
+                              </w:rPr>
+                              <w:t>告知</w:t>
+                            </w:r>
+                          </w:p>
+                        </w:txbxContent>
+                      </wps:txbx>
+                      <wps:bodyPr rot="0" spcFirstLastPara="0" vertOverflow="overflow" horzOverflow="overflow" vert="horz" wrap="square" lIns="91440" tIns="45720" rIns="91440" bIns="45720" numCol="1" spcCol="0" rtlCol="0" fromWordArt="0" anchor="t" anchorCtr="0" forceAA="0" compatLnSpc="1">
+                        <a:prstTxWarp prst="textNoShape">
+                          <a:avLst/>
+                        </a:prstTxWarp>
+                        <a:noAutofit/>
+                      </wps:bodyPr>
+                    </wps:wsp>
+                  </a:graphicData>
+                </a:graphic>
+              </wp:anchor>
+            </w:drawing>
+          </mc:Choice>
+          <mc:Fallback>
+            <w:pict>
+              <v:shape w14:anchorId="66C37C9B" id="文字方塊 1475616614" o:spid="_x0000_s1055" type="#_x0000_t202" style="position:absolute;margin-left:248.9pt;margin-top:15.95pt;width:46.5pt;height:29.25pt;z-index:251928576;visibility:visible;mso-wrap-style:square;mso-wrap-distance-left:9pt;mso-wrap-distance-top:0;mso-wrap-distance-right:9pt;mso-wrap-distance-bottom:0;mso-position-horizontal:absolute;mso-position-horizontal-relative:text;mso-position-vertical:absolute;mso-position-vertical-relative:text;v-text-anchor:top" o:gfxdata="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" filled="f" stroked="f" strokeweight=".5pt">
+                <v:textbox>
+                  <w:txbxContent>
+                    <w:p>
+                      <w:pPr>
+                        <w:rPr>
+                          <w:rFonts w:ascii="標楷體" w:eastAsia="標楷體" w:hAnsi="標楷體"/>
+                          <w:color w:val="FF0000"/>
+                          <w:sz w:val="20"/>
+                          <w:szCs w:val="20"/>
+                        </w:rPr>
+                      </w:pPr>
+                      <w:r>
+                        <w:rPr>
+                          <w:rFonts w:ascii="標楷體" w:eastAsia="標楷體" w:hAnsi="標楷體" w:hint="eastAsia"/>
+                          <w:color w:val="FF0000"/>
+                          <w:sz w:val="20"/>
+                          <w:szCs w:val="20"/>
+                        </w:rPr>
+                        <w:t>告知</w:t>
+                      </w:r>
+                    </w:p>
+                  </w:txbxContent>
+                </v:textbox>
+              </v:shape>
+            </w:pict>
+          </mc:Fallback>
+        </mc:AlternateContent>
+      </w:r>
+      <w:r>
+        <w:rPr>
+          <w:rFonts w:eastAsia="標楷體"/>
+          <w:noProof/>
+          <w:color w:val="000000" w:themeColor="text1"/>
+          <w:sz w:val="20"/>
+        </w:rPr>
+        <mc:AlternateContent>
+          <mc:Choice Requires="wps">
+            <w:drawing>
+              <wp:anchor distT="0" distB="0" distL="114300" distR="114300" simplePos="0" relativeHeight="251926528" behindDoc="0" locked="0" layoutInCell="1" allowOverlap="1" wp14:anchorId="1905E7E8" wp14:editId="4FA00C77">
+                <wp:simplePos x="0" y="0"/>
+                <wp:positionH relativeFrom="column">
+                  <wp:posOffset>1370330</wp:posOffset>
+                </wp:positionH>
+                <wp:positionV relativeFrom="paragraph">
+                  <wp:posOffset>193040</wp:posOffset>
+                </wp:positionV>
+                <wp:extent cx="590550" cy="371475"/>
+                <wp:effectExtent l="0" t="0" r="0" b="0"/>
+                <wp:wrapNone/>
+                <wp:docPr id="1475616613" name="文字方塊 1475616613"/>
+                <wp:cNvGraphicFramePr/>
+                <a:graphic xmlns:a="http://schemas.openxmlformats.org/drawingml/2006/main">
+                  <a:graphicData uri="http://schemas.microsoft.com/office/word/2010/wordprocessingShape">
+                    <wps:wsp>
+                      <wps:cNvSpPr txBox="1"/>
+                      <wps:spPr>
+                        <a:xfrm>
+                          <a:off x="0" y="0"/>
+                          <a:ext cx="590550" cy="371475"/>
+                        </a:xfrm>
+                        <a:prstGeom prst="rect">
+                          <a:avLst/>
+                        </a:prstGeom>
+                        <a:noFill/>
+                        <a:ln w="6350">
+                          <a:noFill/>
+                        </a:ln>
+                      </wps:spPr>
+                      <wps:txbx>
+                        <w:txbxContent>
+                          <w:p>
+                            <w:pPr>
+                              <w:rPr>
+                                <w:rFonts w:ascii="標楷體" w:eastAsia="標楷體" w:hAnsi="標楷體"/>
+                                <w:sz w:val="20"/>
+                                <w:szCs w:val="20"/>
+                              </w:rPr>
+                            </w:pPr>
+                            <w:r>
+                              <w:rPr>
+                                <w:rFonts w:ascii="標楷體" w:eastAsia="標楷體" w:hAnsi="標楷體" w:hint="eastAsia"/>
+                                <w:sz w:val="20"/>
+                                <w:szCs w:val="20"/>
+                              </w:rPr>
+                              <w:t>告知</w:t>
+                            </w:r>
+                          </w:p>
+                        </w:txbxContent>
+                      </wps:txbx>
+                      <wps:bodyPr rot="0" spcFirstLastPara="0" vertOverflow="overflow" horzOverflow="overflow" vert="horz" wrap="square" lIns="91440" tIns="45720" rIns="91440" bIns="45720" numCol="1" spcCol="0" rtlCol="0" fromWordArt="0" anchor="t" anchorCtr="0" forceAA="0" compatLnSpc="1">
+                        <a:prstTxWarp prst="textNoShape">
+                          <a:avLst/>
+                        </a:prstTxWarp>
+                        <a:noAutofit/>
+                      </wps:bodyPr>
+                    </wps:wsp>
+                  </a:graphicData>
+                </a:graphic>
+              </wp:anchor>
+            </w:drawing>
+          </mc:Choice>
+          <mc:Fallback>
+            <w:pict>
+              <v:shape w14:anchorId="1905E7E8" id="文字方塊 1475616613" o:spid="_x0000_s1056" type="#_x0000_t202" style="position:absolute;margin-left:107.9pt;margin-top:15.2pt;width:46.5pt;height:29.25pt;z-index:251926528;visibility:visible;mso-wrap-style:square;mso-wrap-distance-left:9pt;mso-wrap-distance-top:0;mso-wrap-distance-right:9pt;mso-wrap-distance-bottom:0;mso-position-horizontal:absolute;mso-position-horizontal-relative:text;mso-position-vertical:absolute;mso-position-vertical-relative:text;v-text-anchor:top" o:gfxdata="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" filled="f" stroked="f" strokeweight=".5pt">
+                <v:textbox>
+                  <w:txbxContent>
+                    <w:p>
+                      <w:pPr>
+                        <w:rPr>
+                          <w:rFonts w:ascii="標楷體" w:eastAsia="標楷體" w:hAnsi="標楷體"/>
+                          <w:sz w:val="20"/>
+                          <w:szCs w:val="20"/>
+                        </w:rPr>
+                      </w:pPr>
+                      <w:r>
+                        <w:rPr>
+                          <w:rFonts w:ascii="標楷體" w:eastAsia="標楷體" w:hAnsi="標楷體" w:hint="eastAsia"/>
+                          <w:sz w:val="20"/>
+                          <w:szCs w:val="20"/>
+                        </w:rPr>
+                        <w:t>告知</w:t>
+                      </w:r>
+                    </w:p>
+                  </w:txbxContent>
+                </v:textbox>
+              </v:shape>
+            </w:pict>
+          </mc:Fallback>
+        </mc:AlternateContent>
+      </w:r>
+      <w:r>
+        <w:rPr>
+          <w:rFonts w:eastAsia="標楷體"/>
+          <w:noProof/>
+          <w:color w:val="000000" w:themeColor="text1"/>
+          <w:sz w:val="20"/>
+        </w:rPr>
+        <mc:AlternateContent>
+          <mc:Choice Requires="wps">
+            <w:drawing>
+              <wp:anchor distT="0" distB="0" distL="114300" distR="114300" simplePos="0" relativeHeight="251920384" behindDoc="0" locked="0" layoutInCell="1" allowOverlap="1" wp14:anchorId="399C64E3" wp14:editId="1C9D815C">
+                <wp:simplePos x="0" y="0"/>
+                <wp:positionH relativeFrom="column">
+                  <wp:posOffset>3218180</wp:posOffset>
+                </wp:positionH>
+                <wp:positionV relativeFrom="paragraph">
+                  <wp:posOffset>221615</wp:posOffset>
+                </wp:positionV>
+                <wp:extent cx="342900" cy="9525"/>
+                <wp:effectExtent l="0" t="76200" r="19050" b="85725"/>
+                <wp:wrapNone/>
+                <wp:docPr id="1475616607" name="直線單箭頭接點 1475616607"/>
+                <wp:cNvGraphicFramePr/>
+                <a:graphic xmlns:a="http://schemas.openxmlformats.org/drawingml/2006/main">
+                  <a:graphicData uri="http://schemas.microsoft.com/office/word/2010/wordprocessingShape">
+                    <wps:wsp>
+                      <wps:cNvCnPr/>
+                      <wps:spPr>
+                        <a:xfrm flipV="1">
+                          <a:off x="0" y="0"/>
+                          <a:ext cx="342900" cy="9525"/>
+                        </a:xfrm>
+                        <a:prstGeom prst="straightConnector1">
+                          <a:avLst/>
+                        </a:prstGeom>
+                        <a:ln w="28575">
+                          <a:solidFill>
+                            <a:srgbClr val="FF0000"/>
+                          </a:solidFill>
+                          <a:tailEnd type="triangle"/>
+                        </a:ln>
+                      </wps:spPr>
+                      <wps:style>
+                        <a:lnRef idx="1">
+                          <a:schemeClr val="accent1"/>
+                        </a:lnRef>
+                        <a:fillRef idx="0">
+                          <a:schemeClr val="accent1"/>
+                        </a:fillRef>
+                        <a:effectRef idx="0">
+                          <a:schemeClr val="accent1"/>
+                        </a:effectRef>
+                        <a:fontRef idx="minor">
+                          <a:schemeClr val="tx1"/>
+                        </a:fontRef>
+                      </wps:style>
+                      <wps:bodyPr/>
+                    </wps:wsp>
+                  </a:graphicData>
+                </a:graphic>
+              </wp:anchor>
+            </w:drawing>
+          </mc:Choice>
+          <mc:Fallback>
+            <w:pict>
+              <v:shape w14:anchorId="6E02C47A" id="直線單箭頭接點 1475616607" o:spid="_x0000_s1026" type="#_x0000_t32" style="position:absolute;margin-left:253.4pt;margin-top:17.45pt;width:27pt;height:.75pt;flip:y;z-index:251920384;visibility:visible;mso-wrap-style:square;mso-wrap-distance-left:9pt;mso-wrap-distance-top:0;mso-wrap-distance-right:9pt;mso-wrap-distance-bottom:0;mso-position-horizontal:absolute;mso-position-horizontal-relative:text;mso-position-vertical:absolute;mso-position-vertical-relative:text" o:gfxdata="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" strokecolor="red" strokeweight="2.25pt">
+                <v:stroke endarrow="block"/>
+              </v:shape>
+            </w:pict>
+          </mc:Fallback>
+        </mc:AlternateContent>
+      </w:r>
+      <w:r>
+        <w:rPr>
+          <w:rFonts w:eastAsia="標楷體"/>
+          <w:noProof/>
+          <w:color w:val="000000" w:themeColor="text1"/>
+          <w:sz w:val="20"/>
+        </w:rPr>
+        <mc:AlternateContent>
+          <mc:Choice Requires="wps">
+            <w:drawing>
+              <wp:anchor distT="0" distB="0" distL="114300" distR="114300" simplePos="0" relativeHeight="251915264" behindDoc="0" locked="0" layoutInCell="1" allowOverlap="1" wp14:anchorId="7B2ECB2A" wp14:editId="01E5E875">
+                <wp:simplePos x="0" y="0"/>
+                <wp:positionH relativeFrom="column">
+                  <wp:posOffset>1351280</wp:posOffset>
+                </wp:positionH>
+                <wp:positionV relativeFrom="paragraph">
+                  <wp:posOffset>259715</wp:posOffset>
+                </wp:positionV>
+                <wp:extent cx="495300" cy="9525"/>
+                <wp:effectExtent l="0" t="76200" r="0" b="85725"/>
+                <wp:wrapNone/>
+                <wp:docPr id="1475616592" name="直線單箭頭接點 1475616592"/>
+                <wp:cNvGraphicFramePr/>
+                <a:graphic xmlns:a="http://schemas.openxmlformats.org/drawingml/2006/main">
+                  <a:graphicData uri="http://schemas.microsoft.com/office/word/2010/wordprocessingShape">
+                    <wps:wsp>
+                      <wps:cNvCnPr/>
+                      <wps:spPr>
+                        <a:xfrm>
+                          <a:off x="0" y="0"/>
+                          <a:ext cx="495300" cy="9525"/>
+                        </a:xfrm>
+                        <a:prstGeom prst="straightConnector1">
+                          <a:avLst/>
+                        </a:prstGeom>
+                        <a:ln w="28575">
+                          <a:solidFill>
+                            <a:schemeClr val="tx1"/>
+                          </a:solidFill>
+                          <a:tailEnd type="triangle"/>
+                        </a:ln>
+                      </wps:spPr>
+                      <wps:style>
+                        <a:lnRef idx="1">
+                          <a:schemeClr val="accent1"/>
+                        </a:lnRef>
+                        <a:fillRef idx="0">
+                          <a:schemeClr val="accent1"/>
+                        </a:fillRef>
+                        <a:effectRef idx="0">
+                          <a:schemeClr val="accent1"/>
+                        </a:effectRef>
+                        <a:fontRef idx="minor">
+                          <a:schemeClr val="tx1"/>
+                        </a:fontRef>
+                      </wps:style>
+                      <wps:bodyPr/>
+                    </wps:wsp>
+                  </a:graphicData>
+                </a:graphic>
+              </wp:anchor>
+            </w:drawing>
+          </mc:Choice>
+          <mc:Fallback>
+            <w:pict>
+              <v:shape w14:anchorId="117ED668" id="直線單箭頭接點 1475616592" o:spid="_x0000_s1026" type="#_x0000_t32" style="position:absolute;margin-left:106.4pt;margin-top:20.45pt;width:39pt;height:.75pt;z-index:251915264;visibility:visible;mso-wrap-style:square;mso-wrap-distance-left:9pt;mso-wrap-distance-top:0;mso-wrap-distance-right:9pt;mso-wrap-distance-bottom:0;mso-position-horizontal:absolute;mso-position-horizontal-relative:text;mso-position-vertical:absolute;mso-position-vertical-relative:text" o:gfxdata="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" strokecolor="black [3213]" strokeweight="2.25pt">
+                <v:stroke endarrow="block"/>
+              </v:shape>
+            </w:pict>
+          </mc:Fallback>
+        </mc:AlternateContent>
+      </w:r>
+    </w:p>
+    <w:p>
+      <w:pPr>
+        <w:spacing w:after="60" w:line="400" w:lineRule="exact"/>
+        <w:rPr>
+          <w:rFonts w:eastAsia="標楷體"/>
+          <w:color w:val="000000" w:themeColor="text1"/>
+          <w:sz w:val="20"/>
+        </w:rPr>
+      </w:pPr>
+    </w:p>
+    <w:p>
+      <w:pPr>
+        <w:spacing w:after="60" w:line="400" w:lineRule="exact"/>
+        <w:rPr>
+          <w:rFonts w:eastAsia="標楷體"/>
+          <w:color w:val="000000" w:themeColor="text1"/>
+          <w:sz w:val="20"/>
+        </w:rPr>
+      </w:pPr>
+    </w:p>
     <w:p>
       <w:pPr>
         <w:spacing w:after="100" w:line="400" w:lineRule="exact"/>
         <w:rPr>
-          <w:rFonts w:ascii="標楷體" w:eastAsia="標楷體" w:hAnsi="標楷體"/>
+          <w:rFonts w:eastAsia="標楷體"/>
+          <w:color w:val="000000" w:themeColor="text1"/>
           <w:sz w:val="20"/>
-          <w:szCs w:val="20"/>
         </w:rPr>
       </w:pPr>
       <w:r>
         <w:rPr>
-          <w:rFonts w:ascii="標楷體" w:eastAsia="標楷體" w:hAnsi="標楷體" w:cs="標楷體" w:hint="eastAsia"/>
+          <w:rFonts w:eastAsia="標楷體" w:hint="eastAsia"/>
+          <w:color w:val="000000" w:themeColor="text1"/>
           <w:sz w:val="20"/>
-          <w:szCs w:val="20"/>
         </w:rPr>
         <w:t>五、告知內容</w:t>
       </w:r>
       <w:r>
         <w:rPr>
-          <w:rFonts w:ascii="標楷體" w:eastAsia="標楷體" w:hAnsi="標楷體"/>
+          <w:rFonts w:eastAsia="標楷體"/>
+          <w:color w:val="000000" w:themeColor="text1"/>
           <w:sz w:val="20"/>
-          <w:szCs w:val="20"/>
         </w:rPr>
         <w:t>(</w:t>
       </w:r>
       <w:r>
         <w:rPr>
-          <w:rFonts w:ascii="標楷體" w:eastAsia="標楷體" w:hAnsi="標楷體" w:cs="標楷體" w:hint="eastAsia"/>
+          <w:rFonts w:eastAsia="標楷體" w:hint="eastAsia"/>
+          <w:color w:val="000000" w:themeColor="text1"/>
           <w:sz w:val="20"/>
-          <w:szCs w:val="20"/>
         </w:rPr>
         <w:t>主辦組應確實告知承攬商工作人員下列三點事項，並記錄</w:t>
       </w:r>
       <w:r>
         <w:rPr>
-          <w:rFonts w:ascii="標楷體" w:eastAsia="標楷體" w:hAnsi="標楷體"/>
+          <w:rFonts w:eastAsia="標楷體"/>
+          <w:color w:val="000000" w:themeColor="text1"/>
           <w:sz w:val="20"/>
-          <w:szCs w:val="20"/>
         </w:rPr>
         <w:t>)</w:t>
       </w:r>
       <w:r>
         <w:rPr>
-          <w:rFonts w:ascii="標楷體" w:eastAsia="標楷體" w:hAnsi="標楷體" w:cs="標楷體" w:hint="eastAsia"/>
+          <w:rFonts w:eastAsia="標楷體" w:hint="eastAsia"/>
+          <w:color w:val="000000" w:themeColor="text1"/>
           <w:sz w:val="20"/>
-          <w:szCs w:val="20"/>
         </w:rPr>
         <w:t>：</w:t>
       </w:r>
     </w:p>
     <w:tbl>
       <w:tblPr>
-        <w:tblW w:w="0" w:type="auto"/>
+        <w:tblW w:w="10048" w:type="dxa"/>
         <w:tblInd w:w="2" w:type="dxa"/>
         <w:tblBorders>
           <w:top w:val="single" w:sz="12" w:space="0" w:color="auto"/>
@@ -2023,7 +1964,7 @@
       <w:tblGrid>
         <w:gridCol w:w="3066"/>
         <w:gridCol w:w="3079"/>
-        <w:gridCol w:w="3080"/>
+        <w:gridCol w:w="3903"/>
       </w:tblGrid>
       <w:tr>
         <w:trPr>
@@ -2043,42 +1984,42 @@
               <w:spacing w:after="100" w:line="440" w:lineRule="exact"/>
               <w:jc w:val="center"/>
               <w:rPr>
-                <w:rFonts w:ascii="標楷體" w:eastAsia="標楷體" w:hAnsi="標楷體"/>
+                <w:rFonts w:eastAsia="標楷體"/>
+                <w:color w:val="000000" w:themeColor="text1"/>
                 <w:sz w:val="20"/>
-                <w:szCs w:val="20"/>
               </w:rPr>
             </w:pPr>
             <w:r>
               <w:rPr>
-                <w:rFonts w:ascii="標楷體" w:eastAsia="標楷體" w:hAnsi="標楷體"/>
+                <w:rFonts w:eastAsia="標楷體"/>
+                <w:color w:val="000000" w:themeColor="text1"/>
                 <w:sz w:val="20"/>
-                <w:szCs w:val="20"/>
               </w:rPr>
               <w:t>(</w:t>
             </w:r>
             <w:proofErr w:type="gramStart"/>
             <w:r>
               <w:rPr>
-                <w:rFonts w:ascii="標楷體" w:eastAsia="標楷體" w:hAnsi="標楷體" w:cs="標楷體" w:hint="eastAsia"/>
+                <w:rFonts w:eastAsia="標楷體" w:hint="eastAsia"/>
+                <w:color w:val="000000" w:themeColor="text1"/>
                 <w:sz w:val="20"/>
-                <w:szCs w:val="20"/>
               </w:rPr>
               <w:t>一</w:t>
             </w:r>
             <w:proofErr w:type="gramEnd"/>
             <w:r>
               <w:rPr>
-                <w:rFonts w:ascii="標楷體" w:eastAsia="標楷體" w:hAnsi="標楷體"/>
+                <w:rFonts w:eastAsia="標楷體"/>
+                <w:color w:val="000000" w:themeColor="text1"/>
                 <w:sz w:val="20"/>
-                <w:szCs w:val="20"/>
               </w:rPr>
               <w:t xml:space="preserve">) </w:t>
             </w:r>
             <w:r>
               <w:rPr>
-                <w:rFonts w:ascii="標楷體" w:eastAsia="標楷體" w:hAnsi="標楷體" w:cs="標楷體" w:hint="eastAsia"/>
+                <w:rFonts w:eastAsia="標楷體" w:hint="eastAsia"/>
+                <w:color w:val="000000" w:themeColor="text1"/>
                 <w:sz w:val="20"/>
-                <w:szCs w:val="20"/>
               </w:rPr>
               <w:t>工作場所環境</w:t>
             </w:r>
@@ -2099,40 +2040,40 @@
               <w:spacing w:after="100" w:line="440" w:lineRule="exact"/>
               <w:jc w:val="center"/>
               <w:rPr>
-                <w:rFonts w:ascii="標楷體" w:eastAsia="標楷體" w:hAnsi="標楷體"/>
+                <w:rFonts w:eastAsia="標楷體"/>
+                <w:color w:val="000000" w:themeColor="text1"/>
                 <w:sz w:val="20"/>
-                <w:szCs w:val="20"/>
               </w:rPr>
             </w:pPr>
             <w:r>
               <w:rPr>
-                <w:rFonts w:ascii="標楷體" w:eastAsia="標楷體" w:hAnsi="標楷體"/>
+                <w:rFonts w:eastAsia="標楷體"/>
+                <w:color w:val="000000" w:themeColor="text1"/>
                 <w:sz w:val="20"/>
-                <w:szCs w:val="20"/>
               </w:rPr>
               <w:t>(</w:t>
             </w:r>
             <w:r>
               <w:rPr>
-                <w:rFonts w:ascii="標楷體" w:eastAsia="標楷體" w:hAnsi="標楷體" w:cs="標楷體" w:hint="eastAsia"/>
+                <w:rFonts w:eastAsia="標楷體" w:hint="eastAsia"/>
+                <w:color w:val="000000" w:themeColor="text1"/>
                 <w:sz w:val="20"/>
-                <w:szCs w:val="20"/>
               </w:rPr>
               <w:t>二</w:t>
             </w:r>
             <w:r>
               <w:rPr>
-                <w:rFonts w:ascii="標楷體" w:eastAsia="標楷體" w:hAnsi="標楷體"/>
+                <w:rFonts w:eastAsia="標楷體"/>
+                <w:color w:val="000000" w:themeColor="text1"/>
                 <w:sz w:val="20"/>
-                <w:szCs w:val="20"/>
               </w:rPr>
               <w:t xml:space="preserve">) </w:t>
             </w:r>
             <w:r>
               <w:rPr>
-                <w:rFonts w:ascii="標楷體" w:eastAsia="標楷體" w:hAnsi="標楷體" w:cs="標楷體" w:hint="eastAsia"/>
+                <w:rFonts w:eastAsia="標楷體" w:hint="eastAsia"/>
+                <w:color w:val="000000" w:themeColor="text1"/>
                 <w:sz w:val="20"/>
-                <w:szCs w:val="20"/>
               </w:rPr>
               <w:t>危害因素</w:t>
             </w:r>
@@ -2140,7 +2081,7 @@
         </w:tc>
         <w:tc>
           <w:tcPr>
-            <w:tcW w:w="3080" w:type="dxa"/>
+            <w:tcW w:w="3903" w:type="dxa"/>
             <w:tcBorders>
               <w:left w:val="single" w:sz="4" w:space="0" w:color="auto"/>
               <w:bottom w:val="single" w:sz="4" w:space="0" w:color="auto"/>
@@ -2152,40 +2093,40 @@
               <w:spacing w:after="100" w:line="440" w:lineRule="exact"/>
               <w:jc w:val="center"/>
               <w:rPr>
-                <w:rFonts w:ascii="標楷體" w:eastAsia="標楷體" w:hAnsi="標楷體"/>
+                <w:rFonts w:eastAsia="標楷體"/>
+                <w:color w:val="000000" w:themeColor="text1"/>
                 <w:sz w:val="20"/>
-                <w:szCs w:val="20"/>
               </w:rPr>
             </w:pPr>
             <w:r>
               <w:rPr>
-                <w:rFonts w:ascii="標楷體" w:eastAsia="標楷體" w:hAnsi="標楷體"/>
+                <w:rFonts w:eastAsia="標楷體"/>
+                <w:color w:val="000000" w:themeColor="text1"/>
                 <w:sz w:val="20"/>
-                <w:szCs w:val="20"/>
               </w:rPr>
               <w:t>(</w:t>
             </w:r>
             <w:r>
               <w:rPr>
-                <w:rFonts w:ascii="標楷體" w:eastAsia="標楷體" w:hAnsi="標楷體" w:cs="標楷體" w:hint="eastAsia"/>
+                <w:rFonts w:eastAsia="標楷體" w:hint="eastAsia"/>
+                <w:color w:val="000000" w:themeColor="text1"/>
                 <w:sz w:val="20"/>
-                <w:szCs w:val="20"/>
               </w:rPr>
               <w:t>三</w:t>
             </w:r>
             <w:r>
               <w:rPr>
-                <w:rFonts w:ascii="標楷體" w:eastAsia="標楷體" w:hAnsi="標楷體"/>
+                <w:rFonts w:eastAsia="標楷體"/>
+                <w:color w:val="000000" w:themeColor="text1"/>
                 <w:sz w:val="20"/>
-                <w:szCs w:val="20"/>
               </w:rPr>
               <w:t xml:space="preserve">) </w:t>
             </w:r>
             <w:r>
               <w:rPr>
-                <w:rFonts w:ascii="標楷體" w:eastAsia="標楷體" w:hAnsi="標楷體" w:cs="標楷體" w:hint="eastAsia"/>
+                <w:rFonts w:eastAsia="標楷體" w:hint="eastAsia"/>
+                <w:color w:val="000000" w:themeColor="text1"/>
                 <w:sz w:val="20"/>
-                <w:szCs w:val="20"/>
               </w:rPr>
               <w:t>應採取之措施</w:t>
             </w:r>
@@ -2209,9 +2150,9 @@
             <w:pPr>
               <w:spacing w:line="440" w:lineRule="exact"/>
               <w:rPr>
-                <w:rFonts w:ascii="標楷體" w:eastAsia="標楷體" w:hAnsi="標楷體"/>
+                <w:rFonts w:eastAsia="標楷體"/>
+                <w:color w:val="000000" w:themeColor="text1"/>
                 <w:sz w:val="20"/>
-                <w:szCs w:val="20"/>
               </w:rPr>
             </w:pPr>
           </w:p>
@@ -2230,16 +2171,16 @@
             <w:pPr>
               <w:spacing w:line="440" w:lineRule="exact"/>
               <w:rPr>
-                <w:rFonts w:ascii="標楷體" w:eastAsia="標楷體" w:hAnsi="標楷體"/>
+                <w:rFonts w:eastAsia="標楷體"/>
+                <w:color w:val="000000" w:themeColor="text1"/>
                 <w:sz w:val="20"/>
-                <w:szCs w:val="20"/>
               </w:rPr>
             </w:pPr>
           </w:p>
         </w:tc>
         <w:tc>
           <w:tcPr>
-            <w:tcW w:w="3080" w:type="dxa"/>
+            <w:tcW w:w="3903" w:type="dxa"/>
             <w:tcBorders>
               <w:top w:val="single" w:sz="4" w:space="0" w:color="auto"/>
               <w:left w:val="single" w:sz="4" w:space="0" w:color="auto"/>
@@ -2250,9 +2191,9 @@
             <w:pPr>
               <w:spacing w:line="440" w:lineRule="exact"/>
               <w:rPr>
-                <w:rFonts w:ascii="標楷體" w:eastAsia="標楷體" w:hAnsi="標楷體"/>
+                <w:rFonts w:eastAsia="標楷體"/>
+                <w:color w:val="000000" w:themeColor="text1"/>
                 <w:sz w:val="20"/>
-                <w:szCs w:val="20"/>
               </w:rPr>
             </w:pPr>
           </w:p>
@@ -2275,9 +2216,9 @@
             <w:pPr>
               <w:spacing w:line="440" w:lineRule="exact"/>
               <w:rPr>
-                <w:rFonts w:ascii="標楷體" w:eastAsia="標楷體" w:hAnsi="標楷體"/>
+                <w:rFonts w:eastAsia="標楷體"/>
+                <w:color w:val="000000" w:themeColor="text1"/>
                 <w:sz w:val="20"/>
-                <w:szCs w:val="20"/>
               </w:rPr>
             </w:pPr>
           </w:p>
@@ -2296,16 +2237,16 @@
             <w:pPr>
               <w:spacing w:line="440" w:lineRule="exact"/>
               <w:rPr>
-                <w:rFonts w:ascii="標楷體" w:eastAsia="標楷體" w:hAnsi="標楷體"/>
+                <w:rFonts w:eastAsia="標楷體"/>
+                <w:color w:val="000000" w:themeColor="text1"/>
                 <w:sz w:val="20"/>
-                <w:szCs w:val="20"/>
               </w:rPr>
             </w:pPr>
           </w:p>
         </w:tc>
         <w:tc>
           <w:tcPr>
-            <w:tcW w:w="3080" w:type="dxa"/>
+            <w:tcW w:w="3903" w:type="dxa"/>
             <w:tcBorders>
               <w:top w:val="single" w:sz="4" w:space="0" w:color="auto"/>
               <w:left w:val="single" w:sz="4" w:space="0" w:color="auto"/>
@@ -2316,9 +2257,9 @@
             <w:pPr>
               <w:spacing w:line="440" w:lineRule="exact"/>
               <w:rPr>
-                <w:rFonts w:ascii="標楷體" w:eastAsia="標楷體" w:hAnsi="標楷體"/>
+                <w:rFonts w:eastAsia="標楷體"/>
+                <w:color w:val="000000" w:themeColor="text1"/>
                 <w:sz w:val="20"/>
-                <w:szCs w:val="20"/>
               </w:rPr>
             </w:pPr>
           </w:p>
@@ -2341,9 +2282,9 @@
             <w:pPr>
               <w:spacing w:line="440" w:lineRule="exact"/>
               <w:rPr>
-                <w:rFonts w:ascii="標楷體" w:eastAsia="標楷體" w:hAnsi="標楷體"/>
+                <w:rFonts w:eastAsia="標楷體"/>
+                <w:color w:val="000000" w:themeColor="text1"/>
                 <w:sz w:val="20"/>
-                <w:szCs w:val="20"/>
               </w:rPr>
             </w:pPr>
           </w:p>
@@ -2362,16 +2303,16 @@
             <w:pPr>
               <w:spacing w:line="440" w:lineRule="exact"/>
               <w:rPr>
-                <w:rFonts w:ascii="標楷體" w:eastAsia="標楷體" w:hAnsi="標楷體"/>
+                <w:rFonts w:eastAsia="標楷體"/>
+                <w:color w:val="000000" w:themeColor="text1"/>
                 <w:sz w:val="20"/>
-                <w:szCs w:val="20"/>
               </w:rPr>
             </w:pPr>
           </w:p>
         </w:tc>
         <w:tc>
           <w:tcPr>
-            <w:tcW w:w="3080" w:type="dxa"/>
+            <w:tcW w:w="3903" w:type="dxa"/>
             <w:tcBorders>
               <w:top w:val="single" w:sz="4" w:space="0" w:color="auto"/>
               <w:left w:val="single" w:sz="4" w:space="0" w:color="auto"/>
@@ -2382,9 +2323,9 @@
             <w:pPr>
               <w:spacing w:line="440" w:lineRule="exact"/>
               <w:rPr>
-                <w:rFonts w:ascii="標楷體" w:eastAsia="標楷體" w:hAnsi="標楷體"/>
+                <w:rFonts w:eastAsia="標楷體"/>
+                <w:color w:val="000000" w:themeColor="text1"/>
                 <w:sz w:val="20"/>
-                <w:szCs w:val="20"/>
               </w:rPr>
             </w:pPr>
           </w:p>
@@ -2407,9 +2348,9 @@
             <w:pPr>
               <w:spacing w:line="440" w:lineRule="exact"/>
               <w:rPr>
-                <w:rFonts w:ascii="標楷體" w:eastAsia="標楷體" w:hAnsi="標楷體"/>
+                <w:rFonts w:eastAsia="標楷體"/>
+                <w:color w:val="000000" w:themeColor="text1"/>
                 <w:sz w:val="20"/>
-                <w:szCs w:val="20"/>
               </w:rPr>
             </w:pPr>
           </w:p>
@@ -2428,16 +2369,16 @@
             <w:pPr>
               <w:spacing w:line="440" w:lineRule="exact"/>
               <w:rPr>
-                <w:rFonts w:ascii="標楷體" w:eastAsia="標楷體" w:hAnsi="標楷體"/>
+                <w:rFonts w:eastAsia="標楷體"/>
+                <w:color w:val="000000" w:themeColor="text1"/>
                 <w:sz w:val="20"/>
-                <w:szCs w:val="20"/>
               </w:rPr>
             </w:pPr>
           </w:p>
         </w:tc>
         <w:tc>
           <w:tcPr>
-            <w:tcW w:w="3080" w:type="dxa"/>
+            <w:tcW w:w="3903" w:type="dxa"/>
             <w:tcBorders>
               <w:top w:val="single" w:sz="4" w:space="0" w:color="auto"/>
               <w:left w:val="single" w:sz="4" w:space="0" w:color="auto"/>
@@ -2448,9 +2389,9 @@
             <w:pPr>
               <w:spacing w:line="440" w:lineRule="exact"/>
               <w:rPr>
-                <w:rFonts w:ascii="標楷體" w:eastAsia="標楷體" w:hAnsi="標楷體"/>
+                <w:rFonts w:eastAsia="標楷體"/>
+                <w:color w:val="000000" w:themeColor="text1"/>
                 <w:sz w:val="20"/>
-                <w:szCs w:val="20"/>
               </w:rPr>
             </w:pPr>
           </w:p>
@@ -2473,9 +2414,9 @@
             <w:pPr>
               <w:spacing w:line="440" w:lineRule="exact"/>
               <w:rPr>
-                <w:rFonts w:ascii="標楷體" w:eastAsia="標楷體" w:hAnsi="標楷體"/>
+                <w:rFonts w:eastAsia="標楷體"/>
+                <w:color w:val="000000" w:themeColor="text1"/>
                 <w:sz w:val="20"/>
-                <w:szCs w:val="20"/>
               </w:rPr>
             </w:pPr>
           </w:p>
@@ -2494,16 +2435,16 @@
             <w:pPr>
               <w:spacing w:line="440" w:lineRule="exact"/>
               <w:rPr>
-                <w:rFonts w:ascii="標楷體" w:eastAsia="標楷體" w:hAnsi="標楷體"/>
+                <w:rFonts w:eastAsia="標楷體"/>
+                <w:color w:val="000000" w:themeColor="text1"/>
                 <w:sz w:val="20"/>
-                <w:szCs w:val="20"/>
               </w:rPr>
             </w:pPr>
           </w:p>
         </w:tc>
         <w:tc>
           <w:tcPr>
-            <w:tcW w:w="3080" w:type="dxa"/>
+            <w:tcW w:w="3903" w:type="dxa"/>
             <w:tcBorders>
               <w:top w:val="single" w:sz="4" w:space="0" w:color="auto"/>
               <w:left w:val="single" w:sz="4" w:space="0" w:color="auto"/>
@@ -2514,9 +2455,9 @@
             <w:pPr>
               <w:spacing w:line="440" w:lineRule="exact"/>
               <w:rPr>
-                <w:rFonts w:ascii="標楷體" w:eastAsia="標楷體" w:hAnsi="標楷體"/>
+                <w:rFonts w:eastAsia="標楷體"/>
+                <w:color w:val="000000" w:themeColor="text1"/>
                 <w:sz w:val="20"/>
-                <w:szCs w:val="20"/>
               </w:rPr>
             </w:pPr>
           </w:p>
@@ -2539,9 +2480,9 @@
             <w:pPr>
               <w:spacing w:line="440" w:lineRule="exact"/>
               <w:rPr>
-                <w:rFonts w:ascii="標楷體" w:eastAsia="標楷體" w:hAnsi="標楷體"/>
+                <w:rFonts w:eastAsia="標楷體"/>
+                <w:color w:val="000000" w:themeColor="text1"/>
                 <w:sz w:val="20"/>
-                <w:szCs w:val="20"/>
               </w:rPr>
             </w:pPr>
           </w:p>
@@ -2560,16 +2501,16 @@
             <w:pPr>
               <w:spacing w:line="440" w:lineRule="exact"/>
               <w:rPr>
-                <w:rFonts w:ascii="標楷體" w:eastAsia="標楷體" w:hAnsi="標楷體"/>
+                <w:rFonts w:eastAsia="標楷體"/>
+                <w:color w:val="000000" w:themeColor="text1"/>
                 <w:sz w:val="20"/>
-                <w:szCs w:val="20"/>
               </w:rPr>
             </w:pPr>
           </w:p>
         </w:tc>
         <w:tc>
           <w:tcPr>
-            <w:tcW w:w="3080" w:type="dxa"/>
+            <w:tcW w:w="3903" w:type="dxa"/>
             <w:tcBorders>
               <w:top w:val="single" w:sz="4" w:space="0" w:color="auto"/>
               <w:left w:val="single" w:sz="4" w:space="0" w:color="auto"/>
@@ -2580,9 +2521,9 @@
             <w:pPr>
               <w:spacing w:line="440" w:lineRule="exact"/>
               <w:rPr>
-                <w:rFonts w:ascii="標楷體" w:eastAsia="標楷體" w:hAnsi="標楷體"/>
+                <w:rFonts w:eastAsia="標楷體"/>
+                <w:color w:val="000000" w:themeColor="text1"/>
                 <w:sz w:val="20"/>
-                <w:szCs w:val="20"/>
               </w:rPr>
             </w:pPr>
           </w:p>
@@ -2605,9 +2546,9 @@
             <w:pPr>
               <w:spacing w:line="440" w:lineRule="exact"/>
               <w:rPr>
-                <w:rFonts w:ascii="標楷體" w:eastAsia="標楷體" w:hAnsi="標楷體"/>
+                <w:rFonts w:eastAsia="標楷體"/>
+                <w:color w:val="000000" w:themeColor="text1"/>
                 <w:sz w:val="20"/>
-                <w:szCs w:val="20"/>
               </w:rPr>
             </w:pPr>
           </w:p>
@@ -2626,16 +2567,16 @@
             <w:pPr>
               <w:spacing w:line="440" w:lineRule="exact"/>
               <w:rPr>
-                <w:rFonts w:ascii="標楷體" w:eastAsia="標楷體" w:hAnsi="標楷體"/>
+                <w:rFonts w:eastAsia="標楷體"/>
+                <w:color w:val="000000" w:themeColor="text1"/>
                 <w:sz w:val="20"/>
-                <w:szCs w:val="20"/>
               </w:rPr>
             </w:pPr>
           </w:p>
         </w:tc>
         <w:tc>
           <w:tcPr>
-            <w:tcW w:w="3080" w:type="dxa"/>
+            <w:tcW w:w="3903" w:type="dxa"/>
             <w:tcBorders>
               <w:top w:val="single" w:sz="4" w:space="0" w:color="auto"/>
               <w:left w:val="single" w:sz="4" w:space="0" w:color="auto"/>
@@ -2646,9 +2587,9 @@
             <w:pPr>
               <w:spacing w:line="440" w:lineRule="exact"/>
               <w:rPr>
-                <w:rFonts w:ascii="標楷體" w:eastAsia="標楷體" w:hAnsi="標楷體"/>
+                <w:rFonts w:eastAsia="標楷體"/>
+                <w:color w:val="000000" w:themeColor="text1"/>
                 <w:sz w:val="20"/>
-                <w:szCs w:val="20"/>
               </w:rPr>
             </w:pPr>
           </w:p>
@@ -2671,9 +2612,9 @@
             <w:pPr>
               <w:spacing w:line="440" w:lineRule="exact"/>
               <w:rPr>
-                <w:rFonts w:ascii="標楷體" w:eastAsia="標楷體" w:hAnsi="標楷體"/>
+                <w:rFonts w:eastAsia="標楷體"/>
+                <w:color w:val="000000" w:themeColor="text1"/>
                 <w:sz w:val="20"/>
-                <w:szCs w:val="20"/>
               </w:rPr>
             </w:pPr>
           </w:p>
@@ -2692,16 +2633,16 @@
             <w:pPr>
               <w:spacing w:line="440" w:lineRule="exact"/>
               <w:rPr>
-                <w:rFonts w:ascii="標楷體" w:eastAsia="標楷體" w:hAnsi="標楷體"/>
+                <w:rFonts w:eastAsia="標楷體"/>
+                <w:color w:val="000000" w:themeColor="text1"/>
                 <w:sz w:val="20"/>
-                <w:szCs w:val="20"/>
               </w:rPr>
             </w:pPr>
           </w:p>
         </w:tc>
         <w:tc>
           <w:tcPr>
-            <w:tcW w:w="3080" w:type="dxa"/>
+            <w:tcW w:w="3903" w:type="dxa"/>
             <w:tcBorders>
               <w:top w:val="single" w:sz="4" w:space="0" w:color="auto"/>
               <w:left w:val="single" w:sz="4" w:space="0" w:color="auto"/>
@@ -2712,9 +2653,9 @@
             <w:pPr>
               <w:spacing w:line="440" w:lineRule="exact"/>
               <w:rPr>
-                <w:rFonts w:ascii="標楷體" w:eastAsia="標楷體" w:hAnsi="標楷體"/>
+                <w:rFonts w:eastAsia="標楷體"/>
+                <w:color w:val="000000" w:themeColor="text1"/>
                 <w:sz w:val="20"/>
-                <w:szCs w:val="20"/>
               </w:rPr>
             </w:pPr>
           </w:p>
@@ -2737,9 +2678,9 @@
             <w:pPr>
               <w:spacing w:line="440" w:lineRule="exact"/>
               <w:rPr>
-                <w:rFonts w:ascii="標楷體" w:eastAsia="標楷體" w:hAnsi="標楷體"/>
+                <w:rFonts w:eastAsia="標楷體"/>
+                <w:color w:val="000000" w:themeColor="text1"/>
                 <w:sz w:val="20"/>
-                <w:szCs w:val="20"/>
               </w:rPr>
             </w:pPr>
           </w:p>
@@ -2758,16 +2699,16 @@
             <w:pPr>
               <w:spacing w:line="440" w:lineRule="exact"/>
               <w:rPr>
-                <w:rFonts w:ascii="標楷體" w:eastAsia="標楷體" w:hAnsi="標楷體"/>
+                <w:rFonts w:eastAsia="標楷體"/>
+                <w:color w:val="000000" w:themeColor="text1"/>
                 <w:sz w:val="20"/>
-                <w:szCs w:val="20"/>
               </w:rPr>
             </w:pPr>
           </w:p>
         </w:tc>
         <w:tc>
           <w:tcPr>
-            <w:tcW w:w="3080" w:type="dxa"/>
+            <w:tcW w:w="3903" w:type="dxa"/>
             <w:tcBorders>
               <w:top w:val="single" w:sz="4" w:space="0" w:color="auto"/>
               <w:left w:val="single" w:sz="4" w:space="0" w:color="auto"/>
@@ -2778,9 +2719,9 @@
             <w:pPr>
               <w:spacing w:line="440" w:lineRule="exact"/>
               <w:rPr>
-                <w:rFonts w:ascii="標楷體" w:eastAsia="標楷體" w:hAnsi="標楷體"/>
+                <w:rFonts w:eastAsia="標楷體"/>
+                <w:color w:val="000000" w:themeColor="text1"/>
                 <w:sz w:val="20"/>
-                <w:szCs w:val="20"/>
               </w:rPr>
             </w:pPr>
           </w:p>
@@ -2803,9 +2744,9 @@
             <w:pPr>
               <w:spacing w:line="440" w:lineRule="exact"/>
               <w:rPr>
-                <w:rFonts w:ascii="標楷體" w:eastAsia="標楷體" w:hAnsi="標楷體"/>
+                <w:rFonts w:eastAsia="標楷體"/>
+                <w:color w:val="000000" w:themeColor="text1"/>
                 <w:sz w:val="20"/>
-                <w:szCs w:val="20"/>
               </w:rPr>
             </w:pPr>
           </w:p>
@@ -2824,16 +2765,16 @@
             <w:pPr>
               <w:spacing w:line="440" w:lineRule="exact"/>
               <w:rPr>
-                <w:rFonts w:ascii="標楷體" w:eastAsia="標楷體" w:hAnsi="標楷體"/>
+                <w:rFonts w:eastAsia="標楷體"/>
+                <w:color w:val="000000" w:themeColor="text1"/>
                 <w:sz w:val="20"/>
-                <w:szCs w:val="20"/>
               </w:rPr>
             </w:pPr>
           </w:p>
         </w:tc>
         <w:tc>
           <w:tcPr>
-            <w:tcW w:w="3080" w:type="dxa"/>
+            <w:tcW w:w="3903" w:type="dxa"/>
             <w:tcBorders>
               <w:top w:val="single" w:sz="4" w:space="0" w:color="auto"/>
               <w:left w:val="single" w:sz="4" w:space="0" w:color="auto"/>
@@ -2844,9 +2785,9 @@
             <w:pPr>
               <w:spacing w:line="440" w:lineRule="exact"/>
               <w:rPr>
-                <w:rFonts w:ascii="標楷體" w:eastAsia="標楷體" w:hAnsi="標楷體"/>
+                <w:rFonts w:eastAsia="標楷體"/>
+                <w:color w:val="000000" w:themeColor="text1"/>
                 <w:sz w:val="20"/>
-                <w:szCs w:val="20"/>
               </w:rPr>
             </w:pPr>
           </w:p>
@@ -2869,9 +2810,9 @@
             <w:pPr>
               <w:spacing w:line="440" w:lineRule="exact"/>
               <w:rPr>
-                <w:rFonts w:ascii="標楷體" w:eastAsia="標楷體" w:hAnsi="標楷體"/>
+                <w:rFonts w:eastAsia="標楷體"/>
+                <w:color w:val="000000" w:themeColor="text1"/>
                 <w:sz w:val="20"/>
-                <w:szCs w:val="20"/>
               </w:rPr>
             </w:pPr>
           </w:p>
@@ -2890,16 +2831,16 @@
             <w:pPr>
               <w:spacing w:line="440" w:lineRule="exact"/>
               <w:rPr>
-                <w:rFonts w:ascii="標楷體" w:eastAsia="標楷體" w:hAnsi="標楷體"/>
+                <w:rFonts w:eastAsia="標楷體"/>
+                <w:color w:val="000000" w:themeColor="text1"/>
                 <w:sz w:val="20"/>
-                <w:szCs w:val="20"/>
               </w:rPr>
             </w:pPr>
           </w:p>
         </w:tc>
         <w:tc>
           <w:tcPr>
-            <w:tcW w:w="3080" w:type="dxa"/>
+            <w:tcW w:w="3903" w:type="dxa"/>
             <w:tcBorders>
               <w:top w:val="single" w:sz="4" w:space="0" w:color="auto"/>
               <w:left w:val="single" w:sz="4" w:space="0" w:color="auto"/>
@@ -2910,9 +2851,9 @@
             <w:pPr>
               <w:spacing w:line="440" w:lineRule="exact"/>
               <w:rPr>
-                <w:rFonts w:ascii="標楷體" w:eastAsia="標楷體" w:hAnsi="標楷體"/>
+                <w:rFonts w:eastAsia="標楷體"/>
+                <w:color w:val="000000" w:themeColor="text1"/>
                 <w:sz w:val="20"/>
-                <w:szCs w:val="20"/>
               </w:rPr>
             </w:pPr>
           </w:p>
@@ -2935,9 +2876,9 @@
             <w:pPr>
               <w:spacing w:line="440" w:lineRule="exact"/>
               <w:rPr>
-                <w:rFonts w:ascii="標楷體" w:eastAsia="標楷體" w:hAnsi="標楷體"/>
+                <w:rFonts w:eastAsia="標楷體"/>
+                <w:color w:val="000000" w:themeColor="text1"/>
                 <w:sz w:val="20"/>
-                <w:szCs w:val="20"/>
               </w:rPr>
             </w:pPr>
           </w:p>
@@ -2956,16 +2897,16 @@
             <w:pPr>
               <w:spacing w:line="440" w:lineRule="exact"/>
               <w:rPr>
-                <w:rFonts w:ascii="標楷體" w:eastAsia="標楷體" w:hAnsi="標楷體"/>
+                <w:rFonts w:eastAsia="標楷體"/>
+                <w:color w:val="000000" w:themeColor="text1"/>
                 <w:sz w:val="20"/>
-                <w:szCs w:val="20"/>
               </w:rPr>
             </w:pPr>
           </w:p>
         </w:tc>
         <w:tc>
           <w:tcPr>
-            <w:tcW w:w="3080" w:type="dxa"/>
+            <w:tcW w:w="3903" w:type="dxa"/>
             <w:tcBorders>
               <w:top w:val="single" w:sz="4" w:space="0" w:color="auto"/>
               <w:left w:val="single" w:sz="4" w:space="0" w:color="auto"/>
@@ -2976,9 +2917,9 @@
             <w:pPr>
               <w:spacing w:line="440" w:lineRule="exact"/>
               <w:rPr>
-                <w:rFonts w:ascii="標楷體" w:eastAsia="標楷體" w:hAnsi="標楷體"/>
+                <w:rFonts w:eastAsia="標楷體"/>
+                <w:color w:val="000000" w:themeColor="text1"/>
                 <w:sz w:val="20"/>
-                <w:szCs w:val="20"/>
               </w:rPr>
             </w:pPr>
           </w:p>
@@ -3000,9 +2941,9 @@
             <w:pPr>
               <w:spacing w:line="440" w:lineRule="exact"/>
               <w:rPr>
-                <w:rFonts w:ascii="標楷體" w:eastAsia="標楷體" w:hAnsi="標楷體"/>
+                <w:rFonts w:eastAsia="標楷體"/>
+                <w:color w:val="000000" w:themeColor="text1"/>
                 <w:sz w:val="20"/>
-                <w:szCs w:val="20"/>
               </w:rPr>
             </w:pPr>
           </w:p>
@@ -3020,16 +2961,16 @@
             <w:pPr>
               <w:spacing w:line="440" w:lineRule="exact"/>
               <w:rPr>
-                <w:rFonts w:ascii="標楷體" w:eastAsia="標楷體" w:hAnsi="標楷體"/>
+                <w:rFonts w:eastAsia="標楷體"/>
+                <w:color w:val="000000" w:themeColor="text1"/>
                 <w:sz w:val="20"/>
-                <w:szCs w:val="20"/>
               </w:rPr>
             </w:pPr>
           </w:p>
         </w:tc>
         <w:tc>
           <w:tcPr>
-            <w:tcW w:w="3080" w:type="dxa"/>
+            <w:tcW w:w="3903" w:type="dxa"/>
             <w:tcBorders>
               <w:top w:val="single" w:sz="4" w:space="0" w:color="auto"/>
               <w:left w:val="single" w:sz="4" w:space="0" w:color="auto"/>
@@ -3039,9 +2980,9 @@
             <w:pPr>
               <w:spacing w:line="440" w:lineRule="exact"/>
               <w:rPr>
-                <w:rFonts w:ascii="標楷體" w:eastAsia="標楷體" w:hAnsi="標楷體"/>
+                <w:rFonts w:eastAsia="標楷體"/>
+                <w:color w:val="000000" w:themeColor="text1"/>
                 <w:sz w:val="20"/>
-                <w:szCs w:val="20"/>
               </w:rPr>
             </w:pPr>
           </w:p>
@@ -3053,34 +2994,33 @@
         <w:spacing w:line="240" w:lineRule="exact"/>
         <w:jc w:val="both"/>
         <w:rPr>
-          <w:rFonts w:ascii="標楷體" w:eastAsia="標楷體" w:hAnsi="標楷體"/>
+          <w:rFonts w:eastAsia="標楷體"/>
+          <w:color w:val="000000" w:themeColor="text1"/>
           <w:sz w:val="20"/>
-          <w:szCs w:val="20"/>
         </w:rPr>
       </w:pPr>
       <w:r>
         <w:rPr>
-          <w:rFonts w:ascii="標楷體" w:eastAsia="標楷體" w:hAnsi="標楷體" w:cs="標楷體" w:hint="eastAsia"/>
+          <w:rFonts w:eastAsia="標楷體" w:hint="eastAsia"/>
+          <w:color w:val="000000" w:themeColor="text1"/>
           <w:sz w:val="20"/>
-          <w:szCs w:val="20"/>
         </w:rPr>
         <w:t>六、承攬商工作人員除應遵守第五項座談內容外，並應遵守依</w:t>
       </w:r>
       <w:r>
         <w:rPr>
-          <w:rFonts w:ascii="標楷體" w:eastAsia="標楷體" w:hAnsi="標楷體" w:cs="標楷體" w:hint="eastAsia"/>
+          <w:rFonts w:eastAsia="標楷體" w:hint="eastAsia"/>
           <w:b/>
-          <w:bCs/>
+          <w:color w:val="000000" w:themeColor="text1"/>
           <w:sz w:val="20"/>
-          <w:szCs w:val="20"/>
         </w:rPr>
         <w:t>職業</w:t>
       </w:r>
       <w:r>
         <w:rPr>
-          <w:rFonts w:ascii="標楷體" w:eastAsia="標楷體" w:hAnsi="標楷體" w:cs="標楷體" w:hint="eastAsia"/>
+          <w:rFonts w:eastAsia="標楷體" w:hint="eastAsia"/>
+          <w:color w:val="000000" w:themeColor="text1"/>
           <w:sz w:val="20"/>
-          <w:szCs w:val="20"/>
         </w:rPr>
         <w:t>安全衛生法令規定應注意事項，以防止職</w:t>
       </w:r>
@@ -3090,16 +3030,16 @@
         <w:spacing w:line="240" w:lineRule="exact"/>
         <w:jc w:val="both"/>
         <w:rPr>
-          <w:rFonts w:ascii="標楷體" w:eastAsia="標楷體" w:hAnsi="標楷體"/>
+          <w:rFonts w:eastAsia="標楷體"/>
+          <w:color w:val="000000" w:themeColor="text1"/>
           <w:sz w:val="20"/>
-          <w:szCs w:val="20"/>
         </w:rPr>
       </w:pPr>
       <w:r>
         <w:rPr>
-          <w:rFonts w:ascii="標楷體" w:eastAsia="標楷體" w:hAnsi="標楷體" w:cs="標楷體" w:hint="eastAsia"/>
+          <w:rFonts w:eastAsia="標楷體" w:hint="eastAsia"/>
+          <w:color w:val="000000" w:themeColor="text1"/>
           <w:sz w:val="20"/>
-          <w:szCs w:val="20"/>
         </w:rPr>
         <w:t>業災害之發生。</w:t>
       </w:r>
@@ -3108,122 +3048,61 @@
       <w:pPr>
         <w:spacing w:line="240" w:lineRule="exact"/>
         <w:rPr>
-          <w:rFonts w:ascii="標楷體" w:eastAsia="標楷體" w:hAnsi="標楷體" w:cs="標楷體"/>
+          <w:rFonts w:eastAsia="標楷體"/>
+          <w:color w:val="000000" w:themeColor="text1"/>
           <w:sz w:val="20"/>
-          <w:szCs w:val="20"/>
         </w:rPr>
       </w:pPr>
-      <w:r>
-        <w:rPr>
-          <w:rFonts w:ascii="標楷體" w:eastAsia="標楷體" w:hAnsi="標楷體" w:cs="標楷體" w:hint="eastAsia"/>
-        </w:rPr>
-        <w:t>【備註】：本紀錄表連同</w:t>
-      </w:r>
-      <w:r>
-        <w:rPr>
-          <w:rFonts w:ascii="標楷體" w:eastAsia="標楷體" w:hAnsi="標楷體" w:cs="標楷體" w:hint="eastAsia"/>
-          <w:b/>
-          <w:bCs/>
-          <w:u w:val="single"/>
-        </w:rPr>
-        <w:t>承攬商開工前安全衛生協商會議紀錄</w:t>
-      </w:r>
-      <w:r>
-        <w:rPr>
-          <w:rFonts w:ascii="標楷體" w:eastAsia="標楷體" w:hAnsi="標楷體"/>
-          <w:b/>
-          <w:bCs/>
-          <w:u w:val="single"/>
-        </w:rPr>
-        <w:t xml:space="preserve"> (</w:t>
-      </w:r>
-      <w:r>
-        <w:rPr>
-          <w:rFonts w:ascii="標楷體" w:eastAsia="標楷體" w:hAnsi="標楷體" w:cs="標楷體" w:hint="eastAsia"/>
-          <w:b/>
-          <w:bCs/>
-          <w:u w:val="single"/>
-        </w:rPr>
-        <w:t>附表</w:t>
-      </w:r>
-      <w:r>
-        <w:rPr>
-          <w:rFonts w:ascii="標楷體" w:eastAsia="標楷體" w:hAnsi="標楷體"/>
-          <w:b/>
-          <w:bCs/>
-          <w:u w:val="single"/>
-        </w:rPr>
-        <w:t xml:space="preserve">3) </w:t>
-      </w:r>
-      <w:r>
-        <w:rPr>
-          <w:rFonts w:ascii="標楷體" w:eastAsia="標楷體" w:hAnsi="標楷體" w:cs="標楷體" w:hint="eastAsia"/>
-        </w:rPr>
-        <w:t>送工安組備查。</w:t>
-      </w:r>
     </w:p>
     <w:p>
       <w:pPr>
         <w:spacing w:line="240" w:lineRule="exact"/>
         <w:ind w:leftChars="1700" w:left="4080"/>
         <w:rPr>
-          <w:rFonts w:ascii="標楷體" w:eastAsia="標楷體" w:hAnsi="標楷體" w:cs="標楷體"/>
+          <w:rFonts w:eastAsia="標楷體"/>
+          <w:dstrike/>
+          <w:color w:val="000000" w:themeColor="text1"/>
           <w:sz w:val="20"/>
-          <w:szCs w:val="20"/>
-        </w:rPr>
-      </w:pPr>
-    </w:p>
-    <w:p>
-      <w:pPr>
-        <w:spacing w:line="240" w:lineRule="exact"/>
-        <w:ind w:leftChars="1700" w:left="4080"/>
-        <w:rPr>
-          <w:rFonts w:ascii="標楷體" w:eastAsia="標楷體" w:hAnsi="標楷體"/>
-          <w:b/>
-          <w:bCs/>
-          <w:sz w:val="28"/>
-          <w:szCs w:val="28"/>
         </w:rPr>
       </w:pPr>
       <w:r>
         <w:rPr>
-          <w:rFonts w:ascii="標楷體" w:eastAsia="標楷體" w:hAnsi="標楷體" w:cs="標楷體" w:hint="eastAsia"/>
+          <w:rFonts w:eastAsia="標楷體" w:hint="eastAsia"/>
+          <w:color w:val="000000" w:themeColor="text1"/>
           <w:sz w:val="20"/>
-          <w:szCs w:val="20"/>
         </w:rPr>
         <w:t>表格</w:t>
       </w:r>
       <w:r>
         <w:rPr>
-          <w:rFonts w:ascii="標楷體" w:eastAsia="標楷體" w:hAnsi="標楷體"/>
+          <w:rFonts w:eastAsia="標楷體"/>
+          <w:color w:val="000000" w:themeColor="text1"/>
           <w:sz w:val="20"/>
-          <w:szCs w:val="20"/>
         </w:rPr>
         <w:t xml:space="preserve">CP-7.4-F14  </w:t>
       </w:r>
       <w:r>
         <w:rPr>
-          <w:rFonts w:ascii="標楷體" w:eastAsia="標楷體" w:hAnsi="標楷體" w:cs="標楷體" w:hint="eastAsia"/>
+          <w:rFonts w:eastAsia="標楷體" w:hint="eastAsia"/>
+          <w:color w:val="000000" w:themeColor="text1"/>
           <w:sz w:val="20"/>
-          <w:szCs w:val="20"/>
         </w:rPr>
         <w:t>版次：</w:t>
       </w:r>
       <w:r>
         <w:rPr>
-          <w:rFonts w:ascii="標楷體" w:eastAsia="標楷體" w:hAnsi="標楷體"/>
+          <w:rFonts w:eastAsia="標楷體" w:hint="eastAsia"/>
+          <w:color w:val="FF0000"/>
           <w:sz w:val="20"/>
-          <w:szCs w:val="20"/>
         </w:rPr>
-        <w:t>1</w:t>
+        <w:t>2</w:t>
       </w:r>
     </w:p>
     <w:sectPr>
-      <w:headerReference w:type="default" r:id="rId8"/>
       <w:pgSz w:w="11907" w:h="16840" w:code="9"/>
-      <w:pgMar w:top="709" w:right="567" w:bottom="851" w:left="907" w:header="851" w:footer="731" w:gutter="397"/>
+      <w:pgMar w:top="510" w:right="851" w:bottom="510" w:left="595" w:header="284" w:footer="340" w:gutter="397"/>
       <w:cols w:space="425"/>
-      <w:docGrid w:linePitch="360"/>
+      <w:docGrid w:type="lines" w:linePitch="360"/>
     </w:sectPr>
   </w:body>
 </w:document>
@@ -3245,6 +3124,9 @@
       </w:r>
     </w:p>
   </w:endnote>
+  <w:endnote w:type="continuationNotice" w:id="1">
+    <w:p/>
+  </w:endnote>
 </w:endnotes>
 </file>
 
@@ -3264,17 +3146,10 @@
       </w:r>
     </w:p>
   </w:footnote>
+  <w:footnote w:type="continuationNotice" w:id="1">
+    <w:p/>
+  </w:footnote>
 </w:footnotes>
-</file>
-
-<file path=word/header1.xml><?xml version="1.0" encoding="utf-8"?>
-<w:hdr xmlns:wpc="http://schemas.microsoft.com/office/word/2010/wordprocessingCanvas" xmlns:cx="http://schemas.microsoft.com/office/drawing/2014/chartex" xmlns:cx1="http://schemas.microsoft.com/office/drawing/2015/9/8/chartex" xmlns:cx2="http://schemas.microsoft.com/office/drawing/2015/10/21/chartex" xmlns:cx3="http://schemas.microsoft.com/office/drawing/2016/5/9/chartex" xmlns:cx4="http://schemas.microsoft.com/office/drawing/2016/5/10/chartex" xmlns:cx5="http://schemas.microsoft.com/office/drawing/2016/5/11/chartex" xmlns:cx6="http://schemas.microsoft.com/office/drawing/2016/5/12/chartex" xmlns:cx7="http://schemas.microsoft.com/office/drawing/2016/5/13/chartex" xmlns:cx8="http://schemas.microsoft.com/office/drawing/2016/5/14/chartex" xmlns:mc="http://schemas.openxmlformats.org/markup-compatibility/2006" xmlns:aink="http://schemas.microsoft.com/office/drawing/2016/ink" xmlns:am3d="http://schemas.microsoft.com/office/drawing/2017/model3d" xmlns:o="urn:schemas-microsoft-com:office:office" xmlns:oel="http://schemas.microsoft.com/office/2019/extlst" xmlns:r="http://schemas.openxmlformats.org/officeDocument/2006/relationships" xmlns:m="http://schemas.openxmlformats.org/officeDocument/2006/math" xmlns:v="urn:schemas-microsoft-com:vml" xmlns:wp14="http://schemas.microsoft.com/office/word/2010/wordprocessingDrawing" xmlns:wp="http://schemas.openxmlformats.org/drawingml/2006/wordprocessingDrawing" xmlns:w10="urn:schemas-microsoft-com:office:word" xmlns:w="http://schemas.openxmlformats.org/wordprocessingml/2006/main" xmlns:w14="http://schemas.microsoft.com/office/word/2010/wordml" xmlns:w15="http://schemas.microsoft.com/office/word/2012/wordml" xmlns:w16cex="http://schemas.microsoft.com/office/word/2018/wordml/cex" xmlns:w16cid="http://schemas.microsoft.com/office/word/2016/wordml/cid" xmlns:w16="http://schemas.microsoft.com/office/word/2018/wordml" xmlns:w16sdtdh="http://schemas.microsoft.com/office/word/2020/wordml/sdtdatahash" xmlns:w16se="http://schemas.microsoft.com/office/word/2015/wordml/symex" xmlns:wpg="http://schemas.microsoft.com/office/word/2010/wordprocessingGroup" xmlns:wpi="http://schemas.microsoft.com/office/word/2010/wordprocessingInk" xmlns:wne="http://schemas.microsoft.com/office/word/2006/wordml" xmlns:wps="http://schemas.microsoft.com/office/word/2010/wordprocessingShape" mc:Ignorable="w14 w15 w16se w16cid w16 w16cex w16sdtdh wp14">
-  <w:p>
-    <w:pPr>
-      <w:pStyle w:val="af7"/>
-    </w:pPr>
-  </w:p>
-</w:hdr>
 </file>
 
 <file path=word/numbering.xml><?xml version="1.0" encoding="utf-8"?>
@@ -3300,7 +3175,7 @@
         <v:path o:extrusionok="f" gradientshapeok="t" o:connecttype="rect"/>
         <o:lock v:ext="edit" aspectratio="t"/>
       </v:shapetype>
-      <v:shape id="_x0000_i1038" type="#_x0000_t75" style="width:11.4pt;height:11.4pt" o:bullet="t">
+      <v:shape id="_x0000_i1043" type="#_x0000_t75" style="width:11.25pt;height:11.25pt" o:bullet="t">
         <v:imagedata r:id="rId1" o:title="msoE1C5"/>
       </v:shape>
     </w:pict>
@@ -5258,6 +5133,95 @@
     </w:lvl>
   </w:abstractNum>
   <w:abstractNum w:abstractNumId="22" w15:restartNumberingAfterBreak="0">
+    <w:nsid w:val="280D246E"/>
+    <w:multiLevelType w:val="hybridMultilevel"/>
+    <w:tmpl w:val="893E9DF0"/>
+    <w:lvl w:ilvl="0" w:tplc="1602C91C">
+      <w:start w:val="6"/>
+      <w:numFmt w:val="taiwaneseCountingThousand"/>
+      <w:lvlText w:val="(%1)"/>
+      <w:lvlJc w:val="left"/>
+      <w:pPr>
+        <w:ind w:left="720" w:hanging="480"/>
+      </w:pPr>
+      <w:rPr>
+        <w:rFonts w:hint="eastAsia"/>
+      </w:rPr>
+    </w:lvl>
+    <w:lvl w:ilvl="1" w:tplc="04090019" w:tentative="1">
+      <w:start w:val="1"/>
+      <w:numFmt w:val="ideographTraditional"/>
+      <w:lvlText w:val="%2、"/>
+      <w:lvlJc w:val="left"/>
+      <w:pPr>
+        <w:ind w:left="960" w:hanging="480"/>
+      </w:pPr>
+    </w:lvl>
+    <w:lvl w:ilvl="2" w:tplc="0409001B" w:tentative="1">
+      <w:start w:val="1"/>
+      <w:numFmt w:val="lowerRoman"/>
+      <w:lvlText w:val="%3."/>
+      <w:lvlJc w:val="right"/>
+      <w:pPr>
+        <w:ind w:left="1440" w:hanging="480"/>
+      </w:pPr>
+    </w:lvl>
+    <w:lvl w:ilvl="3" w:tplc="0409000F" w:tentative="1">
+      <w:start w:val="1"/>
+      <w:numFmt w:val="decimal"/>
+      <w:lvlText w:val="%4."/>
+      <w:lvlJc w:val="left"/>
+      <w:pPr>
+        <w:ind w:left="1920" w:hanging="480"/>
+      </w:pPr>
+    </w:lvl>
+    <w:lvl w:ilvl="4" w:tplc="04090019" w:tentative="1">
+      <w:start w:val="1"/>
+      <w:numFmt w:val="ideographTraditional"/>
+      <w:lvlText w:val="%5、"/>
+      <w:lvlJc w:val="left"/>
+      <w:pPr>
+        <w:ind w:left="2400" w:hanging="480"/>
+      </w:pPr>
+    </w:lvl>
+    <w:lvl w:ilvl="5" w:tplc="0409001B" w:tentative="1">
+      <w:start w:val="1"/>
+      <w:numFmt w:val="lowerRoman"/>
+      <w:lvlText w:val="%6."/>
+      <w:lvlJc w:val="right"/>
+      <w:pPr>
+        <w:ind w:left="2880" w:hanging="480"/>
+      </w:pPr>
+    </w:lvl>
+    <w:lvl w:ilvl="6" w:tplc="0409000F" w:tentative="1">
+      <w:start w:val="1"/>
+      <w:numFmt w:val="decimal"/>
+      <w:lvlText w:val="%7."/>
+      <w:lvlJc w:val="left"/>
+      <w:pPr>
+        <w:ind w:left="3360" w:hanging="480"/>
+      </w:pPr>
+    </w:lvl>
+    <w:lvl w:ilvl="7" w:tplc="04090019" w:tentative="1">
+      <w:start w:val="1"/>
+      <w:numFmt w:val="ideographTraditional"/>
+      <w:lvlText w:val="%8、"/>
+      <w:lvlJc w:val="left"/>
+      <w:pPr>
+        <w:ind w:left="3840" w:hanging="480"/>
+      </w:pPr>
+    </w:lvl>
+    <w:lvl w:ilvl="8" w:tplc="0409001B" w:tentative="1">
+      <w:start w:val="1"/>
+      <w:numFmt w:val="lowerRoman"/>
+      <w:lvlText w:val="%9."/>
+      <w:lvlJc w:val="right"/>
+      <w:pPr>
+        <w:ind w:left="4320" w:hanging="480"/>
+      </w:pPr>
+    </w:lvl>
+  </w:abstractNum>
+  <w:abstractNum w:abstractNumId="23" w15:restartNumberingAfterBreak="0">
     <w:nsid w:val="2983433A"/>
     <w:multiLevelType w:val="hybridMultilevel"/>
     <w:tmpl w:val="B05C2B22"/>
@@ -5343,7 +5307,7 @@
       </w:pPr>
     </w:lvl>
   </w:abstractNum>
-  <w:abstractNum w:abstractNumId="23" w15:restartNumberingAfterBreak="0">
+  <w:abstractNum w:abstractNumId="24" w15:restartNumberingAfterBreak="0">
     <w:nsid w:val="2B383B12"/>
     <w:multiLevelType w:val="hybridMultilevel"/>
     <w:tmpl w:val="7592FA44"/>
@@ -5459,7 +5423,7 @@
       </w:pPr>
     </w:lvl>
   </w:abstractNum>
-  <w:abstractNum w:abstractNumId="24" w15:restartNumberingAfterBreak="0">
+  <w:abstractNum w:abstractNumId="25" w15:restartNumberingAfterBreak="0">
     <w:nsid w:val="2F382E66"/>
     <w:multiLevelType w:val="hybridMultilevel"/>
     <w:tmpl w:val="00587956"/>
@@ -5549,7 +5513,7 @@
       </w:pPr>
     </w:lvl>
   </w:abstractNum>
-  <w:abstractNum w:abstractNumId="25" w15:restartNumberingAfterBreak="0">
+  <w:abstractNum w:abstractNumId="26" w15:restartNumberingAfterBreak="0">
     <w:nsid w:val="301419CE"/>
     <w:multiLevelType w:val="hybridMultilevel"/>
     <w:tmpl w:val="A13E6368"/>
@@ -5673,7 +5637,7 @@
       </w:pPr>
     </w:lvl>
   </w:abstractNum>
-  <w:abstractNum w:abstractNumId="26" w15:restartNumberingAfterBreak="0">
+  <w:abstractNum w:abstractNumId="27" w15:restartNumberingAfterBreak="0">
     <w:nsid w:val="321B6533"/>
     <w:multiLevelType w:val="hybridMultilevel"/>
     <w:tmpl w:val="1B944A46"/>
@@ -5789,7 +5753,7 @@
       </w:pPr>
     </w:lvl>
   </w:abstractNum>
-  <w:abstractNum w:abstractNumId="27" w15:restartNumberingAfterBreak="0">
+  <w:abstractNum w:abstractNumId="28" w15:restartNumberingAfterBreak="0">
     <w:nsid w:val="386B24C9"/>
     <w:multiLevelType w:val="hybridMultilevel"/>
     <w:tmpl w:val="7C6CC628"/>
@@ -5880,7 +5844,7 @@
       </w:pPr>
     </w:lvl>
   </w:abstractNum>
-  <w:abstractNum w:abstractNumId="28" w15:restartNumberingAfterBreak="0">
+  <w:abstractNum w:abstractNumId="29" w15:restartNumberingAfterBreak="0">
     <w:nsid w:val="388A4EF6"/>
     <w:multiLevelType w:val="multilevel"/>
     <w:tmpl w:val="1848E9DE"/>
@@ -5973,7 +5937,7 @@
       </w:pPr>
     </w:lvl>
   </w:abstractNum>
-  <w:abstractNum w:abstractNumId="29" w15:restartNumberingAfterBreak="0">
+  <w:abstractNum w:abstractNumId="30" w15:restartNumberingAfterBreak="0">
     <w:nsid w:val="38EC624C"/>
     <w:multiLevelType w:val="hybridMultilevel"/>
     <w:tmpl w:val="8CFE7C86"/>
@@ -6062,7 +6026,147 @@
       </w:pPr>
     </w:lvl>
   </w:abstractNum>
-  <w:abstractNum w:abstractNumId="30" w15:restartNumberingAfterBreak="0">
+  <w:abstractNum w:abstractNumId="31" w15:restartNumberingAfterBreak="0">
+    <w:nsid w:val="3B1B37E1"/>
+    <w:multiLevelType w:val="hybridMultilevel"/>
+    <w:tmpl w:val="FC225698"/>
+    <w:lvl w:ilvl="0" w:tplc="7C9CEEFC">
+      <w:start w:val="1"/>
+      <w:numFmt w:val="bullet"/>
+      <w:lvlText w:val="※"/>
+      <w:lvlJc w:val="left"/>
+      <w:pPr>
+        <w:tabs>
+          <w:tab w:val="num" w:pos="360"/>
+        </w:tabs>
+        <w:ind w:left="360" w:hanging="360"/>
+      </w:pPr>
+      <w:rPr>
+        <w:rFonts w:ascii="標楷體" w:eastAsia="標楷體" w:hAnsi="標楷體" w:cs="Times New Roman" w:hint="eastAsia"/>
+      </w:rPr>
+    </w:lvl>
+    <w:lvl w:ilvl="1" w:tplc="04090003">
+      <w:start w:val="1"/>
+      <w:numFmt w:val="bullet"/>
+      <w:lvlText w:val=""/>
+      <w:lvlJc w:val="left"/>
+      <w:pPr>
+        <w:tabs>
+          <w:tab w:val="num" w:pos="960"/>
+        </w:tabs>
+        <w:ind w:left="960" w:hanging="480"/>
+      </w:pPr>
+      <w:rPr>
+        <w:rFonts w:ascii="Wingdings" w:hAnsi="Wingdings" w:hint="default"/>
+      </w:rPr>
+    </w:lvl>
+    <w:lvl w:ilvl="2" w:tplc="04090005">
+      <w:start w:val="1"/>
+      <w:numFmt w:val="bullet"/>
+      <w:lvlText w:val=""/>
+      <w:lvlJc w:val="left"/>
+      <w:pPr>
+        <w:tabs>
+          <w:tab w:val="num" w:pos="1440"/>
+        </w:tabs>
+        <w:ind w:left="1440" w:hanging="480"/>
+      </w:pPr>
+      <w:rPr>
+        <w:rFonts w:ascii="Wingdings" w:hAnsi="Wingdings" w:hint="default"/>
+      </w:rPr>
+    </w:lvl>
+    <w:lvl w:ilvl="3" w:tplc="04090001">
+      <w:start w:val="1"/>
+      <w:numFmt w:val="bullet"/>
+      <w:lvlText w:val=""/>
+      <w:lvlJc w:val="left"/>
+      <w:pPr>
+        <w:tabs>
+          <w:tab w:val="num" w:pos="1920"/>
+        </w:tabs>
+        <w:ind w:left="1920" w:hanging="480"/>
+      </w:pPr>
+      <w:rPr>
+        <w:rFonts w:ascii="Wingdings" w:hAnsi="Wingdings" w:hint="default"/>
+      </w:rPr>
+    </w:lvl>
+    <w:lvl w:ilvl="4" w:tplc="04090003">
+      <w:start w:val="1"/>
+      <w:numFmt w:val="bullet"/>
+      <w:lvlText w:val=""/>
+      <w:lvlJc w:val="left"/>
+      <w:pPr>
+        <w:tabs>
+          <w:tab w:val="num" w:pos="2400"/>
+        </w:tabs>
+        <w:ind w:left="2400" w:hanging="480"/>
+      </w:pPr>
+      <w:rPr>
+        <w:rFonts w:ascii="Wingdings" w:hAnsi="Wingdings" w:hint="default"/>
+      </w:rPr>
+    </w:lvl>
+    <w:lvl w:ilvl="5" w:tplc="04090005">
+      <w:start w:val="1"/>
+      <w:numFmt w:val="bullet"/>
+      <w:lvlText w:val=""/>
+      <w:lvlJc w:val="left"/>
+      <w:pPr>
+        <w:tabs>
+          <w:tab w:val="num" w:pos="2880"/>
+        </w:tabs>
+        <w:ind w:left="2880" w:hanging="480"/>
+      </w:pPr>
+      <w:rPr>
+        <w:rFonts w:ascii="Wingdings" w:hAnsi="Wingdings" w:hint="default"/>
+      </w:rPr>
+    </w:lvl>
+    <w:lvl w:ilvl="6" w:tplc="04090001">
+      <w:start w:val="1"/>
+      <w:numFmt w:val="bullet"/>
+      <w:lvlText w:val=""/>
+      <w:lvlJc w:val="left"/>
+      <w:pPr>
+        <w:tabs>
+          <w:tab w:val="num" w:pos="3360"/>
+        </w:tabs>
+        <w:ind w:left="3360" w:hanging="480"/>
+      </w:pPr>
+      <w:rPr>
+        <w:rFonts w:ascii="Wingdings" w:hAnsi="Wingdings" w:hint="default"/>
+      </w:rPr>
+    </w:lvl>
+    <w:lvl w:ilvl="7" w:tplc="04090003">
+      <w:start w:val="1"/>
+      <w:numFmt w:val="bullet"/>
+      <w:lvlText w:val=""/>
+      <w:lvlJc w:val="left"/>
+      <w:pPr>
+        <w:tabs>
+          <w:tab w:val="num" w:pos="3840"/>
+        </w:tabs>
+        <w:ind w:left="3840" w:hanging="480"/>
+      </w:pPr>
+      <w:rPr>
+        <w:rFonts w:ascii="Wingdings" w:hAnsi="Wingdings" w:hint="default"/>
+      </w:rPr>
+    </w:lvl>
+    <w:lvl w:ilvl="8" w:tplc="04090005">
+      <w:start w:val="1"/>
+      <w:numFmt w:val="bullet"/>
+      <w:lvlText w:val=""/>
+      <w:lvlJc w:val="left"/>
+      <w:pPr>
+        <w:tabs>
+          <w:tab w:val="num" w:pos="4320"/>
+        </w:tabs>
+        <w:ind w:left="4320" w:hanging="480"/>
+      </w:pPr>
+      <w:rPr>
+        <w:rFonts w:ascii="Wingdings" w:hAnsi="Wingdings" w:hint="default"/>
+      </w:rPr>
+    </w:lvl>
+  </w:abstractNum>
+  <w:abstractNum w:abstractNumId="32" w15:restartNumberingAfterBreak="0">
     <w:nsid w:val="3B211B80"/>
     <w:multiLevelType w:val="hybridMultilevel"/>
     <w:tmpl w:val="6B704878"/>
@@ -6151,7 +6255,7 @@
       </w:pPr>
     </w:lvl>
   </w:abstractNum>
-  <w:abstractNum w:abstractNumId="31" w15:restartNumberingAfterBreak="0">
+  <w:abstractNum w:abstractNumId="33" w15:restartNumberingAfterBreak="0">
     <w:nsid w:val="3BED37F4"/>
     <w:multiLevelType w:val="hybridMultilevel"/>
     <w:tmpl w:val="982AF3EC"/>
@@ -6240,7 +6344,7 @@
       </w:pPr>
     </w:lvl>
   </w:abstractNum>
-  <w:abstractNum w:abstractNumId="32" w15:restartNumberingAfterBreak="0">
+  <w:abstractNum w:abstractNumId="34" w15:restartNumberingAfterBreak="0">
     <w:nsid w:val="3CA36BCB"/>
     <w:multiLevelType w:val="hybridMultilevel"/>
     <w:tmpl w:val="65F62CC8"/>
@@ -6332,7 +6436,7 @@
       </w:pPr>
     </w:lvl>
   </w:abstractNum>
-  <w:abstractNum w:abstractNumId="33" w15:restartNumberingAfterBreak="0">
+  <w:abstractNum w:abstractNumId="35" w15:restartNumberingAfterBreak="0">
     <w:nsid w:val="3F14197C"/>
     <w:multiLevelType w:val="hybridMultilevel"/>
     <w:tmpl w:val="15E68AF8"/>
@@ -6446,7 +6550,7 @@
       </w:rPr>
     </w:lvl>
   </w:abstractNum>
-  <w:abstractNum w:abstractNumId="34" w15:restartNumberingAfterBreak="0">
+  <w:abstractNum w:abstractNumId="36" w15:restartNumberingAfterBreak="0">
     <w:nsid w:val="40ED7E36"/>
     <w:multiLevelType w:val="hybridMultilevel"/>
     <w:tmpl w:val="4878B304"/>
@@ -6535,7 +6639,7 @@
       </w:pPr>
     </w:lvl>
   </w:abstractNum>
-  <w:abstractNum w:abstractNumId="35" w15:restartNumberingAfterBreak="0">
+  <w:abstractNum w:abstractNumId="37" w15:restartNumberingAfterBreak="0">
     <w:nsid w:val="41935A4F"/>
     <w:multiLevelType w:val="hybridMultilevel"/>
     <w:tmpl w:val="DCF689F4"/>
@@ -6624,7 +6728,7 @@
       </w:pPr>
     </w:lvl>
   </w:abstractNum>
-  <w:abstractNum w:abstractNumId="36" w15:restartNumberingAfterBreak="0">
+  <w:abstractNum w:abstractNumId="38" w15:restartNumberingAfterBreak="0">
     <w:nsid w:val="455D37DA"/>
     <w:multiLevelType w:val="hybridMultilevel"/>
     <w:tmpl w:val="8182F490"/>
@@ -6715,7 +6819,7 @@
       </w:pPr>
     </w:lvl>
   </w:abstractNum>
-  <w:abstractNum w:abstractNumId="37" w15:restartNumberingAfterBreak="0">
+  <w:abstractNum w:abstractNumId="39" w15:restartNumberingAfterBreak="0">
     <w:nsid w:val="489E131F"/>
     <w:multiLevelType w:val="singleLevel"/>
     <w:tmpl w:val="5ED0A95C"/>
@@ -6735,7 +6839,7 @@
       </w:rPr>
     </w:lvl>
   </w:abstractNum>
-  <w:abstractNum w:abstractNumId="38" w15:restartNumberingAfterBreak="0">
+  <w:abstractNum w:abstractNumId="40" w15:restartNumberingAfterBreak="0">
     <w:nsid w:val="48BD50CB"/>
     <w:multiLevelType w:val="hybridMultilevel"/>
     <w:tmpl w:val="7EF4FE28"/>
@@ -6824,7 +6928,7 @@
       </w:pPr>
     </w:lvl>
   </w:abstractNum>
-  <w:abstractNum w:abstractNumId="39" w15:restartNumberingAfterBreak="0">
+  <w:abstractNum w:abstractNumId="41" w15:restartNumberingAfterBreak="0">
     <w:nsid w:val="4AD22E57"/>
     <w:multiLevelType w:val="hybridMultilevel"/>
     <w:tmpl w:val="65F62CC8"/>
@@ -6916,7 +7020,7 @@
       </w:pPr>
     </w:lvl>
   </w:abstractNum>
-  <w:abstractNum w:abstractNumId="40" w15:restartNumberingAfterBreak="0">
+  <w:abstractNum w:abstractNumId="42" w15:restartNumberingAfterBreak="0">
     <w:nsid w:val="4B360CB3"/>
     <w:multiLevelType w:val="hybridMultilevel"/>
     <w:tmpl w:val="DCF689F4"/>
@@ -7005,7 +7109,7 @@
       </w:pPr>
     </w:lvl>
   </w:abstractNum>
-  <w:abstractNum w:abstractNumId="41" w15:restartNumberingAfterBreak="0">
+  <w:abstractNum w:abstractNumId="43" w15:restartNumberingAfterBreak="0">
     <w:nsid w:val="4D3531D8"/>
     <w:multiLevelType w:val="hybridMultilevel"/>
     <w:tmpl w:val="76FE925E"/>
@@ -7146,7 +7250,7 @@
       </w:rPr>
     </w:lvl>
   </w:abstractNum>
-  <w:abstractNum w:abstractNumId="42" w15:restartNumberingAfterBreak="0">
+  <w:abstractNum w:abstractNumId="44" w15:restartNumberingAfterBreak="0">
     <w:nsid w:val="4F801EAD"/>
     <w:multiLevelType w:val="hybridMultilevel"/>
     <w:tmpl w:val="072ED336"/>
@@ -7232,7 +7336,7 @@
       </w:pPr>
     </w:lvl>
   </w:abstractNum>
-  <w:abstractNum w:abstractNumId="43" w15:restartNumberingAfterBreak="0">
+  <w:abstractNum w:abstractNumId="45" w15:restartNumberingAfterBreak="0">
     <w:nsid w:val="515D2019"/>
     <w:multiLevelType w:val="hybridMultilevel"/>
     <w:tmpl w:val="C36453A6"/>
@@ -7322,7 +7426,7 @@
       </w:pPr>
     </w:lvl>
   </w:abstractNum>
-  <w:abstractNum w:abstractNumId="44" w15:restartNumberingAfterBreak="0">
+  <w:abstractNum w:abstractNumId="46" w15:restartNumberingAfterBreak="0">
     <w:nsid w:val="532504FF"/>
     <w:multiLevelType w:val="hybridMultilevel"/>
     <w:tmpl w:val="DCF689F4"/>
@@ -7411,7 +7515,7 @@
       </w:pPr>
     </w:lvl>
   </w:abstractNum>
-  <w:abstractNum w:abstractNumId="45" w15:restartNumberingAfterBreak="0">
+  <w:abstractNum w:abstractNumId="47" w15:restartNumberingAfterBreak="0">
     <w:nsid w:val="536811BF"/>
     <w:multiLevelType w:val="hybridMultilevel"/>
     <w:tmpl w:val="6F58FE96"/>
@@ -7500,7 +7604,7 @@
       </w:pPr>
     </w:lvl>
   </w:abstractNum>
-  <w:abstractNum w:abstractNumId="46" w15:restartNumberingAfterBreak="0">
+  <w:abstractNum w:abstractNumId="48" w15:restartNumberingAfterBreak="0">
     <w:nsid w:val="536F0229"/>
     <w:multiLevelType w:val="hybridMultilevel"/>
     <w:tmpl w:val="BDB2F76E"/>
@@ -7616,7 +7720,7 @@
       </w:pPr>
     </w:lvl>
   </w:abstractNum>
-  <w:abstractNum w:abstractNumId="47" w15:restartNumberingAfterBreak="0">
+  <w:abstractNum w:abstractNumId="49" w15:restartNumberingAfterBreak="0">
     <w:nsid w:val="537447CD"/>
     <w:multiLevelType w:val="hybridMultilevel"/>
     <w:tmpl w:val="DCF689F4"/>
@@ -7705,19 +7809,134 @@
       </w:pPr>
     </w:lvl>
   </w:abstractNum>
-  <w:abstractNum w:abstractNumId="48" w15:restartNumberingAfterBreak="0">
+  <w:abstractNum w:abstractNumId="50" w15:restartNumberingAfterBreak="0">
+    <w:nsid w:val="538E2664"/>
+    <w:multiLevelType w:val="hybridMultilevel"/>
+    <w:tmpl w:val="B07CFA7E"/>
+    <w:lvl w:ilvl="0" w:tplc="7D46806A">
+      <w:start w:val="1"/>
+      <w:numFmt w:val="taiwaneseCountingThousand"/>
+      <w:lvlText w:val="%1、"/>
+      <w:lvlJc w:val="left"/>
+      <w:pPr>
+        <w:tabs>
+          <w:tab w:val="num" w:pos="480"/>
+        </w:tabs>
+        <w:ind w:left="480" w:hanging="480"/>
+      </w:pPr>
+      <w:rPr>
+        <w:sz w:val="28"/>
+        <w:szCs w:val="28"/>
+      </w:rPr>
+    </w:lvl>
+    <w:lvl w:ilvl="1" w:tplc="04090019">
+      <w:start w:val="1"/>
+      <w:numFmt w:val="ideographTraditional"/>
+      <w:lvlText w:val="%2、"/>
+      <w:lvlJc w:val="left"/>
+      <w:pPr>
+        <w:tabs>
+          <w:tab w:val="num" w:pos="960"/>
+        </w:tabs>
+        <w:ind w:left="960" w:hanging="480"/>
+      </w:pPr>
+    </w:lvl>
+    <w:lvl w:ilvl="2" w:tplc="0409001B">
+      <w:start w:val="1"/>
+      <w:numFmt w:val="lowerRoman"/>
+      <w:lvlText w:val="%3."/>
+      <w:lvlJc w:val="right"/>
+      <w:pPr>
+        <w:tabs>
+          <w:tab w:val="num" w:pos="1440"/>
+        </w:tabs>
+        <w:ind w:left="1440" w:hanging="480"/>
+      </w:pPr>
+    </w:lvl>
+    <w:lvl w:ilvl="3" w:tplc="0409000F">
+      <w:start w:val="1"/>
+      <w:numFmt w:val="decimal"/>
+      <w:lvlText w:val="%4."/>
+      <w:lvlJc w:val="left"/>
+      <w:pPr>
+        <w:tabs>
+          <w:tab w:val="num" w:pos="1920"/>
+        </w:tabs>
+        <w:ind w:left="1920" w:hanging="480"/>
+      </w:pPr>
+    </w:lvl>
+    <w:lvl w:ilvl="4" w:tplc="04090019">
+      <w:start w:val="1"/>
+      <w:numFmt w:val="ideographTraditional"/>
+      <w:lvlText w:val="%5、"/>
+      <w:lvlJc w:val="left"/>
+      <w:pPr>
+        <w:tabs>
+          <w:tab w:val="num" w:pos="2400"/>
+        </w:tabs>
+        <w:ind w:left="2400" w:hanging="480"/>
+      </w:pPr>
+    </w:lvl>
+    <w:lvl w:ilvl="5" w:tplc="0409001B">
+      <w:start w:val="1"/>
+      <w:numFmt w:val="lowerRoman"/>
+      <w:lvlText w:val="%6."/>
+      <w:lvlJc w:val="right"/>
+      <w:pPr>
+        <w:tabs>
+          <w:tab w:val="num" w:pos="2880"/>
+        </w:tabs>
+        <w:ind w:left="2880" w:hanging="480"/>
+      </w:pPr>
+    </w:lvl>
+    <w:lvl w:ilvl="6" w:tplc="0409000F">
+      <w:start w:val="1"/>
+      <w:numFmt w:val="decimal"/>
+      <w:lvlText w:val="%7."/>
+      <w:lvlJc w:val="left"/>
+      <w:pPr>
+        <w:tabs>
+          <w:tab w:val="num" w:pos="3360"/>
+        </w:tabs>
+        <w:ind w:left="3360" w:hanging="480"/>
+      </w:pPr>
+    </w:lvl>
+    <w:lvl w:ilvl="7" w:tplc="04090019">
+      <w:start w:val="1"/>
+      <w:numFmt w:val="ideographTraditional"/>
+      <w:lvlText w:val="%8、"/>
+      <w:lvlJc w:val="left"/>
+      <w:pPr>
+        <w:tabs>
+          <w:tab w:val="num" w:pos="3840"/>
+        </w:tabs>
+        <w:ind w:left="3840" w:hanging="480"/>
+      </w:pPr>
+    </w:lvl>
+    <w:lvl w:ilvl="8" w:tplc="0409001B">
+      <w:start w:val="1"/>
+      <w:numFmt w:val="lowerRoman"/>
+      <w:lvlText w:val="%9."/>
+      <w:lvlJc w:val="right"/>
+      <w:pPr>
+        <w:tabs>
+          <w:tab w:val="num" w:pos="4320"/>
+        </w:tabs>
+        <w:ind w:left="4320" w:hanging="480"/>
+      </w:pPr>
+    </w:lvl>
+  </w:abstractNum>
+  <w:abstractNum w:abstractNumId="51" w15:restartNumberingAfterBreak="0">
     <w:nsid w:val="541E4EF2"/>
     <w:multiLevelType w:val="singleLevel"/>
-    <w:tmpl w:val="E56CFA1A"/>
+    <w:tmpl w:val="A86470E6"/>
     <w:lvl w:ilvl="0">
       <w:start w:val="1"/>
       <w:numFmt w:val="taiwaneseCountingThousand"/>
+      <w:suff w:val="nothing"/>
       <w:lvlText w:val="%1、"/>
       <w:lvlJc w:val="left"/>
       <w:pPr>
-        <w:tabs>
-          <w:tab w:val="num" w:pos="480"/>
-        </w:tabs>
         <w:ind w:left="480" w:hanging="480"/>
       </w:pPr>
       <w:rPr>
@@ -7725,7 +7944,7 @@
       </w:rPr>
     </w:lvl>
   </w:abstractNum>
-  <w:abstractNum w:abstractNumId="49" w15:restartNumberingAfterBreak="0">
+  <w:abstractNum w:abstractNumId="52" w15:restartNumberingAfterBreak="0">
     <w:nsid w:val="55607F23"/>
     <w:multiLevelType w:val="hybridMultilevel"/>
     <w:tmpl w:val="C144C364"/>
@@ -7814,7 +8033,7 @@
       </w:pPr>
     </w:lvl>
   </w:abstractNum>
-  <w:abstractNum w:abstractNumId="50" w15:restartNumberingAfterBreak="0">
+  <w:abstractNum w:abstractNumId="53" w15:restartNumberingAfterBreak="0">
     <w:nsid w:val="57F10696"/>
     <w:multiLevelType w:val="hybridMultilevel"/>
     <w:tmpl w:val="1B944A46"/>
@@ -7930,7 +8149,7 @@
       </w:pPr>
     </w:lvl>
   </w:abstractNum>
-  <w:abstractNum w:abstractNumId="51" w15:restartNumberingAfterBreak="0">
+  <w:abstractNum w:abstractNumId="54" w15:restartNumberingAfterBreak="0">
     <w:nsid w:val="5AA23888"/>
     <w:multiLevelType w:val="hybridMultilevel"/>
     <w:tmpl w:val="03C63550"/>
@@ -8016,7 +8235,7 @@
       </w:pPr>
     </w:lvl>
   </w:abstractNum>
-  <w:abstractNum w:abstractNumId="52" w15:restartNumberingAfterBreak="0">
+  <w:abstractNum w:abstractNumId="55" w15:restartNumberingAfterBreak="0">
     <w:nsid w:val="5BCA2E40"/>
     <w:multiLevelType w:val="hybridMultilevel"/>
     <w:tmpl w:val="2E8C052C"/>
@@ -8105,7 +8324,7 @@
       </w:pPr>
     </w:lvl>
   </w:abstractNum>
-  <w:abstractNum w:abstractNumId="53" w15:restartNumberingAfterBreak="0">
+  <w:abstractNum w:abstractNumId="56" w15:restartNumberingAfterBreak="0">
     <w:nsid w:val="5CB6761F"/>
     <w:multiLevelType w:val="hybridMultilevel"/>
     <w:tmpl w:val="3E56FDB0"/>
@@ -8195,7 +8414,7 @@
       </w:pPr>
     </w:lvl>
   </w:abstractNum>
-  <w:abstractNum w:abstractNumId="54" w15:restartNumberingAfterBreak="0">
+  <w:abstractNum w:abstractNumId="57" w15:restartNumberingAfterBreak="0">
     <w:nsid w:val="5D8B5BB4"/>
     <w:multiLevelType w:val="hybridMultilevel"/>
     <w:tmpl w:val="B3265FA2"/>
@@ -8310,7 +8529,7 @@
       </w:rPr>
     </w:lvl>
   </w:abstractNum>
-  <w:abstractNum w:abstractNumId="55" w15:restartNumberingAfterBreak="0">
+  <w:abstractNum w:abstractNumId="58" w15:restartNumberingAfterBreak="0">
     <w:nsid w:val="5F4D5249"/>
     <w:multiLevelType w:val="hybridMultilevel"/>
     <w:tmpl w:val="DF9A9100"/>
@@ -8427,7 +8646,7 @@
       </w:pPr>
     </w:lvl>
   </w:abstractNum>
-  <w:abstractNum w:abstractNumId="56" w15:restartNumberingAfterBreak="0">
+  <w:abstractNum w:abstractNumId="59" w15:restartNumberingAfterBreak="0">
     <w:nsid w:val="5F644DB1"/>
     <w:multiLevelType w:val="hybridMultilevel"/>
     <w:tmpl w:val="A6906EDE"/>
@@ -8542,7 +8761,7 @@
       </w:rPr>
     </w:lvl>
   </w:abstractNum>
-  <w:abstractNum w:abstractNumId="57" w15:restartNumberingAfterBreak="0">
+  <w:abstractNum w:abstractNumId="60" w15:restartNumberingAfterBreak="0">
     <w:nsid w:val="61CB62B5"/>
     <w:multiLevelType w:val="hybridMultilevel"/>
     <w:tmpl w:val="DCF689F4"/>
@@ -8631,7 +8850,96 @@
       </w:pPr>
     </w:lvl>
   </w:abstractNum>
-  <w:abstractNum w:abstractNumId="58" w15:restartNumberingAfterBreak="0">
+  <w:abstractNum w:abstractNumId="61" w15:restartNumberingAfterBreak="0">
+    <w:nsid w:val="66E47415"/>
+    <w:multiLevelType w:val="hybridMultilevel"/>
+    <w:tmpl w:val="3F3EA072"/>
+    <w:lvl w:ilvl="0" w:tplc="5E88FD5C">
+      <w:start w:val="1"/>
+      <w:numFmt w:val="taiwaneseCountingThousand"/>
+      <w:lvlText w:val="(%1)"/>
+      <w:lvlJc w:val="left"/>
+      <w:pPr>
+        <w:ind w:left="720" w:hanging="480"/>
+      </w:pPr>
+      <w:rPr>
+        <w:rFonts w:hint="eastAsia"/>
+      </w:rPr>
+    </w:lvl>
+    <w:lvl w:ilvl="1" w:tplc="04090019" w:tentative="1">
+      <w:start w:val="1"/>
+      <w:numFmt w:val="ideographTraditional"/>
+      <w:lvlText w:val="%2、"/>
+      <w:lvlJc w:val="left"/>
+      <w:pPr>
+        <w:ind w:left="1200" w:hanging="480"/>
+      </w:pPr>
+    </w:lvl>
+    <w:lvl w:ilvl="2" w:tplc="0409001B" w:tentative="1">
+      <w:start w:val="1"/>
+      <w:numFmt w:val="lowerRoman"/>
+      <w:lvlText w:val="%3."/>
+      <w:lvlJc w:val="right"/>
+      <w:pPr>
+        <w:ind w:left="1680" w:hanging="480"/>
+      </w:pPr>
+    </w:lvl>
+    <w:lvl w:ilvl="3" w:tplc="0409000F" w:tentative="1">
+      <w:start w:val="1"/>
+      <w:numFmt w:val="decimal"/>
+      <w:lvlText w:val="%4."/>
+      <w:lvlJc w:val="left"/>
+      <w:pPr>
+        <w:ind w:left="2160" w:hanging="480"/>
+      </w:pPr>
+    </w:lvl>
+    <w:lvl w:ilvl="4" w:tplc="04090019" w:tentative="1">
+      <w:start w:val="1"/>
+      <w:numFmt w:val="ideographTraditional"/>
+      <w:lvlText w:val="%5、"/>
+      <w:lvlJc w:val="left"/>
+      <w:pPr>
+        <w:ind w:left="2640" w:hanging="480"/>
+      </w:pPr>
+    </w:lvl>
+    <w:lvl w:ilvl="5" w:tplc="0409001B" w:tentative="1">
+      <w:start w:val="1"/>
+      <w:numFmt w:val="lowerRoman"/>
+      <w:lvlText w:val="%6."/>
+      <w:lvlJc w:val="right"/>
+      <w:pPr>
+        <w:ind w:left="3120" w:hanging="480"/>
+      </w:pPr>
+    </w:lvl>
+    <w:lvl w:ilvl="6" w:tplc="0409000F" w:tentative="1">
+      <w:start w:val="1"/>
+      <w:numFmt w:val="decimal"/>
+      <w:lvlText w:val="%7."/>
+      <w:lvlJc w:val="left"/>
+      <w:pPr>
+        <w:ind w:left="3600" w:hanging="480"/>
+      </w:pPr>
+    </w:lvl>
+    <w:lvl w:ilvl="7" w:tplc="04090019" w:tentative="1">
+      <w:start w:val="1"/>
+      <w:numFmt w:val="ideographTraditional"/>
+      <w:lvlText w:val="%8、"/>
+      <w:lvlJc w:val="left"/>
+      <w:pPr>
+        <w:ind w:left="4080" w:hanging="480"/>
+      </w:pPr>
+    </w:lvl>
+    <w:lvl w:ilvl="8" w:tplc="0409001B" w:tentative="1">
+      <w:start w:val="1"/>
+      <w:numFmt w:val="lowerRoman"/>
+      <w:lvlText w:val="%9."/>
+      <w:lvlJc w:val="right"/>
+      <w:pPr>
+        <w:ind w:left="4560" w:hanging="480"/>
+      </w:pPr>
+    </w:lvl>
+  </w:abstractNum>
+  <w:abstractNum w:abstractNumId="62" w15:restartNumberingAfterBreak="0">
     <w:nsid w:val="67C95A70"/>
     <w:multiLevelType w:val="multilevel"/>
     <w:tmpl w:val="870A2A9A"/>
@@ -8720,7 +9028,7 @@
       </w:pPr>
     </w:lvl>
   </w:abstractNum>
-  <w:abstractNum w:abstractNumId="59" w15:restartNumberingAfterBreak="0">
+  <w:abstractNum w:abstractNumId="63" w15:restartNumberingAfterBreak="0">
     <w:nsid w:val="68BA67E2"/>
     <w:multiLevelType w:val="hybridMultilevel"/>
     <w:tmpl w:val="244E2C38"/>
@@ -8809,7 +9117,7 @@
       </w:pPr>
     </w:lvl>
   </w:abstractNum>
-  <w:abstractNum w:abstractNumId="60" w15:restartNumberingAfterBreak="0">
+  <w:abstractNum w:abstractNumId="64" w15:restartNumberingAfterBreak="0">
     <w:nsid w:val="6A865A0D"/>
     <w:multiLevelType w:val="hybridMultilevel"/>
     <w:tmpl w:val="7442675E"/>
@@ -8898,7 +9206,7 @@
       </w:pPr>
     </w:lvl>
   </w:abstractNum>
-  <w:abstractNum w:abstractNumId="61" w15:restartNumberingAfterBreak="0">
+  <w:abstractNum w:abstractNumId="65" w15:restartNumberingAfterBreak="0">
     <w:nsid w:val="6B0571AA"/>
     <w:multiLevelType w:val="hybridMultilevel"/>
     <w:tmpl w:val="79EE36BC"/>
@@ -9014,7 +9322,7 @@
       </w:pPr>
     </w:lvl>
   </w:abstractNum>
-  <w:abstractNum w:abstractNumId="62" w15:restartNumberingAfterBreak="0">
+  <w:abstractNum w:abstractNumId="66" w15:restartNumberingAfterBreak="0">
     <w:nsid w:val="6C1F3FD5"/>
     <w:multiLevelType w:val="hybridMultilevel"/>
     <w:tmpl w:val="C692485C"/>
@@ -9130,7 +9438,7 @@
       </w:pPr>
     </w:lvl>
   </w:abstractNum>
-  <w:abstractNum w:abstractNumId="63" w15:restartNumberingAfterBreak="0">
+  <w:abstractNum w:abstractNumId="67" w15:restartNumberingAfterBreak="0">
     <w:nsid w:val="6C9D0E84"/>
     <w:multiLevelType w:val="hybridMultilevel"/>
     <w:tmpl w:val="B05C2B22"/>
@@ -9216,7 +9524,7 @@
       </w:pPr>
     </w:lvl>
   </w:abstractNum>
-  <w:abstractNum w:abstractNumId="64" w15:restartNumberingAfterBreak="0">
+  <w:abstractNum w:abstractNumId="68" w15:restartNumberingAfterBreak="0">
     <w:nsid w:val="70E4294E"/>
     <w:multiLevelType w:val="hybridMultilevel"/>
     <w:tmpl w:val="21CA86EC"/>
@@ -9332,7 +9640,7 @@
       </w:pPr>
     </w:lvl>
   </w:abstractNum>
-  <w:abstractNum w:abstractNumId="65" w15:restartNumberingAfterBreak="0">
+  <w:abstractNum w:abstractNumId="69" w15:restartNumberingAfterBreak="0">
     <w:nsid w:val="73042D5E"/>
     <w:multiLevelType w:val="hybridMultilevel"/>
     <w:tmpl w:val="1B944A46"/>
@@ -9448,7 +9756,7 @@
       </w:pPr>
     </w:lvl>
   </w:abstractNum>
-  <w:abstractNum w:abstractNumId="66" w15:restartNumberingAfterBreak="0">
+  <w:abstractNum w:abstractNumId="70" w15:restartNumberingAfterBreak="0">
     <w:nsid w:val="76BB2B30"/>
     <w:multiLevelType w:val="hybridMultilevel"/>
     <w:tmpl w:val="165AC012"/>
@@ -9561,7 +9869,7 @@
       </w:rPr>
     </w:lvl>
   </w:abstractNum>
-  <w:abstractNum w:abstractNumId="67" w15:restartNumberingAfterBreak="0">
+  <w:abstractNum w:abstractNumId="71" w15:restartNumberingAfterBreak="0">
     <w:nsid w:val="77670589"/>
     <w:multiLevelType w:val="hybridMultilevel"/>
     <w:tmpl w:val="3EDA81A0"/>
@@ -9650,7 +9958,7 @@
       </w:pPr>
     </w:lvl>
   </w:abstractNum>
-  <w:abstractNum w:abstractNumId="68" w15:restartNumberingAfterBreak="0">
+  <w:abstractNum w:abstractNumId="72" w15:restartNumberingAfterBreak="0">
     <w:nsid w:val="7D920C24"/>
     <w:multiLevelType w:val="hybridMultilevel"/>
     <w:tmpl w:val="F560009A"/>
@@ -9737,7 +10045,7 @@
     </w:lvl>
   </w:abstractNum>
   <w:num w:numId="1" w16cid:durableId="175653044">
-    <w:abstractNumId w:val="48"/>
+    <w:abstractNumId w:val="51"/>
   </w:num>
   <w:num w:numId="2" w16cid:durableId="1193373969">
     <w:abstractNumId w:val="10"/>
@@ -9746,31 +10054,31 @@
     <w:abstractNumId w:val="20"/>
   </w:num>
   <w:num w:numId="4" w16cid:durableId="2037727094">
-    <w:abstractNumId w:val="37"/>
+    <w:abstractNumId w:val="39"/>
   </w:num>
   <w:num w:numId="5" w16cid:durableId="2048723498">
-    <w:abstractNumId w:val="50"/>
+    <w:abstractNumId w:val="53"/>
   </w:num>
   <w:num w:numId="6" w16cid:durableId="591671294">
-    <w:abstractNumId w:val="61"/>
+    <w:abstractNumId w:val="65"/>
   </w:num>
   <w:num w:numId="7" w16cid:durableId="1147629086">
-    <w:abstractNumId w:val="23"/>
+    <w:abstractNumId w:val="24"/>
   </w:num>
   <w:num w:numId="8" w16cid:durableId="610164983">
-    <w:abstractNumId w:val="55"/>
+    <w:abstractNumId w:val="58"/>
   </w:num>
   <w:num w:numId="9" w16cid:durableId="242955285">
     <w:abstractNumId w:val="18"/>
   </w:num>
   <w:num w:numId="10" w16cid:durableId="1082988873">
-    <w:abstractNumId w:val="46"/>
+    <w:abstractNumId w:val="48"/>
   </w:num>
   <w:num w:numId="11" w16cid:durableId="1802380794">
-    <w:abstractNumId w:val="62"/>
+    <w:abstractNumId w:val="66"/>
   </w:num>
   <w:num w:numId="12" w16cid:durableId="149953142">
-    <w:abstractNumId w:val="25"/>
+    <w:abstractNumId w:val="26"/>
     <w:lvlOverride w:ilvl="0">
       <w:startOverride w:val="1"/>
     </w:lvlOverride>
@@ -9796,19 +10104,19 @@
     </w:lvlOverride>
   </w:num>
   <w:num w:numId="13" w16cid:durableId="1295253846">
-    <w:abstractNumId w:val="56"/>
+    <w:abstractNumId w:val="59"/>
   </w:num>
   <w:num w:numId="14" w16cid:durableId="1737824327">
-    <w:abstractNumId w:val="54"/>
+    <w:abstractNumId w:val="57"/>
   </w:num>
   <w:num w:numId="15" w16cid:durableId="193924544">
-    <w:abstractNumId w:val="41"/>
+    <w:abstractNumId w:val="43"/>
   </w:num>
   <w:num w:numId="16" w16cid:durableId="2117943530">
     <w:abstractNumId w:val="13"/>
   </w:num>
   <w:num w:numId="17" w16cid:durableId="490872939">
-    <w:abstractNumId w:val="35"/>
+    <w:abstractNumId w:val="37"/>
   </w:num>
   <w:num w:numId="18" w16cid:durableId="1539705565">
     <w:abstractNumId w:val="3"/>
@@ -9817,43 +10125,43 @@
     <w:abstractNumId w:val="6"/>
   </w:num>
   <w:num w:numId="20" w16cid:durableId="2133591484">
-    <w:abstractNumId w:val="40"/>
+    <w:abstractNumId w:val="42"/>
   </w:num>
   <w:num w:numId="21" w16cid:durableId="1755931734">
-    <w:abstractNumId w:val="47"/>
+    <w:abstractNumId w:val="49"/>
   </w:num>
   <w:num w:numId="22" w16cid:durableId="870918023">
-    <w:abstractNumId w:val="44"/>
+    <w:abstractNumId w:val="46"/>
   </w:num>
   <w:num w:numId="23" w16cid:durableId="2020085105">
-    <w:abstractNumId w:val="57"/>
+    <w:abstractNumId w:val="60"/>
   </w:num>
   <w:num w:numId="24" w16cid:durableId="416365350">
-    <w:abstractNumId w:val="29"/>
+    <w:abstractNumId w:val="30"/>
   </w:num>
   <w:num w:numId="25" w16cid:durableId="669717176">
-    <w:abstractNumId w:val="43"/>
+    <w:abstractNumId w:val="45"/>
   </w:num>
   <w:num w:numId="26" w16cid:durableId="1266303625">
-    <w:abstractNumId w:val="30"/>
+    <w:abstractNumId w:val="32"/>
   </w:num>
   <w:num w:numId="27" w16cid:durableId="1475102072">
     <w:abstractNumId w:val="21"/>
   </w:num>
   <w:num w:numId="28" w16cid:durableId="1146124917">
-    <w:abstractNumId w:val="42"/>
+    <w:abstractNumId w:val="44"/>
   </w:num>
   <w:num w:numId="29" w16cid:durableId="1954089041">
-    <w:abstractNumId w:val="58"/>
+    <w:abstractNumId w:val="62"/>
   </w:num>
   <w:num w:numId="30" w16cid:durableId="224801921">
-    <w:abstractNumId w:val="63"/>
+    <w:abstractNumId w:val="67"/>
   </w:num>
   <w:num w:numId="31" w16cid:durableId="1776053006">
-    <w:abstractNumId w:val="39"/>
+    <w:abstractNumId w:val="41"/>
   </w:num>
   <w:num w:numId="32" w16cid:durableId="1133058853">
-    <w:abstractNumId w:val="67"/>
+    <w:abstractNumId w:val="71"/>
   </w:num>
   <w:num w:numId="33" w16cid:durableId="1636448663">
     <w:abstractNumId w:val="7"/>
@@ -9871,37 +10179,37 @@
     <w:abstractNumId w:val="0"/>
   </w:num>
   <w:num w:numId="38" w16cid:durableId="1856308743">
-    <w:abstractNumId w:val="68"/>
+    <w:abstractNumId w:val="72"/>
   </w:num>
   <w:num w:numId="39" w16cid:durableId="133255702">
     <w:abstractNumId w:val="9"/>
   </w:num>
   <w:num w:numId="40" w16cid:durableId="1057627295">
-    <w:abstractNumId w:val="49"/>
+    <w:abstractNumId w:val="52"/>
   </w:num>
   <w:num w:numId="41" w16cid:durableId="1422676808">
-    <w:abstractNumId w:val="22"/>
+    <w:abstractNumId w:val="23"/>
   </w:num>
   <w:num w:numId="42" w16cid:durableId="513616112">
-    <w:abstractNumId w:val="52"/>
+    <w:abstractNumId w:val="55"/>
   </w:num>
   <w:num w:numId="43" w16cid:durableId="1527408862">
-    <w:abstractNumId w:val="32"/>
+    <w:abstractNumId w:val="34"/>
   </w:num>
   <w:num w:numId="44" w16cid:durableId="1031422146">
-    <w:abstractNumId w:val="36"/>
+    <w:abstractNumId w:val="38"/>
   </w:num>
   <w:num w:numId="45" w16cid:durableId="86269860">
     <w:abstractNumId w:val="14"/>
   </w:num>
   <w:num w:numId="46" w16cid:durableId="1094593007">
-    <w:abstractNumId w:val="27"/>
+    <w:abstractNumId w:val="28"/>
   </w:num>
   <w:num w:numId="47" w16cid:durableId="756172649">
-    <w:abstractNumId w:val="24"/>
+    <w:abstractNumId w:val="25"/>
   </w:num>
   <w:num w:numId="48" w16cid:durableId="1992902560">
-    <w:abstractNumId w:val="45"/>
+    <w:abstractNumId w:val="47"/>
   </w:num>
   <w:num w:numId="49" w16cid:durableId="1970168133">
     <w:abstractNumId w:val="4"/>
@@ -9916,7 +10224,7 @@
     <w:abstractNumId w:val="16"/>
   </w:num>
   <w:num w:numId="53" w16cid:durableId="1180041987">
-    <w:abstractNumId w:val="28"/>
+    <w:abstractNumId w:val="29"/>
   </w:num>
   <w:num w:numId="54" w16cid:durableId="1095251859">
     <w:abstractNumId w:val="17"/>
@@ -9931,13 +10239,13 @@
     </w:lvlOverride>
   </w:num>
   <w:num w:numId="56" w16cid:durableId="1094935886">
-    <w:abstractNumId w:val="28"/>
+    <w:abstractNumId w:val="29"/>
     <w:lvlOverride w:ilvl="0">
       <w:startOverride w:val="1"/>
     </w:lvlOverride>
   </w:num>
   <w:num w:numId="57" w16cid:durableId="358900644">
-    <w:abstractNumId w:val="51"/>
+    <w:abstractNumId w:val="54"/>
   </w:num>
   <w:num w:numId="58" w16cid:durableId="744298289">
     <w:abstractNumId w:val="5"/>
@@ -9946,46 +10254,93 @@
     <w:abstractNumId w:val="1"/>
   </w:num>
   <w:num w:numId="60" w16cid:durableId="855267421">
-    <w:abstractNumId w:val="26"/>
+    <w:abstractNumId w:val="27"/>
   </w:num>
   <w:num w:numId="61" w16cid:durableId="827090063">
-    <w:abstractNumId w:val="65"/>
+    <w:abstractNumId w:val="69"/>
   </w:num>
   <w:num w:numId="62" w16cid:durableId="198906490">
-    <w:abstractNumId w:val="64"/>
+    <w:abstractNumId w:val="68"/>
   </w:num>
   <w:num w:numId="63" w16cid:durableId="72548656">
-    <w:abstractNumId w:val="53"/>
+    <w:abstractNumId w:val="56"/>
   </w:num>
   <w:num w:numId="64" w16cid:durableId="18819939">
-    <w:abstractNumId w:val="33"/>
+    <w:abstractNumId w:val="35"/>
   </w:num>
   <w:num w:numId="65" w16cid:durableId="1658220592">
-    <w:abstractNumId w:val="34"/>
+    <w:abstractNumId w:val="36"/>
   </w:num>
   <w:num w:numId="66" w16cid:durableId="240264181">
     <w:abstractNumId w:val="12"/>
   </w:num>
   <w:num w:numId="67" w16cid:durableId="1537234060">
-    <w:abstractNumId w:val="60"/>
+    <w:abstractNumId w:val="64"/>
   </w:num>
   <w:num w:numId="68" w16cid:durableId="1758936540">
-    <w:abstractNumId w:val="31"/>
+    <w:abstractNumId w:val="33"/>
   </w:num>
   <w:num w:numId="69" w16cid:durableId="1873028174">
-    <w:abstractNumId w:val="66"/>
+    <w:abstractNumId w:val="70"/>
   </w:num>
   <w:num w:numId="70" w16cid:durableId="1418137412">
-    <w:abstractNumId w:val="38"/>
+    <w:abstractNumId w:val="40"/>
   </w:num>
   <w:num w:numId="71" w16cid:durableId="434054275">
-    <w:abstractNumId w:val="59"/>
+    <w:abstractNumId w:val="63"/>
   </w:num>
   <w:num w:numId="72" w16cid:durableId="1221937143">
     <w:abstractNumId w:val="19"/>
   </w:num>
+  <w:num w:numId="73" w16cid:durableId="14159865">
+    <w:abstractNumId w:val="61"/>
+  </w:num>
+  <w:num w:numId="74" w16cid:durableId="2032220708">
+    <w:abstractNumId w:val="22"/>
+  </w:num>
+  <w:num w:numId="75" w16cid:durableId="2057659452">
+    <w:abstractNumId w:val="50"/>
+    <w:lvlOverride w:ilvl="0">
+      <w:startOverride w:val="1"/>
+    </w:lvlOverride>
+    <w:lvlOverride w:ilvl="1">
+      <w:startOverride w:val="1"/>
+    </w:lvlOverride>
+    <w:lvlOverride w:ilvl="2">
+      <w:startOverride w:val="1"/>
+    </w:lvlOverride>
+    <w:lvlOverride w:ilvl="3">
+      <w:startOverride w:val="1"/>
+    </w:lvlOverride>
+    <w:lvlOverride w:ilvl="4">
+      <w:startOverride w:val="1"/>
+    </w:lvlOverride>
+    <w:lvlOverride w:ilvl="5">
+      <w:startOverride w:val="1"/>
+    </w:lvlOverride>
+    <w:lvlOverride w:ilvl="6">
+      <w:startOverride w:val="1"/>
+    </w:lvlOverride>
+    <w:lvlOverride w:ilvl="7">
+      <w:startOverride w:val="1"/>
+    </w:lvlOverride>
+    <w:lvlOverride w:ilvl="8">
+      <w:startOverride w:val="1"/>
+    </w:lvlOverride>
+  </w:num>
+  <w:num w:numId="76" w16cid:durableId="1560819934">
+    <w:abstractNumId w:val="31"/>
+  </w:num>
   <w:numIdMacAtCleanup w:val="64"/>
 </w:numbering>
+</file>
+
+<file path=word/people.xml><?xml version="1.0" encoding="utf-8"?>
+<w15:people xmlns:wpc="http://schemas.microsoft.com/office/word/2010/wordprocessingCanvas" xmlns:cx="http://schemas.microsoft.com/office/drawing/2014/chartex" xmlns:cx1="http://schemas.microsoft.com/office/drawing/2015/9/8/chartex" xmlns:cx2="http://schemas.microsoft.com/office/drawing/2015/10/21/chartex" xmlns:cx3="http://schemas.microsoft.com/office/drawing/2016/5/9/chartex" xmlns:cx4="http://schemas.microsoft.com/office/drawing/2016/5/10/chartex" xmlns:cx5="http://schemas.microsoft.com/office/drawing/2016/5/11/chartex" xmlns:cx6="http://schemas.microsoft.com/office/drawing/2016/5/12/chartex" xmlns:cx7="http://schemas.microsoft.com/office/drawing/2016/5/13/chartex" xmlns:cx8="http://schemas.microsoft.com/office/drawing/2016/5/14/chartex" xmlns:mc="http://schemas.openxmlformats.org/markup-compatibility/2006" xmlns:aink="http://schemas.microsoft.com/office/drawing/2016/ink" xmlns:am3d="http://schemas.microsoft.com/office/drawing/2017/model3d" xmlns:o="urn:schemas-microsoft-com:office:office" xmlns:oel="http://schemas.microsoft.com/office/2019/extlst" xmlns:r="http://schemas.openxmlformats.org/officeDocument/2006/relationships" xmlns:m="http://schemas.openxmlformats.org/officeDocument/2006/math" xmlns:v="urn:schemas-microsoft-com:vml" xmlns:wp14="http://schemas.microsoft.com/office/word/2010/wordprocessingDrawing" xmlns:wp="http://schemas.openxmlformats.org/drawingml/2006/wordprocessingDrawing" xmlns:w10="urn:schemas-microsoft-com:office:word" xmlns:w="http://schemas.openxmlformats.org/wordprocessingml/2006/main" xmlns:w14="http://schemas.microsoft.com/office/word/2010/wordml" xmlns:w15="http://schemas.microsoft.com/office/word/2012/wordml" xmlns:w16cex="http://schemas.microsoft.com/office/word/2018/wordml/cex" xmlns:w16cid="http://schemas.microsoft.com/office/word/2016/wordml/cid" xmlns:w16="http://schemas.microsoft.com/office/word/2018/wordml" xmlns:w16sdtdh="http://schemas.microsoft.com/office/word/2020/wordml/sdtdatahash" xmlns:w16se="http://schemas.microsoft.com/office/word/2015/wordml/symex" xmlns:wpg="http://schemas.microsoft.com/office/word/2010/wordprocessingGroup" xmlns:wpi="http://schemas.microsoft.com/office/word/2010/wordprocessingInk" xmlns:wne="http://schemas.microsoft.com/office/word/2006/wordml" xmlns:wps="http://schemas.microsoft.com/office/word/2010/wordprocessingShape" mc:Ignorable="w14 w15 w16se w16cid w16 w16cex w16sdtdh wp14">
+  <w15:person w15:author="郁敏 許">
+    <w15:presenceInfo w15:providerId="Windows Live" w15:userId="5aa517eba68fbe1e"/>
+  </w15:person>
+</w15:people>
 </file>
 
 <file path=word/styles.xml><?xml version="1.0" encoding="utf-8"?>
@@ -10025,12 +10380,12 @@
     <w:lsdException w:name="toc 1" w:locked="1" w:uiPriority="39"/>
     <w:lsdException w:name="toc 2" w:locked="1" w:uiPriority="39"/>
     <w:lsdException w:name="toc 3" w:locked="1" w:uiPriority="39"/>
-    <w:lsdException w:name="toc 4" w:locked="1" w:uiPriority="0"/>
-    <w:lsdException w:name="toc 5" w:locked="1" w:uiPriority="0"/>
-    <w:lsdException w:name="toc 6" w:locked="1" w:uiPriority="0"/>
-    <w:lsdException w:name="toc 7" w:locked="1" w:uiPriority="0"/>
-    <w:lsdException w:name="toc 8" w:locked="1" w:uiPriority="0"/>
-    <w:lsdException w:name="toc 9" w:locked="1" w:uiPriority="0"/>
+    <w:lsdException w:name="toc 4" w:locked="1" w:uiPriority="39"/>
+    <w:lsdException w:name="toc 5" w:locked="1" w:uiPriority="39"/>
+    <w:lsdException w:name="toc 6" w:locked="1" w:uiPriority="39"/>
+    <w:lsdException w:name="toc 7" w:locked="1" w:uiPriority="39"/>
+    <w:lsdException w:name="toc 8" w:locked="1" w:uiPriority="39"/>
+    <w:lsdException w:name="toc 9" w:locked="1" w:uiPriority="39"/>
     <w:lsdException w:name="Normal Indent" w:semiHidden="1" w:unhideWhenUsed="1"/>
     <w:lsdException w:name="footnote text" w:semiHidden="1" w:unhideWhenUsed="1"/>
     <w:lsdException w:name="annotation text" w:semiHidden="1" w:uiPriority="0" w:unhideWhenUsed="1"/>
@@ -13048,13 +13403,13 @@
     <w:uiPriority w:val="39"/>
     <w:unhideWhenUsed/>
     <w:locked/>
-    <w:rsid w:val="001D5033"/>
+    <w:rsid w:val="002A0631"/>
     <w:pPr>
       <w:widowControl/>
       <w:spacing w:after="100" w:line="259" w:lineRule="auto"/>
     </w:pPr>
     <w:rPr>
-      <w:rFonts w:asciiTheme="minorHAnsi" w:eastAsiaTheme="minorEastAsia" w:hAnsiTheme="minorHAnsi"/>
+      <w:rFonts w:asciiTheme="minorHAnsi" w:eastAsia="標楷體" w:hAnsiTheme="minorHAnsi"/>
       <w:kern w:val="0"/>
       <w:sz w:val="22"/>
       <w:szCs w:val="22"/>
@@ -13079,6 +13434,114 @@
       <w:kern w:val="0"/>
       <w:sz w:val="22"/>
       <w:szCs w:val="22"/>
+    </w:rPr>
+  </w:style>
+  <w:style w:type="paragraph" w:styleId="4">
+    <w:name w:val="toc 4"/>
+    <w:basedOn w:val="a"/>
+    <w:next w:val="a"/>
+    <w:autoRedefine/>
+    <w:uiPriority w:val="39"/>
+    <w:unhideWhenUsed/>
+    <w:locked/>
+    <w:rsid w:val="00270163"/>
+    <w:pPr>
+      <w:spacing w:after="160" w:line="278" w:lineRule="auto"/>
+      <w:ind w:leftChars="600" w:left="1440"/>
+    </w:pPr>
+    <w:rPr>
+      <w:rFonts w:asciiTheme="minorHAnsi" w:eastAsiaTheme="minorEastAsia" w:hAnsiTheme="minorHAnsi" w:cstheme="minorBidi"/>
+      <w14:ligatures w14:val="standardContextual"/>
+    </w:rPr>
+  </w:style>
+  <w:style w:type="paragraph" w:styleId="5">
+    <w:name w:val="toc 5"/>
+    <w:basedOn w:val="a"/>
+    <w:next w:val="a"/>
+    <w:autoRedefine/>
+    <w:uiPriority w:val="39"/>
+    <w:unhideWhenUsed/>
+    <w:locked/>
+    <w:rsid w:val="00270163"/>
+    <w:pPr>
+      <w:spacing w:after="160" w:line="278" w:lineRule="auto"/>
+      <w:ind w:leftChars="800" w:left="1920"/>
+    </w:pPr>
+    <w:rPr>
+      <w:rFonts w:asciiTheme="minorHAnsi" w:eastAsiaTheme="minorEastAsia" w:hAnsiTheme="minorHAnsi" w:cstheme="minorBidi"/>
+      <w14:ligatures w14:val="standardContextual"/>
+    </w:rPr>
+  </w:style>
+  <w:style w:type="paragraph" w:styleId="6">
+    <w:name w:val="toc 6"/>
+    <w:basedOn w:val="a"/>
+    <w:next w:val="a"/>
+    <w:autoRedefine/>
+    <w:uiPriority w:val="39"/>
+    <w:unhideWhenUsed/>
+    <w:locked/>
+    <w:rsid w:val="00270163"/>
+    <w:pPr>
+      <w:spacing w:after="160" w:line="278" w:lineRule="auto"/>
+      <w:ind w:leftChars="1000" w:left="2400"/>
+    </w:pPr>
+    <w:rPr>
+      <w:rFonts w:asciiTheme="minorHAnsi" w:eastAsiaTheme="minorEastAsia" w:hAnsiTheme="minorHAnsi" w:cstheme="minorBidi"/>
+      <w14:ligatures w14:val="standardContextual"/>
+    </w:rPr>
+  </w:style>
+  <w:style w:type="paragraph" w:styleId="7">
+    <w:name w:val="toc 7"/>
+    <w:basedOn w:val="a"/>
+    <w:next w:val="a"/>
+    <w:autoRedefine/>
+    <w:uiPriority w:val="39"/>
+    <w:unhideWhenUsed/>
+    <w:locked/>
+    <w:rsid w:val="00270163"/>
+    <w:pPr>
+      <w:spacing w:after="160" w:line="278" w:lineRule="auto"/>
+      <w:ind w:leftChars="1200" w:left="2880"/>
+    </w:pPr>
+    <w:rPr>
+      <w:rFonts w:asciiTheme="minorHAnsi" w:eastAsiaTheme="minorEastAsia" w:hAnsiTheme="minorHAnsi" w:cstheme="minorBidi"/>
+      <w14:ligatures w14:val="standardContextual"/>
+    </w:rPr>
+  </w:style>
+  <w:style w:type="paragraph" w:styleId="8">
+    <w:name w:val="toc 8"/>
+    <w:basedOn w:val="a"/>
+    <w:next w:val="a"/>
+    <w:autoRedefine/>
+    <w:uiPriority w:val="39"/>
+    <w:unhideWhenUsed/>
+    <w:locked/>
+    <w:rsid w:val="00270163"/>
+    <w:pPr>
+      <w:spacing w:after="160" w:line="278" w:lineRule="auto"/>
+      <w:ind w:leftChars="1400" w:left="3360"/>
+    </w:pPr>
+    <w:rPr>
+      <w:rFonts w:asciiTheme="minorHAnsi" w:eastAsiaTheme="minorEastAsia" w:hAnsiTheme="minorHAnsi" w:cstheme="minorBidi"/>
+      <w14:ligatures w14:val="standardContextual"/>
+    </w:rPr>
+  </w:style>
+  <w:style w:type="paragraph" w:styleId="9">
+    <w:name w:val="toc 9"/>
+    <w:basedOn w:val="a"/>
+    <w:next w:val="a"/>
+    <w:autoRedefine/>
+    <w:uiPriority w:val="39"/>
+    <w:unhideWhenUsed/>
+    <w:locked/>
+    <w:rsid w:val="00270163"/>
+    <w:pPr>
+      <w:spacing w:after="160" w:line="278" w:lineRule="auto"/>
+      <w:ind w:leftChars="1600" w:left="3840"/>
+    </w:pPr>
+    <w:rPr>
+      <w:rFonts w:asciiTheme="minorHAnsi" w:eastAsiaTheme="minorEastAsia" w:hAnsiTheme="minorHAnsi" w:cstheme="minorBidi"/>
+      <w14:ligatures w14:val="standardContextual"/>
     </w:rPr>
   </w:style>
 </w:styles>
